--- a/docs/FinGame-Документация.docx
+++ b/docs/FinGame-Документация.docx
@@ -2367,7 +2367,106 @@
         <w:pStyle w:val="FirstParagraph"/>
       </w:pPr>
       <w:r>
-        <w:t xml:space="preserve">Флейворов (productFlavors) в проекте нет. Есть два типа сборки:</w:t>
+        <w:t xml:space="preserve">Флейворов (productFlavors) в проекте нет. В</w:t>
+      </w:r>
+      <w:r>
+        <w:t xml:space="preserve"> </w:t>
+      </w:r>
+      <w:r>
+        <w:rPr>
+          <w:rStyle w:val="VerbatimChar"/>
+        </w:rPr>
+        <w:t xml:space="preserve">app/build.gradle.kts</w:t>
+      </w:r>
+      <w:r>
+        <w:t xml:space="preserve"> </w:t>
+      </w:r>
+      <w:r>
+        <w:t xml:space="preserve">объявлены три типа сборки:</w:t>
+      </w:r>
+      <w:r>
+        <w:t xml:space="preserve"> </w:t>
+      </w:r>
+      <w:r>
+        <w:rPr>
+          <w:rStyle w:val="VerbatimChar"/>
+        </w:rPr>
+        <w:t xml:space="preserve">debug</w:t>
+      </w:r>
+      <w:r>
+        <w:t xml:space="preserve"> </w:t>
+      </w:r>
+      <w:r>
+        <w:t xml:space="preserve">и</w:t>
+      </w:r>
+      <w:r>
+        <w:t xml:space="preserve"> </w:t>
+      </w:r>
+      <w:r>
+        <w:rPr>
+          <w:rStyle w:val="VerbatimChar"/>
+        </w:rPr>
+        <w:t xml:space="preserve">release</w:t>
+      </w:r>
+      <w:r>
+        <w:t xml:space="preserve"> </w:t>
+      </w:r>
+      <w:r>
+        <w:t xml:space="preserve">— обычные типы AGP,</w:t>
+      </w:r>
+      <w:r>
+        <w:t xml:space="preserve"> </w:t>
+      </w:r>
+      <w:r>
+        <w:rPr>
+          <w:rStyle w:val="VerbatimChar"/>
+        </w:rPr>
+        <w:t xml:space="preserve">releaseDebuggable</w:t>
+      </w:r>
+      <w:r>
+        <w:t xml:space="preserve"> </w:t>
+      </w:r>
+      <w:r>
+        <w:t xml:space="preserve">— третий, добавленный отдельно</w:t>
+      </w:r>
+      <w:r>
+        <w:t xml:space="preserve"> </w:t>
+      </w:r>
+      <w:r>
+        <w:t xml:space="preserve">(</w:t>
+      </w:r>
+      <w:r>
+        <w:rPr>
+          <w:rStyle w:val="VerbatimChar"/>
+        </w:rPr>
+        <w:t xml:space="preserve">create("releaseDebuggable") { initWith(getByName("release")); isDebuggable = true; signingConfig = signingConfigs.getByName("debug") }</w:t>
+      </w:r>
+      <w:r>
+        <w:t xml:space="preserve">) специально для тестирования на устройстве</w:t>
+      </w:r>
+      <w:r>
+        <w:t xml:space="preserve"> </w:t>
+      </w:r>
+      <w:r>
+        <w:t xml:space="preserve">поведения release-сборки (минификация,</w:t>
+      </w:r>
+      <w:r>
+        <w:t xml:space="preserve"> </w:t>
+      </w:r>
+      <w:r>
+        <w:rPr>
+          <w:rStyle w:val="VerbatimChar"/>
+        </w:rPr>
+        <w:t xml:space="preserve">DEMO_MODE</w:t>
+      </w:r>
+      <w:r>
+        <w:t xml:space="preserve">) с возможностью подключить отладчик/логи и без</w:t>
+      </w:r>
+      <w:r>
+        <w:t xml:space="preserve"> </w:t>
+      </w:r>
+      <w:r>
+        <w:t xml:space="preserve">переустановки поверх debug.</w:t>
       </w:r>
     </w:p>
     <w:tbl>
@@ -2377,9 +2476,10 @@
         <w:tblLook w:firstRow="1" w:lastRow="0" w:firstColumn="0" w:lastColumn="0" w:noHBand="0" w:noVBand="0" w:val="0020"/>
       </w:tblPr>
       <w:tblGrid>
-        <w:gridCol w:w="2640"/>
-        <w:gridCol w:w="2640"/>
-        <w:gridCol w:w="2640"/>
+        <w:gridCol w:w="1980"/>
+        <w:gridCol w:w="1980"/>
+        <w:gridCol w:w="1980"/>
+        <w:gridCol w:w="1980"/>
       </w:tblGrid>
       <w:tr>
         <w:trPr>
@@ -2418,6 +2518,93 @@
             </w:r>
           </w:p>
         </w:tc>
+        <w:tc>
+          <w:tcPr/>
+          <w:p>
+            <w:pPr>
+              <w:pStyle w:val="Compact"/>
+            </w:pPr>
+            <w:r>
+              <w:t xml:space="preserve">releaseDebuggable</w:t>
+            </w:r>
+          </w:p>
+        </w:tc>
+      </w:tr>
+      <w:tr>
+        <w:tc>
+          <w:tcPr/>
+          <w:p>
+            <w:pPr>
+              <w:pStyle w:val="Compact"/>
+            </w:pPr>
+            <w:r>
+              <w:rPr>
+                <w:rStyle w:val="VerbatimChar"/>
+              </w:rPr>
+              <w:t xml:space="preserve">isDebuggable</w:t>
+            </w:r>
+          </w:p>
+        </w:tc>
+        <w:tc>
+          <w:tcPr/>
+          <w:p>
+            <w:pPr>
+              <w:pStyle w:val="Compact"/>
+            </w:pPr>
+            <w:r>
+              <w:rPr>
+                <w:rStyle w:val="VerbatimChar"/>
+              </w:rPr>
+              <w:t xml:space="preserve">true</w:t>
+            </w:r>
+          </w:p>
+        </w:tc>
+        <w:tc>
+          <w:tcPr/>
+          <w:p>
+            <w:pPr>
+              <w:pStyle w:val="Compact"/>
+            </w:pPr>
+            <w:r>
+              <w:rPr>
+                <w:rStyle w:val="VerbatimChar"/>
+              </w:rPr>
+              <w:t xml:space="preserve">false</w:t>
+            </w:r>
+          </w:p>
+        </w:tc>
+        <w:tc>
+          <w:tcPr/>
+          <w:p>
+            <w:pPr>
+              <w:pStyle w:val="Compact"/>
+            </w:pPr>
+            <w:r>
+              <w:rPr>
+                <w:rStyle w:val="VerbatimChar"/>
+              </w:rPr>
+              <w:t xml:space="preserve">true</w:t>
+            </w:r>
+            <w:r>
+              <w:t xml:space="preserve"> </w:t>
+            </w:r>
+            <w:r>
+              <w:t xml:space="preserve">(</w:t>
+            </w:r>
+            <w:r>
+              <w:rPr>
+                <w:rStyle w:val="VerbatimChar"/>
+              </w:rPr>
+              <w:t xml:space="preserve">initWith(release)</w:t>
+            </w:r>
+            <w:r>
+              <w:t xml:space="preserve"> </w:t>
+            </w:r>
+            <w:r>
+              <w:t xml:space="preserve">+ переопределение)</w:t>
+            </w:r>
+          </w:p>
+        </w:tc>
       </w:tr>
       <w:tr>
         <w:tc>
@@ -2462,16 +2649,39 @@
             </w:r>
           </w:p>
         </w:tc>
-      </w:tr>
-      <w:tr>
-        <w:tc>
-          <w:tcPr/>
-          <w:p>
-            <w:pPr>
-              <w:pStyle w:val="Compact"/>
-            </w:pPr>
-            <w:r>
-              <w:t xml:space="preserve">Кнопка «Вперёд на 12 часов»</w:t>
+        <w:tc>
+          <w:tcPr/>
+          <w:p>
+            <w:pPr>
+              <w:pStyle w:val="Compact"/>
+            </w:pPr>
+            <w:r>
+              <w:rPr>
+                <w:rStyle w:val="VerbatimChar"/>
+              </w:rPr>
+              <w:t xml:space="preserve">false</w:t>
+            </w:r>
+          </w:p>
+        </w:tc>
+      </w:tr>
+      <w:tr>
+        <w:tc>
+          <w:tcPr/>
+          <w:p>
+            <w:pPr>
+              <w:pStyle w:val="Compact"/>
+            </w:pPr>
+            <w:r>
+              <w:t xml:space="preserve">Кнопка «Вперёд на 12 часов» (</w:t>
+            </w:r>
+            <w:r>
+              <w:rPr>
+                <w:rStyle w:val="VerbatimChar"/>
+              </w:rPr>
+              <w:t xml:space="preserve">DemoMode.ENABLED</w:t>
+            </w:r>
+            <w:r>
+              <w:t xml:space="preserve">)</w:t>
             </w:r>
           </w:p>
         </w:tc>
@@ -2497,6 +2707,29 @@
             </w:r>
           </w:p>
         </w:tc>
+        <w:tc>
+          <w:tcPr/>
+          <w:p>
+            <w:pPr>
+              <w:pStyle w:val="Compact"/>
+            </w:pPr>
+            <w:r>
+              <w:t xml:space="preserve">нет (пока не переопределено</w:t>
+            </w:r>
+            <w:r>
+              <w:t xml:space="preserve"> </w:t>
+            </w:r>
+            <w:r>
+              <w:rPr>
+                <w:rStyle w:val="VerbatimChar"/>
+              </w:rPr>
+              <w:t xml:space="preserve">-Pfingame.demoMode=true</w:t>
+            </w:r>
+            <w:r>
+              <w:t xml:space="preserve">)</w:t>
+            </w:r>
+          </w:p>
+        </w:tc>
       </w:tr>
       <w:tr>
         <w:tc>
@@ -2541,6 +2774,29 @@
             </w:r>
           </w:p>
         </w:tc>
+        <w:tc>
+          <w:tcPr/>
+          <w:p>
+            <w:pPr>
+              <w:pStyle w:val="Compact"/>
+            </w:pPr>
+            <w:r>
+              <w:t xml:space="preserve">отключена (наследуется от</w:t>
+            </w:r>
+            <w:r>
+              <w:t xml:space="preserve"> </w:t>
+            </w:r>
+            <w:r>
+              <w:rPr>
+                <w:rStyle w:val="VerbatimChar"/>
+              </w:rPr>
+              <w:t xml:space="preserve">release</w:t>
+            </w:r>
+            <w:r>
+              <w:t xml:space="preserve">)</w:t>
+            </w:r>
+          </w:p>
+        </w:tc>
       </w:tr>
       <w:tr>
         <w:tc>
@@ -2561,7 +2817,19 @@
               <w:pStyle w:val="Compact"/>
             </w:pPr>
             <w:r>
-              <w:t xml:space="preserve">отладочный ключ Android SDK</w:t>
+              <w:t xml:space="preserve">отладочный ключ Android SDK (</w:t>
+            </w:r>
+            <w:r>
+              <w:rPr>
+                <w:rStyle w:val="VerbatimChar"/>
+              </w:rPr>
+              <w:t xml:space="preserve">signingConfig</w:t>
+            </w:r>
+            <w:r>
+              <w:t xml:space="preserve"> </w:t>
+            </w:r>
+            <w:r>
+              <w:t xml:space="preserve">по умолчанию)</w:t>
             </w:r>
           </w:p>
         </w:tc>
@@ -2584,7 +2852,27 @@
               <w:t xml:space="preserve"> </w:t>
             </w:r>
             <w:r>
-              <w:t xml:space="preserve">отсутствует), APK подписывается вручную</w:t>
+              <w:t xml:space="preserve">отсутствует), APK неподписанный</w:t>
+            </w:r>
+          </w:p>
+        </w:tc>
+        <w:tc>
+          <w:tcPr/>
+          <w:p>
+            <w:pPr>
+              <w:pStyle w:val="Compact"/>
+            </w:pPr>
+            <w:r>
+              <w:t xml:space="preserve">отладочный ключ Android SDK (</w:t>
+            </w:r>
+            <w:r>
+              <w:rPr>
+                <w:rStyle w:val="VerbatimChar"/>
+              </w:rPr>
+              <w:t xml:space="preserve">signingConfig = signingConfigs.getByName("debug")</w:t>
+            </w:r>
+            <w:r>
+              <w:t xml:space="preserve">, задан явно)</w:t>
             </w:r>
           </w:p>
         </w:tc>
@@ -2626,6 +2914,75 @@
                 <w:rStyle w:val="VerbatimChar"/>
               </w:rPr>
               <w:t xml:space="preserve">app/build/outputs/apk/release/app-release-unsigned.apk</w:t>
+            </w:r>
+          </w:p>
+        </w:tc>
+        <w:tc>
+          <w:tcPr/>
+          <w:p>
+            <w:pPr>
+              <w:pStyle w:val="Compact"/>
+            </w:pPr>
+            <w:r>
+              <w:rPr>
+                <w:rStyle w:val="VerbatimChar"/>
+              </w:rPr>
+              <w:t xml:space="preserve">app/build/outputs/apk/releaseDebuggable/app-releaseDebuggable.apk</w:t>
+            </w:r>
+          </w:p>
+        </w:tc>
+      </w:tr>
+      <w:tr>
+        <w:tc>
+          <w:tcPr/>
+          <w:p>
+            <w:pPr>
+              <w:pStyle w:val="Compact"/>
+            </w:pPr>
+            <w:r>
+              <w:t xml:space="preserve">Команда</w:t>
+            </w:r>
+          </w:p>
+        </w:tc>
+        <w:tc>
+          <w:tcPr/>
+          <w:p>
+            <w:pPr>
+              <w:pStyle w:val="Compact"/>
+            </w:pPr>
+            <w:r>
+              <w:rPr>
+                <w:rStyle w:val="VerbatimChar"/>
+              </w:rPr>
+              <w:t xml:space="preserve">./gradlew :app:assembleDebug</w:t>
+            </w:r>
+          </w:p>
+        </w:tc>
+        <w:tc>
+          <w:tcPr/>
+          <w:p>
+            <w:pPr>
+              <w:pStyle w:val="Compact"/>
+            </w:pPr>
+            <w:r>
+              <w:rPr>
+                <w:rStyle w:val="VerbatimChar"/>
+              </w:rPr>
+              <w:t xml:space="preserve">./gradlew :app:assembleRelease</w:t>
+            </w:r>
+          </w:p>
+        </w:tc>
+        <w:tc>
+          <w:tcPr/>
+          <w:p>
+            <w:pPr>
+              <w:pStyle w:val="Compact"/>
+            </w:pPr>
+            <w:r>
+              <w:rPr>
+                <w:rStyle w:val="VerbatimChar"/>
+              </w:rPr>
+              <w:t xml:space="preserve">./gradlew :app:assembleReleaseDebuggable</w:t>
             </w:r>
           </w:p>
         </w:tc>
@@ -2636,7 +2993,94 @@
         <w:pStyle w:val="BodyText"/>
       </w:pPr>
       <w:r>
-        <w:t xml:space="preserve">Демо-режим можно переопределить для любого типа сборки без правки файлов:</w:t>
+        <w:rPr>
+          <w:rStyle w:val="VerbatimChar"/>
+        </w:rPr>
+        <w:t xml:space="preserve">BuildConfig.DEMO_MODE</w:t>
+      </w:r>
+      <w:r>
+        <w:t xml:space="preserve"> </w:t>
+      </w:r>
+      <w:r>
+        <w:t xml:space="preserve">в каждом типе берётся из</w:t>
+      </w:r>
+      <w:r>
+        <w:t xml:space="preserve"> </w:t>
+      </w:r>
+      <w:r>
+        <w:rPr>
+          <w:rStyle w:val="VerbatimChar"/>
+        </w:rPr>
+        <w:t xml:space="preserve">demoModeOverride</w:t>
+      </w:r>
+      <w:r>
+        <w:t xml:space="preserve"> </w:t>
+      </w:r>
+      <w:r>
+        <w:t xml:space="preserve">— значения gradle-свойства</w:t>
+      </w:r>
+      <w:r>
+        <w:t xml:space="preserve"> </w:t>
+      </w:r>
+      <w:r>
+        <w:rPr>
+          <w:rStyle w:val="VerbatimChar"/>
+        </w:rPr>
+        <w:t xml:space="preserve">fingame.demoMode</w:t>
+      </w:r>
+      <w:r>
+        <w:t xml:space="preserve"> </w:t>
+      </w:r>
+      <w:r>
+        <w:t xml:space="preserve">(</w:t>
+      </w:r>
+      <w:r>
+        <w:rPr>
+          <w:rStyle w:val="VerbatimChar"/>
+        </w:rPr>
+        <w:t xml:space="preserve">providers.gradleProperty("fingame.demoMode")</w:t>
+      </w:r>
+      <w:r>
+        <w:t xml:space="preserve">), если оно задано, иначе из</w:t>
+      </w:r>
+      <w:r>
+        <w:t xml:space="preserve"> </w:t>
+      </w:r>
+      <w:r>
+        <w:t xml:space="preserve">значения по умолчанию для этого типа сборки (</w:t>
+      </w:r>
+      <w:r>
+        <w:rPr>
+          <w:rStyle w:val="VerbatimChar"/>
+        </w:rPr>
+        <w:t xml:space="preserve">true</w:t>
+      </w:r>
+      <w:r>
+        <w:t xml:space="preserve"> </w:t>
+      </w:r>
+      <w:r>
+        <w:t xml:space="preserve">для debug,</w:t>
+      </w:r>
+      <w:r>
+        <w:t xml:space="preserve"> </w:t>
+      </w:r>
+      <w:r>
+        <w:rPr>
+          <w:rStyle w:val="VerbatimChar"/>
+        </w:rPr>
+        <w:t xml:space="preserve">false</w:t>
+      </w:r>
+      <w:r>
+        <w:t xml:space="preserve"> </w:t>
+      </w:r>
+      <w:r>
+        <w:t xml:space="preserve">для release и</w:t>
+      </w:r>
+      <w:r>
+        <w:t xml:space="preserve"> </w:t>
+      </w:r>
+      <w:r>
+        <w:t xml:space="preserve">releaseDebuggable). Свойство переопределяет демо-режим для любого типа без правки файлов:</w:t>
       </w:r>
       <w:r>
         <w:t xml:space="preserve"> </w:t>
@@ -2657,7 +3101,307 @@
         <w:t xml:space="preserve"> </w:t>
       </w:r>
       <w:r>
-        <w:t xml:space="preserve">времени (удобно для показа жюри).</w:t>
+        <w:t xml:space="preserve">времени (удобно для показа жюри),</w:t>
+      </w:r>
+      <w:r>
+        <w:t xml:space="preserve"> </w:t>
+      </w:r>
+      <w:r>
+        <w:rPr>
+          <w:rStyle w:val="VerbatimChar"/>
+        </w:rPr>
+        <w:t xml:space="preserve">./gradlew :app:assembleDebug -Pfingame.demoMode=false</w:t>
+      </w:r>
+      <w:r>
+        <w:t xml:space="preserve"> </w:t>
+      </w:r>
+      <w:r>
+        <w:t xml:space="preserve">—</w:t>
+      </w:r>
+      <w:r>
+        <w:t xml:space="preserve"> </w:t>
+      </w:r>
+      <w:r>
+        <w:t xml:space="preserve">отладочная сборка без демо-кнопки.</w:t>
+      </w:r>
+    </w:p>
+    <w:p>
+      <w:pPr>
+        <w:pStyle w:val="BodyText"/>
+      </w:pPr>
+      <w:r>
+        <w:rPr>
+          <w:rStyle w:val="VerbatimChar"/>
+        </w:rPr>
+        <w:t xml:space="preserve">app-release-unsigned.apk</w:t>
+      </w:r>
+      <w:r>
+        <w:t xml:space="preserve"> </w:t>
+      </w:r>
+      <w:r>
+        <w:t xml:space="preserve">не устанавливается через</w:t>
+      </w:r>
+      <w:r>
+        <w:t xml:space="preserve"> </w:t>
+      </w:r>
+      <w:r>
+        <w:rPr>
+          <w:rStyle w:val="VerbatimChar"/>
+        </w:rPr>
+        <w:t xml:space="preserve">adb install</w:t>
+      </w:r>
+      <w:r>
+        <w:t xml:space="preserve"> </w:t>
+      </w:r>
+      <w:r>
+        <w:t xml:space="preserve">без подписи (см. шаг 2.3);</w:t>
+      </w:r>
+      <w:r>
+        <w:t xml:space="preserve"> </w:t>
+      </w:r>
+      <w:r>
+        <w:rPr>
+          <w:rStyle w:val="VerbatimChar"/>
+        </w:rPr>
+        <w:t xml:space="preserve">app-debug.apk</w:t>
+      </w:r>
+      <w:r>
+        <w:t xml:space="preserve"> </w:t>
+      </w:r>
+      <w:r>
+        <w:t xml:space="preserve">и</w:t>
+      </w:r>
+      <w:r>
+        <w:t xml:space="preserve"> </w:t>
+      </w:r>
+      <w:r>
+        <w:rPr>
+          <w:rStyle w:val="VerbatimChar"/>
+        </w:rPr>
+        <w:t xml:space="preserve">app-releaseDebuggable.apk</w:t>
+      </w:r>
+      <w:r>
+        <w:t xml:space="preserve"> </w:t>
+      </w:r>
+      <w:r>
+        <w:t xml:space="preserve">подписаны отладочным ключом и ставятся сразу — но</w:t>
+      </w:r>
+      <w:r>
+        <w:t xml:space="preserve"> </w:t>
+      </w:r>
+      <w:r>
+        <w:t xml:space="preserve">между собой они несовместимы с</w:t>
+      </w:r>
+      <w:r>
+        <w:t xml:space="preserve"> </w:t>
+      </w:r>
+      <w:r>
+        <w:rPr>
+          <w:rStyle w:val="VerbatimChar"/>
+        </w:rPr>
+        <w:t xml:space="preserve">app-release-*.apk</w:t>
+      </w:r>
+      <w:r>
+        <w:t xml:space="preserve">, подписанным релизным ключом (Android не даст</w:t>
+      </w:r>
+      <w:r>
+        <w:t xml:space="preserve"> </w:t>
+      </w:r>
+      <w:r>
+        <w:t xml:space="preserve">обновить одну сборку другой при разных подписях, только переустановку, см. предупреждение в 2.3).</w:t>
+      </w:r>
+    </w:p>
+    <w:p>
+      <w:pPr>
+        <w:pStyle w:val="BodyText"/>
+      </w:pPr>
+      <w:r>
+        <w:rPr>
+          <w:b/>
+          <w:bCs/>
+        </w:rPr>
+        <w:t xml:space="preserve">[TODO ревьюер: в системе квестов (ветка</w:t>
+      </w:r>
+      <w:r>
+        <w:rPr>
+          <w:b/>
+          <w:bCs/>
+        </w:rPr>
+        <w:t xml:space="preserve"> </w:t>
+      </w:r>
+      <w:r>
+        <w:rPr>
+          <w:rStyle w:val="VerbatimChar"/>
+          <w:b/>
+          <w:bCs/>
+        </w:rPr>
+        <w:t xml:space="preserve">stef-quests</w:t>
+      </w:r>
+      <w:r>
+        <w:rPr>
+          <w:b/>
+          <w:bCs/>
+        </w:rPr>
+        <w:t xml:space="preserve">, ещё не слита в</w:t>
+      </w:r>
+      <w:r>
+        <w:rPr>
+          <w:b/>
+          <w:bCs/>
+        </w:rPr>
+        <w:t xml:space="preserve"> </w:t>
+      </w:r>
+      <w:r>
+        <w:rPr>
+          <w:rStyle w:val="VerbatimChar"/>
+          <w:b/>
+          <w:bCs/>
+        </w:rPr>
+        <w:t xml:space="preserve">main</w:t>
+      </w:r>
+      <w:r>
+        <w:rPr>
+          <w:b/>
+          <w:bCs/>
+        </w:rPr>
+        <w:t xml:space="preserve">) вводится правило —</w:t>
+      </w:r>
+      <w:r>
+        <w:rPr>
+          <w:b/>
+          <w:bCs/>
+        </w:rPr>
+        <w:t xml:space="preserve"> </w:t>
+      </w:r>
+      <w:r>
+        <w:rPr>
+          <w:b/>
+          <w:bCs/>
+        </w:rPr>
+        <w:t xml:space="preserve">в отладочных сборках (</w:t>
+      </w:r>
+      <w:r>
+        <w:rPr>
+          <w:rStyle w:val="VerbatimChar"/>
+          <w:b/>
+          <w:bCs/>
+        </w:rPr>
+        <w:t xml:space="preserve">BuildConfig.DEBUG == true</w:t>
+      </w:r>
+      <w:r>
+        <w:rPr>
+          <w:b/>
+          <w:bCs/>
+        </w:rPr>
+        <w:t xml:space="preserve">, т.е. debug и releaseDebuggable) кулдауны между</w:t>
+      </w:r>
+      <w:r>
+        <w:rPr>
+          <w:b/>
+          <w:bCs/>
+        </w:rPr>
+        <w:t xml:space="preserve"> </w:t>
+      </w:r>
+      <w:r>
+        <w:rPr>
+          <w:b/>
+          <w:bCs/>
+        </w:rPr>
+        <w:t xml:space="preserve">квестами и паузы между их этапами отключены, чтобы квесты можно было проверять без ожидания; в</w:t>
+      </w:r>
+      <w:r>
+        <w:rPr>
+          <w:b/>
+          <w:bCs/>
+        </w:rPr>
+        <w:t xml:space="preserve"> </w:t>
+      </w:r>
+      <w:r>
+        <w:rPr>
+          <w:b/>
+          <w:bCs/>
+        </w:rPr>
+        <w:t xml:space="preserve">release эти кулдауны и паузы действуют как задумано для игрока. В смёрженном на 28.09.2026</w:t>
+      </w:r>
+      <w:r>
+        <w:rPr>
+          <w:b/>
+          <w:bCs/>
+        </w:rPr>
+        <w:t xml:space="preserve"> </w:t>
+      </w:r>
+      <w:r>
+        <w:rPr>
+          <w:rStyle w:val="VerbatimChar"/>
+          <w:b/>
+          <w:bCs/>
+        </w:rPr>
+        <w:t xml:space="preserve">main</w:t>
+      </w:r>
+      <w:r>
+        <w:rPr>
+          <w:b/>
+          <w:bCs/>
+        </w:rPr>
+        <w:t xml:space="preserve"> </w:t>
+      </w:r>
+      <w:r>
+        <w:rPr>
+          <w:b/>
+          <w:bCs/>
+        </w:rPr>
+        <w:t xml:space="preserve">использований</w:t>
+      </w:r>
+      <w:r>
+        <w:rPr>
+          <w:b/>
+          <w:bCs/>
+        </w:rPr>
+        <w:t xml:space="preserve"> </w:t>
+      </w:r>
+      <w:r>
+        <w:rPr>
+          <w:rStyle w:val="VerbatimChar"/>
+          <w:b/>
+          <w:bCs/>
+        </w:rPr>
+        <w:t xml:space="preserve">BuildConfig.DEBUG</w:t>
+      </w:r>
+      <w:r>
+        <w:rPr>
+          <w:b/>
+          <w:bCs/>
+        </w:rPr>
+        <w:t xml:space="preserve"> </w:t>
+      </w:r>
+      <w:r>
+        <w:rPr>
+          <w:b/>
+          <w:bCs/>
+        </w:rPr>
+        <w:t xml:space="preserve">ещё нет — уточнить формулировку и место действия после слияния</w:t>
+      </w:r>
+      <w:r>
+        <w:rPr>
+          <w:b/>
+          <w:bCs/>
+        </w:rPr>
+        <w:t xml:space="preserve"> </w:t>
+      </w:r>
+      <w:r>
+        <w:rPr>
+          <w:rStyle w:val="VerbatimChar"/>
+          <w:b/>
+          <w:bCs/>
+        </w:rPr>
+        <w:t xml:space="preserve">stef-quests</w:t>
+      </w:r>
+      <w:r>
+        <w:rPr>
+          <w:b/>
+          <w:bCs/>
+        </w:rPr>
+        <w:t xml:space="preserve">.]</w:t>
       </w:r>
     </w:p>
     <w:bookmarkEnd w:id="14"/>

--- a/docs/FinGame-Документация.docx
+++ b/docs/FinGame-Документация.docx
@@ -551,7 +551,7 @@
         <w:pStyle w:val="FirstParagraph"/>
       </w:pPr>
       <w:r>
-        <w:t xml:space="preserve">Версия документа: 1.0 от 28.09.2026. Версия приложения: 1.0 (versionCode 1).</w:t>
+        <w:t xml:space="preserve">Версия документа: 1.1 от 28.09.2026. Версия приложения: 1.0 (versionCode 1).</w:t>
       </w:r>
       <w:r>
         <w:t xml:space="preserve"> </w:t>
@@ -581,19 +581,16 @@
         <w:rPr>
           <w:rStyle w:val="VerbatimChar"/>
         </w:rPr>
-        <w:t xml:space="preserve">7d5dd7f</w:t>
-      </w:r>
-      <w:r>
-        <w:t xml:space="preserve"> </w:t>
-      </w:r>
-      <w:r>
-        <w:t xml:space="preserve">плюс ветки, перечисленные в разделе 5:</w:t>
-      </w:r>
-      <w:r>
-        <w:t xml:space="preserve"> </w:t>
-      </w:r>
-      <w:r>
-        <w:t xml:space="preserve">PR #19 (</w:t>
+        <w:t xml:space="preserve">3173776</w:t>
+      </w:r>
+      <w:r>
+        <w:t xml:space="preserve"> </w:t>
+      </w:r>
+      <w:r>
+        <w:t xml:space="preserve">— включает слияние PR #19 (бывшая ветка</w:t>
+      </w:r>
+      <w:r>
+        <w:t xml:space="preserve"> </w:t>
       </w:r>
       <w:r>
         <w:rPr>
@@ -602,7 +599,28 @@
         <w:t xml:space="preserve">options</w:t>
       </w:r>
       <w:r>
-        <w:t xml:space="preserve">), PR #20 (</w:t>
+        <w:t xml:space="preserve">:</w:t>
+      </w:r>
+      <w:r>
+        <w:t xml:space="preserve"> </w:t>
+      </w:r>
+      <w:r>
+        <w:t xml:space="preserve">звук, музыка, тема, сброс прогресса, поглаживание питомца) и PR #27 (</w:t>
+      </w:r>
+      <w:r>
+        <w:rPr>
+          <w:rStyle w:val="VerbatimChar"/>
+        </w:rPr>
+        <w:t xml:space="preserve">sounds</w:t>
+      </w:r>
+      <w:r>
+        <w:t xml:space="preserve">: финальные аудиофайлы,</w:t>
+      </w:r>
+      <w:r>
+        <w:t xml:space="preserve"> </w:t>
+      </w:r>
+      <w:r>
+        <w:t xml:space="preserve">новые предметы декора, полка на фоне) — плюс ветки, перечисленные в разделе 5: PR #20 (</w:t>
       </w:r>
       <w:r>
         <w:rPr>
@@ -611,7 +629,13 @@
         <w:t xml:space="preserve">stef-quests</w:t>
       </w:r>
       <w:r>
-        <w:t xml:space="preserve">, коммит</w:t>
+        <w:t xml:space="preserve">,</w:t>
+      </w:r>
+      <w:r>
+        <w:t xml:space="preserve"> </w:t>
+      </w:r>
+      <w:r>
+        <w:t xml:space="preserve">коммит</w:t>
       </w:r>
       <w:r>
         <w:t xml:space="preserve"> </w:t>
@@ -632,13 +656,7 @@
         <w:t xml:space="preserve">stef-adult</w:t>
       </w:r>
       <w:r>
-        <w:t xml:space="preserve">, интеграционная</w:t>
-      </w:r>
-      <w:r>
-        <w:t xml:space="preserve"> </w:t>
-      </w:r>
-      <w:r>
-        <w:t xml:space="preserve">ветка:</w:t>
+        <w:t xml:space="preserve">, интеграционная ветка:</w:t>
       </w:r>
       <w:r>
         <w:t xml:space="preserve"> </w:t>
@@ -662,28 +680,19 @@
         <w:rPr>
           <w:rStyle w:val="VerbatimChar"/>
         </w:rPr>
-        <w:t xml:space="preserve">options</w:t>
-      </w:r>
-      <w:r>
-        <w:t xml:space="preserve"> </w:t>
-      </w:r>
-      <w:r>
-        <w:t xml:space="preserve">+</w:t>
-      </w:r>
-      <w:r>
-        <w:t xml:space="preserve"> </w:t>
-      </w:r>
-      <w:r>
-        <w:rPr>
-          <w:rStyle w:val="VerbatimChar"/>
-        </w:rPr>
         <w:t xml:space="preserve">stef-quests</w:t>
       </w:r>
       <w:r>
         <w:t xml:space="preserve"> </w:t>
       </w:r>
       <w:r>
-        <w:t xml:space="preserve">+ взрослый режим, коммит</w:t>
+        <w:t xml:space="preserve">+ взрослый</w:t>
+      </w:r>
+      <w:r>
+        <w:t xml:space="preserve"> </w:t>
+      </w:r>
+      <w:r>
+        <w:t xml:space="preserve">режим, коммит</w:t>
       </w:r>
       <w:r>
         <w:t xml:space="preserve"> </w:t>
@@ -722,7 +731,13 @@
         <w:t xml:space="preserve">stef-onboarding</w:t>
       </w:r>
       <w:r>
-        <w:t xml:space="preserve">, для которых PR готовится.</w:t>
+        <w:t xml:space="preserve">, для которых PR</w:t>
+      </w:r>
+      <w:r>
+        <w:t xml:space="preserve"> </w:t>
+      </w:r>
+      <w:r>
+        <w:t xml:space="preserve">готовится.</w:t>
       </w:r>
     </w:p>
     <w:p>
@@ -1415,6 +1430,18 @@
               <w:t xml:space="preserve">items.xml</w:t>
             </w:r>
             <w:r>
+              <w:t xml:space="preserve">,</w:t>
+            </w:r>
+            <w:r>
+              <w:t xml:space="preserve"> </w:t>
+            </w:r>
+            <w:r>
+              <w:rPr>
+                <w:rStyle w:val="VerbatimChar"/>
+              </w:rPr>
+              <w:t xml:space="preserve">audio.xml</w:t>
+            </w:r>
+            <w:r>
               <w:t xml:space="preserve"> </w:t>
             </w:r>
             <w:r>
@@ -1430,18 +1457,6 @@
               <w:t xml:space="preserve">quests.xml</w:t>
             </w:r>
             <w:r>
-              <w:t xml:space="preserve">,</w:t>
-            </w:r>
-            <w:r>
-              <w:t xml:space="preserve"> </w:t>
-            </w:r>
-            <w:r>
-              <w:rPr>
-                <w:rStyle w:val="VerbatimChar"/>
-              </w:rPr>
-              <w:t xml:space="preserve">audio.xml</w:t>
-            </w:r>
-            <w:r>
               <w:t xml:space="preserve"> </w:t>
             </w:r>
             <w:r>
@@ -1472,7 +1487,34 @@
               <w:pStyle w:val="Compact"/>
             </w:pPr>
             <w:r>
-              <w:t xml:space="preserve">Спрайты WebP: животные, интерфейс, магазин, локации, запасной спрайт ошибки</w:t>
+              <w:t xml:space="preserve">Спрайты WebP: животные, интерфейс, магазин, локации, декор, запасной спрайт ошибки</w:t>
+            </w:r>
+          </w:p>
+        </w:tc>
+      </w:tr>
+      <w:tr>
+        <w:tc>
+          <w:tcPr/>
+          <w:p>
+            <w:pPr>
+              <w:pStyle w:val="Compact"/>
+            </w:pPr>
+            <w:r>
+              <w:rPr>
+                <w:rStyle w:val="VerbatimChar"/>
+              </w:rPr>
+              <w:t xml:space="preserve">app/src/main/assets/audio/</w:t>
+            </w:r>
+          </w:p>
+        </w:tc>
+        <w:tc>
+          <w:tcPr/>
+          <w:p>
+            <w:pPr>
+              <w:pStyle w:val="Compact"/>
+            </w:pPr>
+            <w:r>
+              <w:t xml:space="preserve">Фоновая музыка и звуки питомца (OGG) с файлами атрибуции лицензий</w:t>
             </w:r>
           </w:p>
         </w:tc>
@@ -1510,6 +1552,21 @@
               </w:rPr>
               <w:t xml:space="preserve">press_start_2p_regular.ttf</w:t>
             </w:r>
+            <w:r>
+              <w:t xml:space="preserve"> </w:t>
+            </w:r>
+            <w:r>
+              <w:t xml:space="preserve">и его лицензия (</w:t>
+            </w:r>
+            <w:r>
+              <w:rPr>
+                <w:rStyle w:val="VerbatimChar"/>
+              </w:rPr>
+              <w:t xml:space="preserve">res/raw</w:t>
+            </w:r>
+            <w:r>
+              <w:t xml:space="preserve">)</w:t>
+            </w:r>
           </w:p>
         </w:tc>
       </w:tr>
@@ -1535,7 +1592,7 @@
               <w:pStyle w:val="Compact"/>
             </w:pPr>
             <w:r>
-              <w:t xml:space="preserve">Юнит-тесты JUnit 4 (33 класса, 354 теста)</w:t>
+              <w:t xml:space="preserve">Юнит-тесты JUnit 4 (36 классов, 385 тестов, из них 2 падают — раздел 10.1)</w:t>
             </w:r>
           </w:p>
         </w:tc>
@@ -1562,7 +1619,7 @@
               <w:pStyle w:val="Compact"/>
             </w:pPr>
             <w:r>
-              <w:t xml:space="preserve">Инструментальные тесты Compose UI (2 класса, 6 тестов)</w:t>
+              <w:t xml:space="preserve">Инструментальные тесты Compose UI (3 класса, 10 тестов)</w:t>
             </w:r>
           </w:p>
         </w:tc>
@@ -5803,16 +5860,138 @@
               </w:rPr>
               <w:t xml:space="preserve">SceneViewport</w:t>
             </w:r>
-          </w:p>
-        </w:tc>
-        <w:tc>
-          <w:tcPr/>
-          <w:p>
-            <w:pPr>
-              <w:pStyle w:val="Compact"/>
-            </w:pPr>
-            <w:r>
-              <w:t xml:space="preserve">Слои сцены (фон, декор, питомец, одежда), масштаб и сдвиг сцены жестами</w:t>
+            <w:r>
+              <w:t xml:space="preserve">,</w:t>
+            </w:r>
+            <w:r>
+              <w:t xml:space="preserve"> </w:t>
+            </w:r>
+            <w:r>
+              <w:rPr>
+                <w:rStyle w:val="VerbatimChar"/>
+              </w:rPr>
+              <w:t xml:space="preserve">PetTouch</w:t>
+            </w:r>
+          </w:p>
+        </w:tc>
+        <w:tc>
+          <w:tcPr/>
+          <w:p>
+            <w:pPr>
+              <w:pStyle w:val="Compact"/>
+            </w:pPr>
+            <w:r>
+              <w:t xml:space="preserve">Слои сцены (фон, декор, питомец, одежда), масштаб и сдвиг сцены жестами, поглаживание питомца касанием (сердечки, звук)</w:t>
+            </w:r>
+          </w:p>
+        </w:tc>
+      </w:tr>
+      <w:tr>
+        <w:tc>
+          <w:tcPr/>
+          <w:p>
+            <w:pPr>
+              <w:pStyle w:val="Compact"/>
+            </w:pPr>
+            <w:r>
+              <w:rPr>
+                <w:rStyle w:val="VerbatimChar"/>
+              </w:rPr>
+              <w:t xml:space="preserve">game/settings</w:t>
+            </w:r>
+          </w:p>
+        </w:tc>
+        <w:tc>
+          <w:tcPr/>
+          <w:p>
+            <w:pPr>
+              <w:pStyle w:val="Compact"/>
+            </w:pPr>
+            <w:r>
+              <w:rPr>
+                <w:rStyle w:val="VerbatimChar"/>
+              </w:rPr>
+              <w:t xml:space="preserve">GameSettings</w:t>
+            </w:r>
+            <w:r>
+              <w:t xml:space="preserve">,</w:t>
+            </w:r>
+            <w:r>
+              <w:t xml:space="preserve"> </w:t>
+            </w:r>
+            <w:r>
+              <w:rPr>
+                <w:rStyle w:val="VerbatimChar"/>
+              </w:rPr>
+              <w:t xml:space="preserve">GameSettingsRepository</w:t>
+            </w:r>
+            <w:r>
+              <w:t xml:space="preserve">,</w:t>
+            </w:r>
+            <w:r>
+              <w:t xml:space="preserve"> </w:t>
+            </w:r>
+            <w:r>
+              <w:rPr>
+                <w:rStyle w:val="VerbatimChar"/>
+              </w:rPr>
+              <w:t xml:space="preserve">AudioManager</w:t>
+            </w:r>
+            <w:r>
+              <w:t xml:space="preserve">,</w:t>
+            </w:r>
+            <w:r>
+              <w:t xml:space="preserve"> </w:t>
+            </w:r>
+            <w:r>
+              <w:rPr>
+                <w:rStyle w:val="VerbatimChar"/>
+              </w:rPr>
+              <w:t xml:space="preserve">AudioReader</w:t>
+            </w:r>
+            <w:r>
+              <w:t xml:space="preserve">,</w:t>
+            </w:r>
+            <w:r>
+              <w:t xml:space="preserve"> </w:t>
+            </w:r>
+            <w:r>
+              <w:rPr>
+                <w:rStyle w:val="VerbatimChar"/>
+              </w:rPr>
+              <w:t xml:space="preserve">ThemeMode</w:t>
+            </w:r>
+          </w:p>
+        </w:tc>
+        <w:tc>
+          <w:tcPr/>
+          <w:p>
+            <w:pPr>
+              <w:pStyle w:val="Compact"/>
+            </w:pPr>
+            <w:r>
+              <w:t xml:space="preserve">Настройки звука, музыки и темы; чтение каталога треков</w:t>
+            </w:r>
+            <w:r>
+              <w:t xml:space="preserve"> </w:t>
+            </w:r>
+            <w:r>
+              <w:rPr>
+                <w:rStyle w:val="VerbatimChar"/>
+              </w:rPr>
+              <w:t xml:space="preserve">audio.xml</w:t>
+            </w:r>
+            <w:r>
+              <w:t xml:space="preserve">, хранилище</w:t>
+            </w:r>
+            <w:r>
+              <w:t xml:space="preserve"> </w:t>
+            </w:r>
+            <w:r>
+              <w:rPr>
+                <w:rStyle w:val="VerbatimChar"/>
+              </w:rPr>
+              <w:t xml:space="preserve">fin_game_settings</w:t>
             </w:r>
           </w:p>
         </w:tc>
@@ -5979,6 +6158,18 @@
               <w:rPr>
                 <w:rStyle w:val="VerbatimChar"/>
               </w:rPr>
+              <w:t xml:space="preserve">SettingsScreen</w:t>
+            </w:r>
+            <w:r>
+              <w:t xml:space="preserve">,</w:t>
+            </w:r>
+            <w:r>
+              <w:t xml:space="preserve"> </w:t>
+            </w:r>
+            <w:r>
+              <w:rPr>
+                <w:rStyle w:val="VerbatimChar"/>
+              </w:rPr>
               <w:t xml:space="preserve">PlaceholderScreen</w:t>
             </w:r>
           </w:p>
@@ -6445,7 +6636,7 @@
               <w:pStyle w:val="Compact"/>
             </w:pPr>
             <w:r>
-              <w:t xml:space="preserve">Животные, товары (в ветках — квесты, аудио)</w:t>
+              <w:t xml:space="preserve">Животные, товары, каталог аудио (в ветках — ещё квесты)</w:t>
             </w:r>
           </w:p>
         </w:tc>
@@ -6474,16 +6665,28 @@
               </w:rPr>
               <w:t xml:space="preserve">assets/textures/**</w:t>
             </w:r>
-          </w:p>
-        </w:tc>
-        <w:tc>
-          <w:tcPr/>
-          <w:p>
-            <w:pPr>
-              <w:pStyle w:val="Compact"/>
-            </w:pPr>
-            <w:r>
-              <w:t xml:space="preserve">Пиксельные спрайты</w:t>
+            <w:r>
+              <w:t xml:space="preserve">,</w:t>
+            </w:r>
+            <w:r>
+              <w:t xml:space="preserve"> </w:t>
+            </w:r>
+            <w:r>
+              <w:rPr>
+                <w:rStyle w:val="VerbatimChar"/>
+              </w:rPr>
+              <w:t xml:space="preserve">assets/audio/**</w:t>
+            </w:r>
+          </w:p>
+        </w:tc>
+        <w:tc>
+          <w:tcPr/>
+          <w:p>
+            <w:pPr>
+              <w:pStyle w:val="Compact"/>
+            </w:pPr>
+            <w:r>
+              <w:t xml:space="preserve">Пиксельные спрайты, фоновая музыка и звуки питомца</w:t>
             </w:r>
           </w:p>
         </w:tc>
@@ -6531,105 +6734,6 @@
           <w:rStyle w:val="VerbatimChar"/>
         </w:rPr>
         <w:t xml:space="preserve">stef-quests</w:t>
-      </w:r>
-      <w:r>
-        <w:t xml:space="preserve">);</w:t>
-      </w:r>
-      <w:r>
-        <w:t xml:space="preserve"> </w:t>
-      </w:r>
-      <w:r>
-        <w:rPr>
-          <w:rStyle w:val="VerbatimChar"/>
-        </w:rPr>
-        <w:t xml:space="preserve">game/settings/*</w:t>
-      </w:r>
-      <w:r>
-        <w:t xml:space="preserve"> </w:t>
-      </w:r>
-      <w:r>
-        <w:t xml:space="preserve">(</w:t>
-      </w:r>
-      <w:r>
-        <w:rPr>
-          <w:rStyle w:val="VerbatimChar"/>
-        </w:rPr>
-        <w:t xml:space="preserve">GameSettings</w:t>
-      </w:r>
-      <w:r>
-        <w:t xml:space="preserve">,</w:t>
-      </w:r>
-      <w:r>
-        <w:t xml:space="preserve"> </w:t>
-      </w:r>
-      <w:r>
-        <w:rPr>
-          <w:rStyle w:val="VerbatimChar"/>
-        </w:rPr>
-        <w:t xml:space="preserve">GameSettingsRepository</w:t>
-      </w:r>
-      <w:r>
-        <w:t xml:space="preserve">,</w:t>
-      </w:r>
-      <w:r>
-        <w:t xml:space="preserve"> </w:t>
-      </w:r>
-      <w:r>
-        <w:rPr>
-          <w:rStyle w:val="VerbatimChar"/>
-        </w:rPr>
-        <w:t xml:space="preserve">AudioManager</w:t>
-      </w:r>
-      <w:r>
-        <w:t xml:space="preserve">,</w:t>
-      </w:r>
-      <w:r>
-        <w:t xml:space="preserve"> </w:t>
-      </w:r>
-      <w:r>
-        <w:rPr>
-          <w:rStyle w:val="VerbatimChar"/>
-        </w:rPr>
-        <w:t xml:space="preserve">AudioReader</w:t>
-      </w:r>
-      <w:r>
-        <w:t xml:space="preserve">),</w:t>
-      </w:r>
-      <w:r>
-        <w:t xml:space="preserve"> </w:t>
-      </w:r>
-      <w:r>
-        <w:rPr>
-          <w:rStyle w:val="VerbatimChar"/>
-        </w:rPr>
-        <w:t xml:space="preserve">game/scene/PetTouch.kt</w:t>
-      </w:r>
-      <w:r>
-        <w:t xml:space="preserve">,</w:t>
-      </w:r>
-      <w:r>
-        <w:t xml:space="preserve"> </w:t>
-      </w:r>
-      <w:r>
-        <w:rPr>
-          <w:rStyle w:val="VerbatimChar"/>
-        </w:rPr>
-        <w:t xml:space="preserve">ui/screens/SettingsScreen.kt</w:t>
-      </w:r>
-      <w:r>
-        <w:t xml:space="preserve"> </w:t>
-      </w:r>
-      <w:r>
-        <w:t xml:space="preserve">(ветка</w:t>
-      </w:r>
-      <w:r>
-        <w:t xml:space="preserve"> </w:t>
-      </w:r>
-      <w:r>
-        <w:rPr>
-          <w:rStyle w:val="VerbatimChar"/>
-        </w:rPr>
-        <w:t xml:space="preserve">options</w:t>
       </w:r>
       <w:r>
         <w:t xml:space="preserve">);</w:t>
@@ -7229,7 +7333,7 @@
               <w:pStyle w:val="Compact"/>
             </w:pPr>
             <w:r>
-              <w:t xml:space="preserve">Сцена с питомцем и подлокациями, шкалы статов, баланс, бонус дня, карусель целей, кнопки разделов, в демо — «Вперёд на 12 часов»</w:t>
+              <w:t xml:space="preserve">Сцена с питомцем и подлокациями (в том числе полкой с декором на фоне), шкалы статов, баланс, бонус дня, карусель целей, кнопки разделов, поглаживание питомца касанием, в демо — «Вперёд на 12 часов»</w:t>
             </w:r>
           </w:p>
         </w:tc>
@@ -7502,37 +7606,22 @@
               <w:pStyle w:val="Compact"/>
             </w:pPr>
             <w:r>
-              <w:t xml:space="preserve">В</w:t>
-            </w:r>
-            <w:r>
-              <w:t xml:space="preserve"> </w:t>
-            </w:r>
-            <w:r>
-              <w:rPr>
-                <w:rStyle w:val="VerbatimChar"/>
-              </w:rPr>
-              <w:t xml:space="preserve">main</w:t>
-            </w:r>
-            <w:r>
-              <w:t xml:space="preserve"> </w:t>
-            </w:r>
-            <w:r>
-              <w:t xml:space="preserve">— заглушка; в ветке</w:t>
-            </w:r>
-            <w:r>
-              <w:t xml:space="preserve"> </w:t>
-            </w:r>
-            <w:r>
-              <w:rPr>
-                <w:rStyle w:val="VerbatimChar"/>
-              </w:rPr>
-              <w:t xml:space="preserve">options</w:t>
-            </w:r>
-            <w:r>
-              <w:t xml:space="preserve"> </w:t>
-            </w:r>
-            <w:r>
-              <w:t xml:space="preserve">— звук, музыка, тема, сброс прогресса, вход во взрослый режим</w:t>
+              <w:t xml:space="preserve">Звук, музыка, тема (светлая/тёмная/авто), сброс прогресса; в</w:t>
+            </w:r>
+            <w:r>
+              <w:t xml:space="preserve"> </w:t>
+            </w:r>
+            <w:r>
+              <w:rPr>
+                <w:rStyle w:val="VerbatimChar"/>
+              </w:rPr>
+              <w:t xml:space="preserve">stef-adult</w:t>
+            </w:r>
+            <w:r>
+              <w:t xml:space="preserve"> </w:t>
+            </w:r>
+            <w:r>
+              <w:t xml:space="preserve">— ещё вход во взрослый режим</w:t>
             </w:r>
           </w:p>
         </w:tc>
@@ -10622,19 +10711,7 @@
         <w:t xml:space="preserve"> </w:t>
       </w:r>
       <w:r>
-        <w:t xml:space="preserve">(ветка</w:t>
-      </w:r>
-      <w:r>
-        <w:t xml:space="preserve"> </w:t>
-      </w:r>
-      <w:r>
-        <w:rPr>
-          <w:rStyle w:val="VerbatimChar"/>
-        </w:rPr>
-        <w:t xml:space="preserve">options</w:t>
-      </w:r>
-      <w:r>
-        <w:t xml:space="preserve">) хранятся отдельно —</w:t>
+        <w:t xml:space="preserve">звука, музыки и темы хранятся отдельно —</w:t>
       </w:r>
       <w:r>
         <w:t xml:space="preserve"> </w:t>
@@ -12868,21 +12945,21 @@
               <w:pStyle w:val="Compact"/>
             </w:pPr>
             <w:r>
-              <w:t xml:space="preserve">Лампа</w:t>
-            </w:r>
-          </w:p>
-        </w:tc>
-        <w:tc>
-          <w:tcPr/>
-          <w:p>
-            <w:pPr>
-              <w:pStyle w:val="Compact"/>
-            </w:pPr>
-            <w:r>
-              <w:rPr>
-                <w:rStyle w:val="VerbatimChar"/>
-              </w:rPr>
-              <w:t xml:space="preserve">lamp</w:t>
+              <w:t xml:space="preserve">Растение</w:t>
+            </w:r>
+          </w:p>
+        </w:tc>
+        <w:tc>
+          <w:tcPr/>
+          <w:p>
+            <w:pPr>
+              <w:pStyle w:val="Compact"/>
+            </w:pPr>
+            <w:r>
+              <w:rPr>
+                <w:rStyle w:val="VerbatimChar"/>
+              </w:rPr>
+              <w:t xml:space="preserve">plant</w:t>
             </w:r>
           </w:p>
         </w:tc>
@@ -12939,21 +13016,21 @@
               <w:pStyle w:val="Compact"/>
             </w:pPr>
             <w:r>
-              <w:t xml:space="preserve">Коврик</w:t>
-            </w:r>
-          </w:p>
-        </w:tc>
-        <w:tc>
-          <w:tcPr/>
-          <w:p>
-            <w:pPr>
-              <w:pStyle w:val="Compact"/>
-            </w:pPr>
-            <w:r>
-              <w:rPr>
-                <w:rStyle w:val="VerbatimChar"/>
-              </w:rPr>
-              <w:t xml:space="preserve">rug</w:t>
+              <w:t xml:space="preserve">Комод</w:t>
+            </w:r>
+          </w:p>
+        </w:tc>
+        <w:tc>
+          <w:tcPr/>
+          <w:p>
+            <w:pPr>
+              <w:pStyle w:val="Compact"/>
+            </w:pPr>
+            <w:r>
+              <w:rPr>
+                <w:rStyle w:val="VerbatimChar"/>
+              </w:rPr>
+              <w:t xml:space="preserve">dresser</w:t>
             </w:r>
           </w:p>
         </w:tc>
@@ -12986,7 +13063,78 @@
               <w:pStyle w:val="Compact"/>
             </w:pPr>
             <w:r>
-              <w:t xml:space="preserve">beige, blue</w:t>
+              <w:t xml:space="preserve">default</w:t>
+            </w:r>
+          </w:p>
+        </w:tc>
+        <w:tc>
+          <w:tcPr/>
+          <w:p>
+            <w:pPr>
+              <w:pStyle w:val="Compact"/>
+            </w:pPr>
+            <w:r>
+              <w:t xml:space="preserve">—</w:t>
+            </w:r>
+          </w:p>
+        </w:tc>
+      </w:tr>
+      <w:tr>
+        <w:tc>
+          <w:tcPr/>
+          <w:p>
+            <w:pPr>
+              <w:pStyle w:val="Compact"/>
+            </w:pPr>
+            <w:r>
+              <w:t xml:space="preserve">Книги</w:t>
+            </w:r>
+          </w:p>
+        </w:tc>
+        <w:tc>
+          <w:tcPr/>
+          <w:p>
+            <w:pPr>
+              <w:pStyle w:val="Compact"/>
+            </w:pPr>
+            <w:r>
+              <w:rPr>
+                <w:rStyle w:val="VerbatimChar"/>
+              </w:rPr>
+              <w:t xml:space="preserve">books</w:t>
+            </w:r>
+          </w:p>
+        </w:tc>
+        <w:tc>
+          <w:tcPr/>
+          <w:p>
+            <w:pPr>
+              <w:pStyle w:val="Compact"/>
+            </w:pPr>
+            <w:r>
+              <w:t xml:space="preserve">90</w:t>
+            </w:r>
+          </w:p>
+        </w:tc>
+        <w:tc>
+          <w:tcPr/>
+          <w:p>
+            <w:pPr>
+              <w:pStyle w:val="Compact"/>
+            </w:pPr>
+            <w:r>
+              <w:t xml:space="preserve">декор</w:t>
+            </w:r>
+          </w:p>
+        </w:tc>
+        <w:tc>
+          <w:tcPr/>
+          <w:p>
+            <w:pPr>
+              <w:pStyle w:val="Compact"/>
+            </w:pPr>
+            <w:r>
+              <w:t xml:space="preserve">default</w:t>
             </w:r>
           </w:p>
         </w:tc>
@@ -14476,22 +14624,7 @@
         <w:t xml:space="preserve">assets/data/audio.xml</w:t>
       </w:r>
       <w:r>
-        <w:t xml:space="preserve"> </w:t>
-      </w:r>
-      <w:r>
-        <w:t xml:space="preserve">(ветка</w:t>
-      </w:r>
-      <w:r>
-        <w:t xml:space="preserve"> </w:t>
-      </w:r>
-      <w:r>
-        <w:rPr>
-          <w:rStyle w:val="VerbatimChar"/>
-        </w:rPr>
-        <w:t xml:space="preserve">options</w:t>
-      </w:r>
-      <w:r>
-        <w:t xml:space="preserve">): список фоновых треков</w:t>
+        <w:t xml:space="preserve">: список фоновых треков</w:t>
       </w:r>
       <w:r>
         <w:t xml:space="preserve"> </w:t>
@@ -17541,19 +17674,7 @@
               <w:pStyle w:val="Compact"/>
             </w:pPr>
             <w:r>
-              <w:t xml:space="preserve">в ветке</w:t>
-            </w:r>
-            <w:r>
-              <w:t xml:space="preserve"> </w:t>
-            </w:r>
-            <w:r>
-              <w:rPr>
-                <w:rStyle w:val="VerbatimChar"/>
-              </w:rPr>
-              <w:t xml:space="preserve">options</w:t>
-            </w:r>
-            <w:r>
-              <w:t xml:space="preserve">, PR #19</w:t>
+              <w:t xml:space="preserve">готово, PR #19</w:t>
             </w:r>
           </w:p>
         </w:tc>
@@ -17628,19 +17749,7 @@
               <w:pStyle w:val="Compact"/>
             </w:pPr>
             <w:r>
-              <w:t xml:space="preserve">в ветке</w:t>
-            </w:r>
-            <w:r>
-              <w:t xml:space="preserve"> </w:t>
-            </w:r>
-            <w:r>
-              <w:rPr>
-                <w:rStyle w:val="VerbatimChar"/>
-              </w:rPr>
-              <w:t xml:space="preserve">options</w:t>
-            </w:r>
-            <w:r>
-              <w:t xml:space="preserve">, PR #19</w:t>
+              <w:t xml:space="preserve">готово, PR #19</w:t>
             </w:r>
           </w:p>
         </w:tc>
@@ -17682,12 +17791,6 @@
               </w:rPr>
               <w:t xml:space="preserve">GameViewModelTest</w:t>
             </w:r>
-            <w:r>
-              <w:t xml:space="preserve"> </w:t>
-            </w:r>
-            <w:r>
-              <w:t xml:space="preserve">(в ветке)</w:t>
-            </w:r>
           </w:p>
         </w:tc>
       </w:tr>
@@ -17721,19 +17824,7 @@
               <w:pStyle w:val="Compact"/>
             </w:pPr>
             <w:r>
-              <w:t xml:space="preserve">в ветке</w:t>
-            </w:r>
-            <w:r>
-              <w:t xml:space="preserve"> </w:t>
-            </w:r>
-            <w:r>
-              <w:rPr>
-                <w:rStyle w:val="VerbatimChar"/>
-              </w:rPr>
-              <w:t xml:space="preserve">options</w:t>
-            </w:r>
-            <w:r>
-              <w:t xml:space="preserve">, PR #19</w:t>
+              <w:t xml:space="preserve">готово, PR #19</w:t>
             </w:r>
           </w:p>
         </w:tc>
@@ -18525,28 +18616,34 @@
         <w:t xml:space="preserve"> </w:t>
       </w:r>
       <w:r>
-        <w:t xml:space="preserve">PR #23 (сообщения об ошибках чтения данных). Открыты: PR #19</w:t>
-      </w:r>
-      <w:r>
-        <w:t xml:space="preserve"> </w:t>
-      </w:r>
-      <w:r>
-        <w:rPr>
-          <w:rStyle w:val="VerbatimChar"/>
-        </w:rPr>
-        <w:t xml:space="preserve">options</w:t>
-      </w:r>
-      <w:r>
-        <w:t xml:space="preserve"> </w:t>
-      </w:r>
-      <w:r>
-        <w:t xml:space="preserve">(музыка, звуки, настройки,</w:t>
-      </w:r>
-      <w:r>
-        <w:t xml:space="preserve"> </w:t>
-      </w:r>
-      <w:r>
-        <w:t xml:space="preserve">вход во взрослый режим), PR #20</w:t>
+        <w:t xml:space="preserve">PR #23 (сообщения об ошибках чтения данных), PR #19 (музыка, звуки, настройки, поглаживание</w:t>
+      </w:r>
+      <w:r>
+        <w:t xml:space="preserve"> </w:t>
+      </w:r>
+      <w:r>
+        <w:t xml:space="preserve">питомца), PR #27</w:t>
+      </w:r>
+      <w:r>
+        <w:t xml:space="preserve"> </w:t>
+      </w:r>
+      <w:r>
+        <w:rPr>
+          <w:rStyle w:val="VerbatimChar"/>
+        </w:rPr>
+        <w:t xml:space="preserve">sounds</w:t>
+      </w:r>
+      <w:r>
+        <w:t xml:space="preserve"> </w:t>
+      </w:r>
+      <w:r>
+        <w:t xml:space="preserve">(финальные аудиофайлы, новые предметы декора, полка на фоне). Открыты:</w:t>
+      </w:r>
+      <w:r>
+        <w:t xml:space="preserve"> </w:t>
+      </w:r>
+      <w:r>
+        <w:t xml:space="preserve">PR #20</w:t>
       </w:r>
       <w:r>
         <w:t xml:space="preserve"> </w:t>
@@ -18576,28 +18673,13 @@
         <w:t xml:space="preserve"> </w:t>
       </w:r>
       <w:r>
-        <w:t xml:space="preserve">(взрослый режим;</w:t>
-      </w:r>
-      <w:r>
-        <w:t xml:space="preserve"> </w:t>
-      </w:r>
-      <w:r>
-        <w:t xml:space="preserve">ветка включает</w:t>
-      </w:r>
-      <w:r>
-        <w:t xml:space="preserve"> </w:t>
-      </w:r>
-      <w:r>
-        <w:rPr>
-          <w:rStyle w:val="VerbatimChar"/>
-        </w:rPr>
-        <w:t xml:space="preserve">options</w:t>
-      </w:r>
-      <w:r>
-        <w:t xml:space="preserve"> </w:t>
-      </w:r>
-      <w:r>
-        <w:t xml:space="preserve">и</w:t>
+        <w:t xml:space="preserve">(взрослый режим; интеграционная ветка</w:t>
+      </w:r>
+      <w:r>
+        <w:t xml:space="preserve"> </w:t>
+      </w:r>
+      <w:r>
+        <w:t xml:space="preserve">включает</w:t>
       </w:r>
       <w:r>
         <w:t xml:space="preserve"> </w:t>
@@ -25356,16 +25438,7 @@
               <w:pStyle w:val="Compact"/>
             </w:pPr>
             <w:r>
-              <w:t xml:space="preserve">в ветке</w:t>
-            </w:r>
-            <w:r>
-              <w:t xml:space="preserve"> </w:t>
-            </w:r>
-            <w:r>
-              <w:rPr>
-                <w:rStyle w:val="VerbatimChar"/>
-              </w:rPr>
-              <w:t xml:space="preserve">options</w:t>
+              <w:t xml:space="preserve">готово</w:t>
             </w:r>
           </w:p>
         </w:tc>
@@ -25404,42 +25477,18 @@
               <w:pStyle w:val="Compact"/>
             </w:pPr>
             <w:r>
-              <w:t xml:space="preserve">Тёмная тема (светлая / тёмная / авто)</w:t>
-            </w:r>
-          </w:p>
-        </w:tc>
-        <w:tc>
-          <w:tcPr/>
-          <w:p>
-            <w:pPr>
-              <w:pStyle w:val="Compact"/>
-            </w:pPr>
-            <w:r>
-              <w:t xml:space="preserve">в</w:t>
-            </w:r>
-            <w:r>
-              <w:t xml:space="preserve"> </w:t>
-            </w:r>
-            <w:r>
-              <w:rPr>
-                <w:rStyle w:val="VerbatimChar"/>
-              </w:rPr>
-              <w:t xml:space="preserve">main</w:t>
-            </w:r>
-            <w:r>
-              <w:t xml:space="preserve"> </w:t>
-            </w:r>
-            <w:r>
-              <w:t xml:space="preserve">тема следует системной; выбор вручную — в ветке</w:t>
-            </w:r>
-            <w:r>
-              <w:t xml:space="preserve"> </w:t>
-            </w:r>
-            <w:r>
-              <w:rPr>
-                <w:rStyle w:val="VerbatimChar"/>
-              </w:rPr>
-              <w:t xml:space="preserve">options</w:t>
+              <w:t xml:space="preserve">Тёмная тема (светлая / тёмная / авто, выбор вручную)</w:t>
+            </w:r>
+          </w:p>
+        </w:tc>
+        <w:tc>
+          <w:tcPr/>
+          <w:p>
+            <w:pPr>
+              <w:pStyle w:val="Compact"/>
+            </w:pPr>
+            <w:r>
+              <w:t xml:space="preserve">готово</w:t>
             </w:r>
           </w:p>
         </w:tc>
@@ -25620,28 +25669,13 @@
         <w:t xml:space="preserve"> </w:t>
       </w:r>
       <w:r>
-        <w:t xml:space="preserve">нет, поэтому приложение технически не может передавать данные по сети. Ветка</w:t>
-      </w:r>
-      <w:r>
-        <w:t xml:space="preserve"> </w:t>
-      </w:r>
-      <w:r>
-        <w:rPr>
-          <w:rStyle w:val="VerbatimChar"/>
-        </w:rPr>
-        <w:t xml:space="preserve">options</w:t>
-      </w:r>
-      <w:r>
-        <w:t xml:space="preserve"> </w:t>
-      </w:r>
-      <w:r>
-        <w:t xml:space="preserve">добавляет в</w:t>
-      </w:r>
-      <w:r>
-        <w:t xml:space="preserve"> </w:t>
-      </w:r>
-      <w:r>
-        <w:t xml:space="preserve">манифест только тег</w:t>
+        <w:t xml:space="preserve">нет, поэтому приложение технически не может передавать данные по сети. Настройки звука и музыки</w:t>
+      </w:r>
+      <w:r>
+        <w:t xml:space="preserve"> </w:t>
+      </w:r>
+      <w:r>
+        <w:t xml:space="preserve">добавляют в манифест только тег</w:t>
       </w:r>
       <w:r>
         <w:t xml:space="preserve"> </w:t>
@@ -25653,7 +25687,7 @@
         <w:t xml:space="preserve">&lt;attribution&gt;</w:t>
       </w:r>
       <w:r>
-        <w:t xml:space="preserve">, разрешений не добавляет.</w:t>
+        <w:t xml:space="preserve">, разрешений не добавляют.</w:t>
       </w:r>
     </w:p>
     <w:bookmarkEnd w:id="44"/>
@@ -25817,19 +25851,7 @@
               <w:pStyle w:val="Compact"/>
             </w:pPr>
             <w:r>
-              <w:t xml:space="preserve">Настройки звука, музыки, темы (ветка</w:t>
-            </w:r>
-            <w:r>
-              <w:t xml:space="preserve"> </w:t>
-            </w:r>
-            <w:r>
-              <w:rPr>
-                <w:rStyle w:val="VerbatimChar"/>
-              </w:rPr>
-              <w:t xml:space="preserve">options</w:t>
-            </w:r>
-            <w:r>
-              <w:t xml:space="preserve">)</w:t>
+              <w:t xml:space="preserve">Настройки звука, музыки, темы</w:t>
             </w:r>
           </w:p>
         </w:tc>
@@ -26098,22 +26120,7 @@
         <w:t xml:space="preserve">Сброс прогресса в игре</w:t>
       </w:r>
       <w:r>
-        <w:t xml:space="preserve"> </w:t>
-      </w:r>
-      <w:r>
-        <w:t xml:space="preserve">(ветка</w:t>
-      </w:r>
-      <w:r>
-        <w:t xml:space="preserve"> </w:t>
-      </w:r>
-      <w:r>
-        <w:rPr>
-          <w:rStyle w:val="VerbatimChar"/>
-        </w:rPr>
-        <w:t xml:space="preserve">options</w:t>
-      </w:r>
-      <w:r>
-        <w:t xml:space="preserve">): «Настройки» → «Сбросить прогресс» → подтверждение</w:t>
+        <w:t xml:space="preserve">: «Настройки» → «Сбросить прогресс» → подтверждение</w:t>
       </w:r>
       <w:r>
         <w:t xml:space="preserve"> </w:t>
@@ -26227,7 +26234,7 @@
         <w:t xml:space="preserve">./gradlew :app:testDebugUnitTest</w:t>
       </w:r>
       <w:r>
-        <w:t xml:space="preserve">. Прогон 28.09.2026 на</w:t>
+        <w:t xml:space="preserve">. Прогон 28.09.2026 на смёрженном</w:t>
       </w:r>
       <w:r>
         <w:t xml:space="preserve"> </w:t>
@@ -26248,16 +26255,29 @@
         <w:rPr>
           <w:rStyle w:val="VerbatimChar"/>
         </w:rPr>
-        <w:t xml:space="preserve">7d5dd7f</w:t>
-      </w:r>
-      <w:r>
-        <w:t xml:space="preserve">): 354 теста,</w:t>
-      </w:r>
-      <w:r>
-        <w:t xml:space="preserve"> </w:t>
-      </w:r>
-      <w:r>
-        <w:t xml:space="preserve">0 падений, 0 пропусков.</w:t>
+        <w:t xml:space="preserve">3173776</w:t>
+      </w:r>
+      <w:r>
+        <w:t xml:space="preserve">,</w:t>
+      </w:r>
+      <w:r>
+        <w:t xml:space="preserve"> </w:t>
+      </w:r>
+      <w:r>
+        <w:t xml:space="preserve">после PR #19 и #27): 385 тестов,</w:t>
+      </w:r>
+      <w:r>
+        <w:t xml:space="preserve"> </w:t>
+      </w:r>
+      <w:r>
+        <w:rPr>
+          <w:b/>
+          <w:bCs/>
+        </w:rPr>
+        <w:t xml:space="preserve">2 падения</w:t>
+      </w:r>
+      <w:r>
+        <w:t xml:space="preserve">, 0 пропусков — см. предупреждение ниже.</w:t>
       </w:r>
     </w:p>
     <w:tbl>
@@ -26753,7 +26773,7 @@
               <w:t xml:space="preserve"> </w:t>
             </w:r>
             <w:r>
-              <w:t xml:space="preserve">(22),</w:t>
+              <w:t xml:space="preserve">(26),</w:t>
             </w:r>
             <w:r>
               <w:t xml:space="preserve"> </w:t>
@@ -26794,6 +26814,65 @@
               <w:pStyle w:val="Compact"/>
             </w:pPr>
             <w:r>
+              <w:t xml:space="preserve">38</w:t>
+            </w:r>
+          </w:p>
+        </w:tc>
+      </w:tr>
+      <w:tr>
+        <w:tc>
+          <w:tcPr/>
+          <w:p>
+            <w:pPr>
+              <w:pStyle w:val="Compact"/>
+            </w:pPr>
+            <w:r>
+              <w:t xml:space="preserve">Сцена</w:t>
+            </w:r>
+          </w:p>
+        </w:tc>
+        <w:tc>
+          <w:tcPr/>
+          <w:p>
+            <w:pPr>
+              <w:pStyle w:val="Compact"/>
+            </w:pPr>
+            <w:r>
+              <w:rPr>
+                <w:rStyle w:val="VerbatimChar"/>
+              </w:rPr>
+              <w:t xml:space="preserve">SceneViewportTest</w:t>
+            </w:r>
+            <w:r>
+              <w:t xml:space="preserve"> </w:t>
+            </w:r>
+            <w:r>
+              <w:t xml:space="preserve">(24),</w:t>
+            </w:r>
+            <w:r>
+              <w:t xml:space="preserve"> </w:t>
+            </w:r>
+            <w:r>
+              <w:rPr>
+                <w:rStyle w:val="VerbatimChar"/>
+              </w:rPr>
+              <w:t xml:space="preserve">GameSceneTest</w:t>
+            </w:r>
+            <w:r>
+              <w:t xml:space="preserve"> </w:t>
+            </w:r>
+            <w:r>
+              <w:t xml:space="preserve">(10)</w:t>
+            </w:r>
+          </w:p>
+        </w:tc>
+        <w:tc>
+          <w:tcPr/>
+          <w:p>
+            <w:pPr>
+              <w:pStyle w:val="Compact"/>
+            </w:pPr>
+            <w:r>
               <w:t xml:space="preserve">34</w:t>
             </w:r>
           </w:p>
@@ -26807,65 +26886,6 @@
               <w:pStyle w:val="Compact"/>
             </w:pPr>
             <w:r>
-              <w:t xml:space="preserve">Сцена</w:t>
-            </w:r>
-          </w:p>
-        </w:tc>
-        <w:tc>
-          <w:tcPr/>
-          <w:p>
-            <w:pPr>
-              <w:pStyle w:val="Compact"/>
-            </w:pPr>
-            <w:r>
-              <w:rPr>
-                <w:rStyle w:val="VerbatimChar"/>
-              </w:rPr>
-              <w:t xml:space="preserve">SceneViewportTest</w:t>
-            </w:r>
-            <w:r>
-              <w:t xml:space="preserve"> </w:t>
-            </w:r>
-            <w:r>
-              <w:t xml:space="preserve">(22),</w:t>
-            </w:r>
-            <w:r>
-              <w:t xml:space="preserve"> </w:t>
-            </w:r>
-            <w:r>
-              <w:rPr>
-                <w:rStyle w:val="VerbatimChar"/>
-              </w:rPr>
-              <w:t xml:space="preserve">GameSceneTest</w:t>
-            </w:r>
-            <w:r>
-              <w:t xml:space="preserve"> </w:t>
-            </w:r>
-            <w:r>
-              <w:t xml:space="preserve">(10)</w:t>
-            </w:r>
-          </w:p>
-        </w:tc>
-        <w:tc>
-          <w:tcPr/>
-          <w:p>
-            <w:pPr>
-              <w:pStyle w:val="Compact"/>
-            </w:pPr>
-            <w:r>
-              <w:t xml:space="preserve">32</w:t>
-            </w:r>
-          </w:p>
-        </w:tc>
-      </w:tr>
-      <w:tr>
-        <w:tc>
-          <w:tcPr/>
-          <w:p>
-            <w:pPr>
-              <w:pStyle w:val="Compact"/>
-            </w:pPr>
-            <w:r>
               <w:t xml:space="preserve">Вёрстка и форматирование</w:t>
             </w:r>
           </w:p>
@@ -26973,6 +26993,80 @@
             </w:pPr>
             <w:r>
               <w:t xml:space="preserve">65</w:t>
+            </w:r>
+          </w:p>
+        </w:tc>
+      </w:tr>
+      <w:tr>
+        <w:tc>
+          <w:tcPr/>
+          <w:p>
+            <w:pPr>
+              <w:pStyle w:val="Compact"/>
+            </w:pPr>
+            <w:r>
+              <w:t xml:space="preserve">Настройки, звук и поглаживание питомца</w:t>
+            </w:r>
+          </w:p>
+        </w:tc>
+        <w:tc>
+          <w:tcPr/>
+          <w:p>
+            <w:pPr>
+              <w:pStyle w:val="Compact"/>
+            </w:pPr>
+            <w:r>
+              <w:rPr>
+                <w:rStyle w:val="VerbatimChar"/>
+              </w:rPr>
+              <w:t xml:space="preserve">AudioReaderTest</w:t>
+            </w:r>
+            <w:r>
+              <w:t xml:space="preserve"> </w:t>
+            </w:r>
+            <w:r>
+              <w:t xml:space="preserve">(7),</w:t>
+            </w:r>
+            <w:r>
+              <w:t xml:space="preserve"> </w:t>
+            </w:r>
+            <w:r>
+              <w:rPr>
+                <w:rStyle w:val="VerbatimChar"/>
+              </w:rPr>
+              <w:t xml:space="preserve">HeartBurstTest</w:t>
+            </w:r>
+            <w:r>
+              <w:t xml:space="preserve"> </w:t>
+            </w:r>
+            <w:r>
+              <w:t xml:space="preserve">(12),</w:t>
+            </w:r>
+            <w:r>
+              <w:t xml:space="preserve"> </w:t>
+            </w:r>
+            <w:r>
+              <w:rPr>
+                <w:rStyle w:val="VerbatimChar"/>
+              </w:rPr>
+              <w:t xml:space="preserve">PetTouchAssetsTest</w:t>
+            </w:r>
+            <w:r>
+              <w:t xml:space="preserve"> </w:t>
+            </w:r>
+            <w:r>
+              <w:t xml:space="preserve">(4, из них 2 падают)</w:t>
+            </w:r>
+          </w:p>
+        </w:tc>
+        <w:tc>
+          <w:tcPr/>
+          <w:p>
+            <w:pPr>
+              <w:pStyle w:val="Compact"/>
+            </w:pPr>
+            <w:r>
+              <w:t xml:space="preserve">23</w:t>
             </w:r>
           </w:p>
         </w:tc>
@@ -27044,7 +27138,7 @@
               <w:pStyle w:val="Compact"/>
             </w:pPr>
             <w:r>
-              <w:t xml:space="preserve">33 класса</w:t>
+              <w:t xml:space="preserve">36 классов</w:t>
             </w:r>
           </w:p>
         </w:tc>
@@ -27059,12 +27153,349 @@
                 <w:b/>
                 <w:bCs/>
               </w:rPr>
-              <w:t xml:space="preserve">354</w:t>
+              <w:t xml:space="preserve">383 успешных + 2 падения = 385</w:t>
             </w:r>
           </w:p>
         </w:tc>
       </w:tr>
     </w:tbl>
+    <w:p>
+      <w:pPr>
+        <w:pStyle w:val="BodyText"/>
+      </w:pPr>
+      <w:r>
+        <w:rPr>
+          <w:b/>
+          <w:bCs/>
+        </w:rPr>
+        <w:t xml:space="preserve">Падения после слияния PR #27 (</w:t>
+      </w:r>
+      <w:r>
+        <w:rPr>
+          <w:rStyle w:val="VerbatimChar"/>
+          <w:b/>
+          <w:bCs/>
+        </w:rPr>
+        <w:t xml:space="preserve">sounds</w:t>
+      </w:r>
+      <w:r>
+        <w:rPr>
+          <w:b/>
+          <w:bCs/>
+        </w:rPr>
+        <w:t xml:space="preserve">)</w:t>
+      </w:r>
+      <w:r>
+        <w:t xml:space="preserve">:</w:t>
+      </w:r>
+      <w:r>
+        <w:t xml:space="preserve"> </w:t>
+      </w:r>
+      <w:r>
+        <w:rPr>
+          <w:rStyle w:val="VerbatimChar"/>
+        </w:rPr>
+        <w:t xml:space="preserve">PetTouchAssetsTest</w:t>
+      </w:r>
+      <w:r>
+        <w:t xml:space="preserve"> </w:t>
+      </w:r>
+      <w:r>
+        <w:t xml:space="preserve">(</w:t>
+      </w:r>
+      <w:r>
+        <w:rPr>
+          <w:rStyle w:val="VerbatimChar"/>
+        </w:rPr>
+        <w:t xml:space="preserve">app/src/test/java/com/legacy/fingame/PetTouchAssetsTest.kt</w:t>
+      </w:r>
+      <w:r>
+        <w:t xml:space="preserve">) —</w:t>
+      </w:r>
+      <w:r>
+        <w:t xml:space="preserve"> </w:t>
+      </w:r>
+      <w:r>
+        <w:t xml:space="preserve">тесты</w:t>
+      </w:r>
+      <w:r>
+        <w:t xml:space="preserve"> </w:t>
+      </w:r>
+      <w:r>
+        <w:rPr>
+          <w:rStyle w:val="VerbatimChar"/>
+        </w:rPr>
+        <w:t xml:space="preserve">`the pat sound is an OGG file under its key`</w:t>
+      </w:r>
+      <w:r>
+        <w:t xml:space="preserve"> </w:t>
+      </w:r>
+      <w:r>
+        <w:t xml:space="preserve">и</w:t>
+      </w:r>
+      <w:r>
+        <w:t xml:space="preserve"> </w:t>
+      </w:r>
+      <w:r>
+        <w:rPr>
+          <w:rStyle w:val="VerbatimChar"/>
+        </w:rPr>
+        <w:t xml:space="preserve">`the cat has its own OGG sounds`</w:t>
+      </w:r>
+      <w:r>
+        <w:t xml:space="preserve"> </w:t>
+      </w:r>
+      <w:r>
+        <w:t xml:space="preserve">ищут файл</w:t>
+      </w:r>
+      <w:r>
+        <w:t xml:space="preserve"> </w:t>
+      </w:r>
+      <w:r>
+        <w:rPr>
+          <w:rStyle w:val="VerbatimChar"/>
+        </w:rPr>
+        <w:t xml:space="preserve">audio/sounds/animal/pat.ogg</w:t>
+      </w:r>
+      <w:r>
+        <w:t xml:space="preserve"> </w:t>
+      </w:r>
+      <w:r>
+        <w:t xml:space="preserve">(по ключу</w:t>
+      </w:r>
+      <w:r>
+        <w:t xml:space="preserve"> </w:t>
+      </w:r>
+      <w:r>
+        <w:rPr>
+          <w:rStyle w:val="VerbatimChar"/>
+        </w:rPr>
+        <w:t xml:space="preserve">AudioManager.SOUND_PAT = "pat"</w:t>
+      </w:r>
+      <w:r>
+        <w:t xml:space="preserve">), а PR #27</w:t>
+      </w:r>
+      <w:r>
+        <w:t xml:space="preserve"> </w:t>
+      </w:r>
+      <w:r>
+        <w:t xml:space="preserve">переименовал звук поглаживания в</w:t>
+      </w:r>
+      <w:r>
+        <w:t xml:space="preserve"> </w:t>
+      </w:r>
+      <w:r>
+        <w:rPr>
+          <w:rStyle w:val="VerbatimChar"/>
+        </w:rPr>
+        <w:t xml:space="preserve">pat1.ogg</w:t>
+      </w:r>
+      <w:r>
+        <w:t xml:space="preserve"> </w:t>
+      </w:r>
+      <w:r>
+        <w:t xml:space="preserve">и</w:t>
+      </w:r>
+      <w:r>
+        <w:t xml:space="preserve"> </w:t>
+      </w:r>
+      <w:r>
+        <w:rPr>
+          <w:rStyle w:val="VerbatimChar"/>
+        </w:rPr>
+        <w:t xml:space="preserve">pat2.ogg</w:t>
+      </w:r>
+      <w:r>
+        <w:t xml:space="preserve"> </w:t>
+      </w:r>
+      <w:r>
+        <w:t xml:space="preserve">(сам</w:t>
+      </w:r>
+      <w:r>
+        <w:t xml:space="preserve"> </w:t>
+      </w:r>
+      <w:r>
+        <w:rPr>
+          <w:rStyle w:val="VerbatimChar"/>
+        </w:rPr>
+        <w:t xml:space="preserve">AudioManager</w:t>
+      </w:r>
+      <w:r>
+        <w:t xml:space="preserve"> </w:t>
+      </w:r>
+      <w:r>
+        <w:t xml:space="preserve">это уже поддерживает</w:t>
+      </w:r>
+      <w:r>
+        <w:t xml:space="preserve"> </w:t>
+      </w:r>
+      <w:r>
+        <w:t xml:space="preserve">через</w:t>
+      </w:r>
+      <w:r>
+        <w:t xml:space="preserve"> </w:t>
+      </w:r>
+      <w:r>
+        <w:rPr>
+          <w:rStyle w:val="VerbatimChar"/>
+        </w:rPr>
+        <w:t xml:space="preserve">animalSoundKeys</w:t>
+      </w:r>
+      <w:r>
+        <w:t xml:space="preserve">, см. раздел 3.2) — тест не обновили вместе с ассетами.</w:t>
+      </w:r>
+    </w:p>
+    <w:p>
+      <w:pPr>
+        <w:pStyle w:val="BodyText"/>
+      </w:pPr>
+      <w:r>
+        <w:rPr>
+          <w:b/>
+          <w:bCs/>
+        </w:rPr>
+        <w:t xml:space="preserve">[TODO ревьюер: поправить</w:t>
+      </w:r>
+      <w:r>
+        <w:rPr>
+          <w:b/>
+          <w:bCs/>
+        </w:rPr>
+        <w:t xml:space="preserve"> </w:t>
+      </w:r>
+      <w:r>
+        <w:rPr>
+          <w:rStyle w:val="VerbatimChar"/>
+          <w:b/>
+          <w:bCs/>
+        </w:rPr>
+        <w:t xml:space="preserve">PetTouchAssetsTest</w:t>
+      </w:r>
+      <w:r>
+        <w:rPr>
+          <w:b/>
+          <w:bCs/>
+        </w:rPr>
+        <w:t xml:space="preserve">, чтобы он ждал</w:t>
+      </w:r>
+      <w:r>
+        <w:rPr>
+          <w:b/>
+          <w:bCs/>
+        </w:rPr>
+        <w:t xml:space="preserve"> </w:t>
+      </w:r>
+      <w:r>
+        <w:rPr>
+          <w:rStyle w:val="VerbatimChar"/>
+          <w:b/>
+          <w:bCs/>
+        </w:rPr>
+        <w:t xml:space="preserve">pat1.ogg</w:t>
+      </w:r>
+      <w:r>
+        <w:rPr>
+          <w:b/>
+          <w:bCs/>
+        </w:rPr>
+        <w:t xml:space="preserve">/</w:t>
+      </w:r>
+      <w:r>
+        <w:rPr>
+          <w:rStyle w:val="VerbatimChar"/>
+          <w:b/>
+          <w:bCs/>
+        </w:rPr>
+        <w:t xml:space="preserve">pat2.ogg</w:t>
+      </w:r>
+      <w:r>
+        <w:rPr>
+          <w:b/>
+          <w:bCs/>
+        </w:rPr>
+        <w:t xml:space="preserve"> </w:t>
+      </w:r>
+      <w:r>
+        <w:rPr>
+          <w:b/>
+          <w:bCs/>
+        </w:rPr>
+        <w:t xml:space="preserve">(по аналогии с</w:t>
+      </w:r>
+      <w:r>
+        <w:rPr>
+          <w:b/>
+          <w:bCs/>
+        </w:rPr>
+        <w:t xml:space="preserve"> </w:t>
+      </w:r>
+      <w:r>
+        <w:rPr>
+          <w:rStyle w:val="VerbatimChar"/>
+          <w:b/>
+          <w:bCs/>
+        </w:rPr>
+        <w:t xml:space="preserve">cat1</w:t>
+      </w:r>
+      <w:r>
+        <w:rPr>
+          <w:b/>
+          <w:bCs/>
+        </w:rPr>
+        <w:t xml:space="preserve">/</w:t>
+      </w:r>
+      <w:r>
+        <w:rPr>
+          <w:rStyle w:val="VerbatimChar"/>
+          <w:b/>
+          <w:bCs/>
+        </w:rPr>
+        <w:t xml:space="preserve">cat2</w:t>
+      </w:r>
+      <w:r>
+        <w:rPr>
+          <w:b/>
+          <w:bCs/>
+        </w:rPr>
+        <w:t xml:space="preserve">), а не единственный</w:t>
+      </w:r>
+      <w:r>
+        <w:rPr>
+          <w:b/>
+          <w:bCs/>
+        </w:rPr>
+        <w:t xml:space="preserve"> </w:t>
+      </w:r>
+      <w:r>
+        <w:rPr>
+          <w:rStyle w:val="VerbatimChar"/>
+          <w:b/>
+          <w:bCs/>
+        </w:rPr>
+        <w:t xml:space="preserve">pat.ogg</w:t>
+      </w:r>
+      <w:r>
+        <w:rPr>
+          <w:b/>
+          <w:bCs/>
+        </w:rPr>
+        <w:t xml:space="preserve">. Это код тестов, не документация,</w:t>
+      </w:r>
+      <w:r>
+        <w:rPr>
+          <w:b/>
+          <w:bCs/>
+        </w:rPr>
+        <w:t xml:space="preserve"> </w:t>
+      </w:r>
+      <w:r>
+        <w:rPr>
+          <w:b/>
+          <w:bCs/>
+        </w:rPr>
+        <w:t xml:space="preserve">поэтому здесь не исправлено.]</w:t>
+      </w:r>
+    </w:p>
     <w:p>
       <w:pPr>
         <w:pStyle w:val="BodyText"/>
@@ -27252,77 +27683,6 @@
               <w:rPr>
                 <w:rStyle w:val="VerbatimChar"/>
               </w:rPr>
-              <w:t xml:space="preserve">options</w:t>
-            </w:r>
-            <w:r>
-              <w:t xml:space="preserve"> </w:t>
-            </w:r>
-            <w:r>
-              <w:t xml:space="preserve">(PR #19)</w:t>
-            </w:r>
-          </w:p>
-        </w:tc>
-        <w:tc>
-          <w:tcPr/>
-          <w:p>
-            <w:pPr>
-              <w:pStyle w:val="Compact"/>
-            </w:pPr>
-            <w:r>
-              <w:t xml:space="preserve">—</w:t>
-            </w:r>
-          </w:p>
-        </w:tc>
-        <w:tc>
-          <w:tcPr/>
-          <w:p>
-            <w:pPr>
-              <w:pStyle w:val="Compact"/>
-            </w:pPr>
-            <w:r>
-              <w:rPr>
-                <w:rStyle w:val="VerbatimChar"/>
-              </w:rPr>
-              <w:t xml:space="preserve">AudioReaderTest</w:t>
-            </w:r>
-            <w:r>
-              <w:t xml:space="preserve">,</w:t>
-            </w:r>
-            <w:r>
-              <w:t xml:space="preserve"> </w:t>
-            </w:r>
-            <w:r>
-              <w:rPr>
-                <w:rStyle w:val="VerbatimChar"/>
-              </w:rPr>
-              <w:t xml:space="preserve">HeartBurstTest</w:t>
-            </w:r>
-            <w:r>
-              <w:t xml:space="preserve">,</w:t>
-            </w:r>
-            <w:r>
-              <w:t xml:space="preserve"> </w:t>
-            </w:r>
-            <w:r>
-              <w:rPr>
-                <w:rStyle w:val="VerbatimChar"/>
-              </w:rPr>
-              <w:t xml:space="preserve">PetTouchAssetsTest</w:t>
-            </w:r>
-          </w:p>
-        </w:tc>
-      </w:tr>
-      <w:tr>
-        <w:tc>
-          <w:tcPr/>
-          <w:p>
-            <w:pPr>
-              <w:pStyle w:val="Compact"/>
-            </w:pPr>
-            <w:r>
-              <w:rPr>
-                <w:rStyle w:val="VerbatimChar"/>
-              </w:rPr>
               <w:t xml:space="preserve">stef-adult</w:t>
             </w:r>
             <w:r>
@@ -27339,21 +27699,6 @@
                 <w:rStyle w:val="VerbatimChar"/>
               </w:rPr>
               <w:t xml:space="preserve">main</w:t>
-            </w:r>
-            <w:r>
-              <w:t xml:space="preserve"> </w:t>
-            </w:r>
-            <w:r>
-              <w:t xml:space="preserve">+</w:t>
-            </w:r>
-            <w:r>
-              <w:t xml:space="preserve"> </w:t>
-            </w:r>
-            <w:r>
-              <w:rPr>
-                <w:rStyle w:val="VerbatimChar"/>
-              </w:rPr>
-              <w:t xml:space="preserve">options</w:t>
             </w:r>
             <w:r>
               <w:t xml:space="preserve"> </w:t>
@@ -27732,13 +28077,25 @@
         <w:pStyle w:val="BodyText"/>
       </w:pPr>
       <w:r>
-        <w:t xml:space="preserve">Числа для веток взяты из отчётов о прогоне в самих ветках; итоговое число после слияния всех веток</w:t>
-      </w:r>
-      <w:r>
-        <w:t xml:space="preserve"> </w:t>
-      </w:r>
-      <w:r>
-        <w:t xml:space="preserve">не сводится простым сложением, так как</w:t>
+        <w:t xml:space="preserve">Числа для веток взяты из отчётов о прогоне в самих ветках (до слияния PR #19/#27 в</w:t>
+      </w:r>
+      <w:r>
+        <w:t xml:space="preserve"> </w:t>
+      </w:r>
+      <w:r>
+        <w:rPr>
+          <w:rStyle w:val="VerbatimChar"/>
+        </w:rPr>
+        <w:t xml:space="preserve">main</w:t>
+      </w:r>
+      <w:r>
+        <w:t xml:space="preserve">);</w:t>
+      </w:r>
+      <w:r>
+        <w:t xml:space="preserve"> </w:t>
+      </w:r>
+      <w:r>
+        <w:t xml:space="preserve">итоговое число после слияния всех веток не сводится простым сложением, так как</w:t>
       </w:r>
       <w:r>
         <w:t xml:space="preserve"> </w:t>
@@ -27753,22 +28110,13 @@
         <w:t xml:space="preserve"> </w:t>
       </w:r>
       <w:r>
-        <w:t xml:space="preserve">уже содержит тесты</w:t>
-      </w:r>
-      <w:r>
-        <w:t xml:space="preserve"> </w:t>
-      </w:r>
-      <w:r>
-        <w:rPr>
-          <w:rStyle w:val="VerbatimChar"/>
-        </w:rPr>
-        <w:t xml:space="preserve">options</w:t>
-      </w:r>
-      <w:r>
-        <w:t xml:space="preserve"> </w:t>
-      </w:r>
-      <w:r>
-        <w:t xml:space="preserve">и</w:t>
+        <w:t xml:space="preserve">уже</w:t>
+      </w:r>
+      <w:r>
+        <w:t xml:space="preserve"> </w:t>
+      </w:r>
+      <w:r>
+        <w:t xml:space="preserve">содержит тесты</w:t>
       </w:r>
       <w:r>
         <w:t xml:space="preserve"> </w:t>
@@ -27792,7 +28140,65 @@
           <w:b/>
           <w:bCs/>
         </w:rPr>
-        <w:t xml:space="preserve">[TODO ревьюер: после слияния всех веток обновить общее число тестов.]</w:t>
+        <w:t xml:space="preserve">[TODO ревьюер: после слияния</w:t>
+      </w:r>
+      <w:r>
+        <w:rPr>
+          <w:b/>
+          <w:bCs/>
+        </w:rPr>
+        <w:t xml:space="preserve"> </w:t>
+      </w:r>
+      <w:r>
+        <w:rPr>
+          <w:rStyle w:val="VerbatimChar"/>
+          <w:b/>
+          <w:bCs/>
+        </w:rPr>
+        <w:t xml:space="preserve">stef-quests</w:t>
+      </w:r>
+      <w:r>
+        <w:rPr>
+          <w:b/>
+          <w:bCs/>
+        </w:rPr>
+        <w:t xml:space="preserve"> </w:t>
+      </w:r>
+      <w:r>
+        <w:rPr>
+          <w:b/>
+          <w:bCs/>
+        </w:rPr>
+        <w:t xml:space="preserve">и</w:t>
+      </w:r>
+      <w:r>
+        <w:rPr>
+          <w:b/>
+          <w:bCs/>
+        </w:rPr>
+        <w:t xml:space="preserve"> </w:t>
+      </w:r>
+      <w:r>
+        <w:rPr>
+          <w:rStyle w:val="VerbatimChar"/>
+          <w:b/>
+          <w:bCs/>
+        </w:rPr>
+        <w:t xml:space="preserve">stef-adult</w:t>
+      </w:r>
+      <w:r>
+        <w:rPr>
+          <w:b/>
+          <w:bCs/>
+        </w:rPr>
+        <w:t xml:space="preserve"> </w:t>
+      </w:r>
+      <w:r>
+        <w:rPr>
+          <w:b/>
+          <w:bCs/>
+        </w:rPr>
+        <w:t xml:space="preserve">обновить общее число тестов.]</w:t>
       </w:r>
     </w:p>
     <w:bookmarkEnd w:id="48"/>
@@ -27876,7 +28282,7 @@
               <w:pStyle w:val="Compact"/>
             </w:pPr>
             <w:r>
-              <w:t xml:space="preserve">5</w:t>
+              <w:t xml:space="preserve">7</w:t>
             </w:r>
           </w:p>
         </w:tc>
@@ -27888,6 +28294,44 @@
             </w:pPr>
             <w:r>
               <w:t xml:space="preserve">Масштаб щипком и перемещение сцены жестами на реальном Compose UI</w:t>
+            </w:r>
+          </w:p>
+        </w:tc>
+      </w:tr>
+      <w:tr>
+        <w:tc>
+          <w:tcPr/>
+          <w:p>
+            <w:pPr>
+              <w:pStyle w:val="Compact"/>
+            </w:pPr>
+            <w:r>
+              <w:rPr>
+                <w:rStyle w:val="VerbatimChar"/>
+              </w:rPr>
+              <w:t xml:space="preserve">ClickSoundTest</w:t>
+            </w:r>
+          </w:p>
+        </w:tc>
+        <w:tc>
+          <w:tcPr/>
+          <w:p>
+            <w:pPr>
+              <w:pStyle w:val="Compact"/>
+            </w:pPr>
+            <w:r>
+              <w:t xml:space="preserve">2</w:t>
+            </w:r>
+          </w:p>
+        </w:tc>
+        <w:tc>
+          <w:tcPr/>
+          <w:p>
+            <w:pPr>
+              <w:pStyle w:val="Compact"/>
+            </w:pPr>
+            <w:r>
+              <w:t xml:space="preserve">Настройка «Звуки» выключает щелчок при нажатии у всех кнопок, а не у одной</w:t>
             </w:r>
           </w:p>
         </w:tc>
@@ -28869,19 +29313,7 @@
               <w:pStyle w:val="Compact"/>
             </w:pPr>
             <w:r>
-              <w:t xml:space="preserve">Сброс (ветка</w:t>
-            </w:r>
-            <w:r>
-              <w:t xml:space="preserve"> </w:t>
-            </w:r>
-            <w:r>
-              <w:rPr>
-                <w:rStyle w:val="VerbatimChar"/>
-              </w:rPr>
-              <w:t xml:space="preserve">options</w:t>
-            </w:r>
-            <w:r>
-              <w:t xml:space="preserve">)</w:t>
+              <w:t xml:space="preserve">Сброс прогресса</w:t>
             </w:r>
           </w:p>
         </w:tc>
@@ -29962,16 +30394,49 @@
               <w:pStyle w:val="Compact"/>
             </w:pPr>
             <w:r>
-              <w:t xml:space="preserve">Звуки и музыка временные (ветка</w:t>
-            </w:r>
-            <w:r>
-              <w:t xml:space="preserve"> </w:t>
-            </w:r>
-            <w:r>
-              <w:rPr>
-                <w:rStyle w:val="VerbatimChar"/>
-              </w:rPr>
-              <w:t xml:space="preserve">options</w:t>
+              <w:t xml:space="preserve">Авторство части графики не задокументировано</w:t>
+            </w:r>
+          </w:p>
+        </w:tc>
+        <w:tc>
+          <w:tcPr/>
+          <w:p>
+            <w:pPr>
+              <w:pStyle w:val="Compact"/>
+            </w:pPr>
+            <w:r>
+              <w:t xml:space="preserve">Спрайты животных, иконки интерфейса, фон локации, спрайт-заглушка ошибки и иконка приложения — без указания источника и лицензии (см. раздел 12.3); лицензии музыки и звуков питомца зафиксированы в</w:t>
+            </w:r>
+            <w:r>
+              <w:t xml:space="preserve"> </w:t>
+            </w:r>
+            <w:r>
+              <w:rPr>
+                <w:rStyle w:val="VerbatimChar"/>
+              </w:rPr>
+              <w:t xml:space="preserve">attributions.xml</w:t>
+            </w:r>
+          </w:p>
+        </w:tc>
+      </w:tr>
+      <w:tr>
+        <w:tc>
+          <w:tcPr/>
+          <w:p>
+            <w:pPr>
+              <w:pStyle w:val="Compact"/>
+            </w:pPr>
+            <w:r>
+              <w:t xml:space="preserve">Рост от ухода начисляется порциями (ветка</w:t>
+            </w:r>
+            <w:r>
+              <w:t xml:space="preserve"> </w:t>
+            </w:r>
+            <w:r>
+              <w:rPr>
+                <w:rStyle w:val="VerbatimChar"/>
+              </w:rPr>
+              <w:t xml:space="preserve">stef-growth</w:t>
             </w:r>
             <w:r>
               <w:t xml:space="preserve">)</w:t>
@@ -29985,20 +30450,20 @@
               <w:pStyle w:val="Compact"/>
             </w:pPr>
             <w:r>
-              <w:t xml:space="preserve">Требуется замена на финальные ресурсы с подтверждённой лицензией</w:t>
-            </w:r>
-          </w:p>
-        </w:tc>
-      </w:tr>
-      <w:tr>
-        <w:tc>
-          <w:tcPr/>
-          <w:p>
-            <w:pPr>
-              <w:pStyle w:val="Compact"/>
-            </w:pPr>
-            <w:r>
-              <w:t xml:space="preserve">Рост от ухода начисляется порциями (ветка</w:t>
+              <w:t xml:space="preserve">Рост и штрафы пересчитываются в конце каждого дня питомца, а не непрерывно</w:t>
+            </w:r>
+          </w:p>
+        </w:tc>
+      </w:tr>
+      <w:tr>
+        <w:tc>
+          <w:tcPr/>
+          <w:p>
+            <w:pPr>
+              <w:pStyle w:val="Compact"/>
+            </w:pPr>
+            <w:r>
+              <w:t xml:space="preserve">Лазейка в оценке дня (ветка</w:t>
             </w:r>
             <w:r>
               <w:t xml:space="preserve"> </w:t>
@@ -30021,42 +30486,6 @@
               <w:pStyle w:val="Compact"/>
             </w:pPr>
             <w:r>
-              <w:t xml:space="preserve">Рост и штрафы пересчитываются в конце каждого дня питомца, а не непрерывно</w:t>
-            </w:r>
-          </w:p>
-        </w:tc>
-      </w:tr>
-      <w:tr>
-        <w:tc>
-          <w:tcPr/>
-          <w:p>
-            <w:pPr>
-              <w:pStyle w:val="Compact"/>
-            </w:pPr>
-            <w:r>
-              <w:t xml:space="preserve">Лазейка в оценке дня (ветка</w:t>
-            </w:r>
-            <w:r>
-              <w:t xml:space="preserve"> </w:t>
-            </w:r>
-            <w:r>
-              <w:rPr>
-                <w:rStyle w:val="VerbatimChar"/>
-              </w:rPr>
-              <w:t xml:space="preserve">stef-growth</w:t>
-            </w:r>
-            <w:r>
-              <w:t xml:space="preserve">)</w:t>
-            </w:r>
-          </w:p>
-        </w:tc>
-        <w:tc>
-          <w:tcPr/>
-          <w:p>
-            <w:pPr>
-              <w:pStyle w:val="Compact"/>
-            </w:pPr>
-            <w:r>
               <w:t xml:space="preserve">День оценивается по лучшему индексу, поэтому полная забота перед самым концом дня засчитывает его как хороший; выигрыш — не больше одного дня</w:t>
             </w:r>
           </w:p>
@@ -30139,7 +30568,7 @@
               <w:pStyle w:val="Compact"/>
             </w:pPr>
             <w:r>
-              <w:t xml:space="preserve">Разделы «Квесты» и «Настройки» в</w:t>
+              <w:t xml:space="preserve">Раздел «Квесты» в</w:t>
             </w:r>
             <w:r>
               <w:t xml:space="preserve"> </w:t>
@@ -30154,18 +30583,18 @@
               <w:t xml:space="preserve"> </w:t>
             </w:r>
             <w:r>
-              <w:t xml:space="preserve">— заглушки</w:t>
-            </w:r>
-          </w:p>
-        </w:tc>
-        <w:tc>
-          <w:tcPr/>
-          <w:p>
-            <w:pPr>
-              <w:pStyle w:val="Compact"/>
-            </w:pPr>
-            <w:r>
-              <w:t xml:space="preserve">Функции в ветках</w:t>
+              <w:t xml:space="preserve">— заглушка</w:t>
+            </w:r>
+          </w:p>
+        </w:tc>
+        <w:tc>
+          <w:tcPr/>
+          <w:p>
+            <w:pPr>
+              <w:pStyle w:val="Compact"/>
+            </w:pPr>
+            <w:r>
+              <w:t xml:space="preserve">Функция в ветках</w:t>
             </w:r>
             <w:r>
               <w:t xml:space="preserve"> </w:t>
@@ -30186,19 +30615,19 @@
               <w:rPr>
                 <w:rStyle w:val="VerbatimChar"/>
               </w:rPr>
-              <w:t xml:space="preserve">options</w:t>
-            </w:r>
-            <w:r>
-              <w:t xml:space="preserve">,</w:t>
-            </w:r>
-            <w:r>
-              <w:t xml:space="preserve"> </w:t>
-            </w:r>
-            <w:r>
-              <w:rPr>
-                <w:rStyle w:val="VerbatimChar"/>
-              </w:rPr>
               <w:t xml:space="preserve">stef-adult</w:t>
+            </w:r>
+            <w:r>
+              <w:t xml:space="preserve">; настройки уже в</w:t>
+            </w:r>
+            <w:r>
+              <w:t xml:space="preserve"> </w:t>
+            </w:r>
+            <w:r>
+              <w:rPr>
+                <w:rStyle w:val="VerbatimChar"/>
+              </w:rPr>
+              <w:t xml:space="preserve">main</w:t>
             </w:r>
           </w:p>
         </w:tc>
@@ -30499,7 +30928,19 @@
         </w:numPr>
       </w:pPr>
       <w:r>
-        <w:t xml:space="preserve">Слить PR #19–#21 и готовые ветки</w:t>
+        <w:t xml:space="preserve">Слить PR #20–#21 (PR #19 и #27 уже в</w:t>
+      </w:r>
+      <w:r>
+        <w:t xml:space="preserve"> </w:t>
+      </w:r>
+      <w:r>
+        <w:rPr>
+          <w:rStyle w:val="VerbatimChar"/>
+        </w:rPr>
+        <w:t xml:space="preserve">main</w:t>
+      </w:r>
+      <w:r>
+        <w:t xml:space="preserve">) и готовые ветки</w:t>
       </w:r>
       <w:r>
         <w:t xml:space="preserve"> </w:t>
@@ -30613,7 +31054,13 @@
         </w:numPr>
       </w:pPr>
       <w:r>
-        <w:t xml:space="preserve">Заменить временные звуки и дорисовать иллюстрации квестов.</w:t>
+        <w:t xml:space="preserve">Задокументировать авторство и лицензии спрайтов и иконок (раздел 12.3) и дорисовать иллюстрации</w:t>
+      </w:r>
+      <w:r>
+        <w:t xml:space="preserve"> </w:t>
+      </w:r>
+      <w:r>
+        <w:t xml:space="preserve">квестов.</w:t>
       </w:r>
     </w:p>
     <w:p>
@@ -30630,7 +31077,7 @@
     </w:p>
     <w:bookmarkEnd w:id="54"/>
     <w:bookmarkEnd w:id="55"/>
-    <w:bookmarkStart w:id="59" w:name="X04ddf7f403af94955bb6119a25ed364f5b96ce0"/>
+    <w:bookmarkStart w:id="67" w:name="X04ddf7f403af94955bb6119a25ed364f5b96ce0"/>
     <w:p>
       <w:pPr>
         <w:pStyle w:val="Heading1"/>
@@ -31483,7 +31930,7 @@
       </w:r>
     </w:p>
     <w:bookmarkEnd w:id="56"/>
-    <w:bookmarkStart w:id="57" w:name="X589609869668e8245af747cd71445e4637ca402"/>
+    <w:bookmarkStart w:id="58" w:name="X589609869668e8245af747cd71445e4637ca402"/>
     <w:p>
       <w:pPr>
         <w:pStyle w:val="Heading2"/>
@@ -31586,18 +32033,38 @@
               <w:pStyle w:val="Compact"/>
             </w:pPr>
             <w:r>
-              <w:t xml:space="preserve">CodeMan38 (Cody Boisclair), © 2012 The Press Start 2P Project Authors</w:t>
-            </w:r>
-          </w:p>
-        </w:tc>
-        <w:tc>
-          <w:tcPr/>
-          <w:p>
-            <w:pPr>
-              <w:pStyle w:val="Compact"/>
-            </w:pPr>
-            <w:r>
-              <w:t xml:space="preserve">SIL Open Font License 1.1 (указана в метаданных файла шрифта)</w:t>
+              <w:t xml:space="preserve">© 2012 The Press Start 2P Project Authors (</w:t>
+            </w:r>
+            <w:hyperlink r:id="rId57">
+              <w:r>
+                <w:rPr>
+                  <w:rStyle w:val="Hyperlink"/>
+                </w:rPr>
+                <w:t xml:space="preserve">cody@zone38.net</w:t>
+              </w:r>
+            </w:hyperlink>
+            <w:r>
+              <w:t xml:space="preserve">), зарезервированное имя шрифта «Press Start 2P»</w:t>
+            </w:r>
+          </w:p>
+        </w:tc>
+        <w:tc>
+          <w:tcPr/>
+          <w:p>
+            <w:pPr>
+              <w:pStyle w:val="Compact"/>
+            </w:pPr>
+            <w:r>
+              <w:t xml:space="preserve">SIL Open Font License 1.1 — полный текст лежит рядом, в</w:t>
+            </w:r>
+            <w:r>
+              <w:t xml:space="preserve"> </w:t>
+            </w:r>
+            <w:r>
+              <w:rPr>
+                <w:rStyle w:val="VerbatimChar"/>
+              </w:rPr>
+              <w:t xml:space="preserve">app/src/main/res/raw/press_start_2p_regular.txt</w:t>
             </w:r>
           </w:p>
         </w:tc>
@@ -31623,14 +32090,49 @@
         <w:t xml:space="preserve">положить рядом со шрифтом или в раздел «О программе».</w:t>
       </w:r>
     </w:p>
-    <w:bookmarkEnd w:id="57"/>
-    <w:bookmarkStart w:id="58" w:name="Xf0d64e1b19cd9548d28cd46cc41cbefb7303f26"/>
+    <w:bookmarkEnd w:id="58"/>
+    <w:bookmarkStart w:id="66" w:name="Xf0d64e1b19cd9548d28cd46cc41cbefb7303f26"/>
     <w:p>
       <w:pPr>
         <w:pStyle w:val="Heading2"/>
       </w:pPr>
       <w:r>
         <w:t xml:space="preserve">12.3. Изображения и звуки</w:t>
+      </w:r>
+    </w:p>
+    <w:p>
+      <w:pPr>
+        <w:pStyle w:val="FirstParagraph"/>
+      </w:pPr>
+      <w:r>
+        <w:t xml:space="preserve">Графика (спрайты, иконки, фоны) в репозитории атрибуций не несёт — происхождение не</w:t>
+      </w:r>
+      <w:r>
+        <w:t xml:space="preserve"> </w:t>
+      </w:r>
+      <w:r>
+        <w:t xml:space="preserve">зафиксировано. Музыка и звуки, наоборот, сопровождаются файлами</w:t>
+      </w:r>
+      <w:r>
+        <w:t xml:space="preserve"> </w:t>
+      </w:r>
+      <w:r>
+        <w:rPr>
+          <w:rStyle w:val="VerbatimChar"/>
+        </w:rPr>
+        <w:t xml:space="preserve">attributions.xml</w:t>
+      </w:r>
+      <w:r>
+        <w:t xml:space="preserve"> </w:t>
+      </w:r>
+      <w:r>
+        <w:t xml:space="preserve">рядом с</w:t>
+      </w:r>
+      <w:r>
+        <w:t xml:space="preserve"> </w:t>
+      </w:r>
+      <w:r>
+        <w:t xml:space="preserve">аудиофайлами (по одному на папку); ниже — их содержимое.</w:t>
       </w:r>
     </w:p>
     <w:tbl>
@@ -31852,21 +32354,93 @@
               <w:pStyle w:val="Compact"/>
             </w:pPr>
             <w:r>
-              <w:t xml:space="preserve">Фон локации</w:t>
-            </w:r>
-          </w:p>
-        </w:tc>
-        <w:tc>
-          <w:tcPr/>
-          <w:p>
-            <w:pPr>
-              <w:pStyle w:val="Compact"/>
-            </w:pPr>
-            <w:r>
-              <w:rPr>
-                <w:rStyle w:val="VerbatimChar"/>
-              </w:rPr>
-              <w:t xml:space="preserve">assets/textures/locations/0/background.webp</w:t>
+              <w:t xml:space="preserve">Иконки и спрайты предметов (еда, игрушки, одежда, декор — в том числе новые</w:t>
+            </w:r>
+            <w:r>
+              <w:t xml:space="preserve"> </w:t>
+            </w:r>
+            <w:r>
+              <w:rPr>
+                <w:rStyle w:val="VerbatimChar"/>
+              </w:rPr>
+              <w:t xml:space="preserve">apple</w:t>
+            </w:r>
+            <w:r>
+              <w:t xml:space="preserve">,</w:t>
+            </w:r>
+            <w:r>
+              <w:t xml:space="preserve"> </w:t>
+            </w:r>
+            <w:r>
+              <w:rPr>
+                <w:rStyle w:val="VerbatimChar"/>
+              </w:rPr>
+              <w:t xml:space="preserve">ball</w:t>
+            </w:r>
+            <w:r>
+              <w:t xml:space="preserve">,</w:t>
+            </w:r>
+            <w:r>
+              <w:t xml:space="preserve"> </w:t>
+            </w:r>
+            <w:r>
+              <w:rPr>
+                <w:rStyle w:val="VerbatimChar"/>
+              </w:rPr>
+              <w:t xml:space="preserve">books</w:t>
+            </w:r>
+            <w:r>
+              <w:t xml:space="preserve">,</w:t>
+            </w:r>
+            <w:r>
+              <w:t xml:space="preserve"> </w:t>
+            </w:r>
+            <w:r>
+              <w:rPr>
+                <w:rStyle w:val="VerbatimChar"/>
+              </w:rPr>
+              <w:t xml:space="preserve">dresser</w:t>
+            </w:r>
+            <w:r>
+              <w:t xml:space="preserve">,</w:t>
+            </w:r>
+            <w:r>
+              <w:t xml:space="preserve"> </w:t>
+            </w:r>
+            <w:r>
+              <w:rPr>
+                <w:rStyle w:val="VerbatimChar"/>
+              </w:rPr>
+              <w:t xml:space="preserve">fish</w:t>
+            </w:r>
+            <w:r>
+              <w:t xml:space="preserve">,</w:t>
+            </w:r>
+            <w:r>
+              <w:t xml:space="preserve"> </w:t>
+            </w:r>
+            <w:r>
+              <w:rPr>
+                <w:rStyle w:val="VerbatimChar"/>
+              </w:rPr>
+              <w:t xml:space="preserve">plant</w:t>
+            </w:r>
+            <w:r>
+              <w:t xml:space="preserve">)</w:t>
+            </w:r>
+          </w:p>
+        </w:tc>
+        <w:tc>
+          <w:tcPr/>
+          <w:p>
+            <w:pPr>
+              <w:pStyle w:val="Compact"/>
+            </w:pPr>
+            <w:r>
+              <w:rPr>
+                <w:rStyle w:val="VerbatimChar"/>
+              </w:rPr>
+              <w:t xml:space="preserve">assets/textures/items/**</w:t>
             </w:r>
           </w:p>
         </w:tc>
@@ -31921,21 +32495,21 @@
               <w:pStyle w:val="Compact"/>
             </w:pPr>
             <w:r>
-              <w:t xml:space="preserve">Спрайт-заглушка ошибки</w:t>
-            </w:r>
-          </w:p>
-        </w:tc>
-        <w:tc>
-          <w:tcPr/>
-          <w:p>
-            <w:pPr>
-              <w:pStyle w:val="Compact"/>
-            </w:pPr>
-            <w:r>
-              <w:rPr>
-                <w:rStyle w:val="VerbatimChar"/>
-              </w:rPr>
-              <w:t xml:space="preserve">assets/textures/error/error.webp</w:t>
+              <w:t xml:space="preserve">Фон локации (с полкой с декором)</w:t>
+            </w:r>
+          </w:p>
+        </w:tc>
+        <w:tc>
+          <w:tcPr/>
+          <w:p>
+            <w:pPr>
+              <w:pStyle w:val="Compact"/>
+            </w:pPr>
+            <w:r>
+              <w:rPr>
+                <w:rStyle w:val="VerbatimChar"/>
+              </w:rPr>
+              <w:t xml:space="preserve">assets/textures/locations/0/background.webp</w:t>
             </w:r>
           </w:p>
         </w:tc>
@@ -31990,33 +32564,21 @@
               <w:pStyle w:val="Compact"/>
             </w:pPr>
             <w:r>
-              <w:t xml:space="preserve">Иконка приложения</w:t>
-            </w:r>
-          </w:p>
-        </w:tc>
-        <w:tc>
-          <w:tcPr/>
-          <w:p>
-            <w:pPr>
-              <w:pStyle w:val="Compact"/>
-            </w:pPr>
-            <w:r>
-              <w:rPr>
-                <w:rStyle w:val="VerbatimChar"/>
-              </w:rPr>
-              <w:t xml:space="preserve">res/mipmap-*</w:t>
-            </w:r>
-            <w:r>
-              <w:t xml:space="preserve">,</w:t>
-            </w:r>
-            <w:r>
-              <w:t xml:space="preserve"> </w:t>
-            </w:r>
-            <w:r>
-              <w:rPr>
-                <w:rStyle w:val="VerbatimChar"/>
-              </w:rPr>
-              <w:t xml:space="preserve">res/drawable/ic_launcher_*</w:t>
+              <w:t xml:space="preserve">Спрайт-заглушка ошибки</w:t>
+            </w:r>
+          </w:p>
+        </w:tc>
+        <w:tc>
+          <w:tcPr/>
+          <w:p>
+            <w:pPr>
+              <w:pStyle w:val="Compact"/>
+            </w:pPr>
+            <w:r>
+              <w:rPr>
+                <w:rStyle w:val="VerbatimChar"/>
+              </w:rPr>
+              <w:t xml:space="preserve">assets/textures/error/error.webp</w:t>
             </w:r>
           </w:p>
         </w:tc>
@@ -32071,33 +32633,33 @@
               <w:pStyle w:val="Compact"/>
             </w:pPr>
             <w:r>
-              <w:t xml:space="preserve">Эффект сердечка (ветка</w:t>
-            </w:r>
-            <w:r>
-              <w:t xml:space="preserve"> </w:t>
-            </w:r>
-            <w:r>
-              <w:rPr>
-                <w:rStyle w:val="VerbatimChar"/>
-              </w:rPr>
-              <w:t xml:space="preserve">options</w:t>
-            </w:r>
-            <w:r>
-              <w:t xml:space="preserve">)</w:t>
-            </w:r>
-          </w:p>
-        </w:tc>
-        <w:tc>
-          <w:tcPr/>
-          <w:p>
-            <w:pPr>
-              <w:pStyle w:val="Compact"/>
-            </w:pPr>
-            <w:r>
-              <w:rPr>
-                <w:rStyle w:val="VerbatimChar"/>
-              </w:rPr>
-              <w:t xml:space="preserve">assets/textures/fx/heart.webp</w:t>
+              <w:t xml:space="preserve">Иконка приложения</w:t>
+            </w:r>
+          </w:p>
+        </w:tc>
+        <w:tc>
+          <w:tcPr/>
+          <w:p>
+            <w:pPr>
+              <w:pStyle w:val="Compact"/>
+            </w:pPr>
+            <w:r>
+              <w:rPr>
+                <w:rStyle w:val="VerbatimChar"/>
+              </w:rPr>
+              <w:t xml:space="preserve">res/mipmap-*</w:t>
+            </w:r>
+            <w:r>
+              <w:t xml:space="preserve">,</w:t>
+            </w:r>
+            <w:r>
+              <w:t xml:space="preserve"> </w:t>
+            </w:r>
+            <w:r>
+              <w:rPr>
+                <w:rStyle w:val="VerbatimChar"/>
+              </w:rPr>
+              <w:t xml:space="preserve">res/drawable/ic_launcher_*</w:t>
             </w:r>
           </w:p>
         </w:tc>
@@ -32152,114 +32714,21 @@
               <w:pStyle w:val="Compact"/>
             </w:pPr>
             <w:r>
-              <w:t xml:space="preserve">Фоновая музыка (3 трека, ветка</w:t>
-            </w:r>
-            <w:r>
-              <w:t xml:space="preserve"> </w:t>
-            </w:r>
-            <w:r>
-              <w:rPr>
-                <w:rStyle w:val="VerbatimChar"/>
-              </w:rPr>
-              <w:t xml:space="preserve">options</w:t>
-            </w:r>
-            <w:r>
-              <w:t xml:space="preserve">)</w:t>
-            </w:r>
-          </w:p>
-        </w:tc>
-        <w:tc>
-          <w:tcPr/>
-          <w:p>
-            <w:pPr>
-              <w:pStyle w:val="Compact"/>
-            </w:pPr>
-            <w:r>
-              <w:rPr>
-                <w:rStyle w:val="VerbatimChar"/>
-              </w:rPr>
-              <w:t xml:space="preserve">assets/audio/music/background/*.ogg</w:t>
-            </w:r>
-          </w:p>
-        </w:tc>
-        <w:tc>
-          <w:tcPr/>
-          <w:p>
-            <w:pPr>
-              <w:pStyle w:val="Compact"/>
-            </w:pPr>
-            <w:r>
-              <w:rPr>
-                <w:b/>
-                <w:bCs/>
-              </w:rPr>
-              <w:t xml:space="preserve">[TODO ревьюер: указать автора/источник]</w:t>
-            </w:r>
-            <w:r>
-              <w:t xml:space="preserve"> </w:t>
-            </w:r>
-            <w:r>
-              <w:t xml:space="preserve">не указано</w:t>
-            </w:r>
-          </w:p>
-        </w:tc>
-        <w:tc>
-          <w:tcPr/>
-          <w:p>
-            <w:pPr>
-              <w:pStyle w:val="Compact"/>
-            </w:pPr>
-            <w:r>
-              <w:rPr>
-                <w:b/>
-                <w:bCs/>
-              </w:rPr>
-              <w:t xml:space="preserve">[TODO ревьюер: лицензия]</w:t>
-            </w:r>
-            <w:r>
-              <w:t xml:space="preserve"> </w:t>
-            </w:r>
-            <w:r>
-              <w:t xml:space="preserve">не указана</w:t>
-            </w:r>
-          </w:p>
-        </w:tc>
-      </w:tr>
-      <w:tr>
-        <w:tc>
-          <w:tcPr/>
-          <w:p>
-            <w:pPr>
-              <w:pStyle w:val="Compact"/>
-            </w:pPr>
-            <w:r>
-              <w:t xml:space="preserve">Звуки питомца (ветка</w:t>
-            </w:r>
-            <w:r>
-              <w:t xml:space="preserve"> </w:t>
-            </w:r>
-            <w:r>
-              <w:rPr>
-                <w:rStyle w:val="VerbatimChar"/>
-              </w:rPr>
-              <w:t xml:space="preserve">options</w:t>
-            </w:r>
-            <w:r>
-              <w:t xml:space="preserve">)</w:t>
-            </w:r>
-          </w:p>
-        </w:tc>
-        <w:tc>
-          <w:tcPr/>
-          <w:p>
-            <w:pPr>
-              <w:pStyle w:val="Compact"/>
-            </w:pPr>
-            <w:r>
-              <w:rPr>
-                <w:rStyle w:val="VerbatimChar"/>
-              </w:rPr>
-              <w:t xml:space="preserve">assets/audio/sounds/animal/*.ogg</w:t>
+              <w:t xml:space="preserve">Эффект сердечка (поглаживание питомца)</w:t>
+            </w:r>
+          </w:p>
+        </w:tc>
+        <w:tc>
+          <w:tcPr/>
+          <w:p>
+            <w:pPr>
+              <w:pStyle w:val="Compact"/>
+            </w:pPr>
+            <w:r>
+              <w:rPr>
+                <w:rStyle w:val="VerbatimChar"/>
+              </w:rPr>
+              <w:t xml:space="preserve">assets/textures/fx/heart.webp</w:t>
             </w:r>
           </w:p>
         </w:tc>
@@ -32312,17 +32781,606 @@
         <w:pStyle w:val="BodyText"/>
       </w:pPr>
       <w:r>
-        <w:t xml:space="preserve">Происхождение графики и звуков в репозитории не зафиксировано. До публикации нужно подтвердить,</w:t>
-      </w:r>
-      <w:r>
-        <w:t xml:space="preserve"> </w:t>
-      </w:r>
-      <w:r>
-        <w:t xml:space="preserve">что все ресурсы созданы командой или используются по совместимой лицензии.</w:t>
+        <w:t xml:space="preserve">Фоновая музыка (</w:t>
+      </w:r>
+      <w:r>
+        <w:rPr>
+          <w:rStyle w:val="VerbatimChar"/>
+        </w:rPr>
+        <w:t xml:space="preserve">assets/audio/music/background/attributions.xml</w:t>
+      </w:r>
+      <w:r>
+        <w:t xml:space="preserve">):</w:t>
       </w:r>
     </w:p>
-    <w:bookmarkEnd w:id="58"/>
-    <w:bookmarkEnd w:id="59"/>
+    <w:tbl>
+      <w:tblPr>
+        <w:tblStyle w:val="Table"/>
+        <w:tblW w:type="auto" w:w="0"/>
+        <w:tblLook w:firstRow="1" w:lastRow="0" w:firstColumn="0" w:lastColumn="0" w:noHBand="0" w:noVBand="0" w:val="0020"/>
+      </w:tblPr>
+      <w:tblGrid>
+        <w:gridCol w:w="2640"/>
+        <w:gridCol w:w="2640"/>
+        <w:gridCol w:w="2640"/>
+      </w:tblGrid>
+      <w:tr>
+        <w:trPr>
+          <w:tblHeader w:val="on"/>
+        </w:trPr>
+        <w:tc>
+          <w:tcPr/>
+          <w:p>
+            <w:pPr>
+              <w:pStyle w:val="Compact"/>
+            </w:pPr>
+            <w:r>
+              <w:t xml:space="preserve">Файл</w:t>
+            </w:r>
+          </w:p>
+        </w:tc>
+        <w:tc>
+          <w:tcPr/>
+          <w:p>
+            <w:pPr>
+              <w:pStyle w:val="Compact"/>
+            </w:pPr>
+            <w:r>
+              <w:t xml:space="preserve">Источник</w:t>
+            </w:r>
+          </w:p>
+        </w:tc>
+        <w:tc>
+          <w:tcPr/>
+          <w:p>
+            <w:pPr>
+              <w:pStyle w:val="Compact"/>
+            </w:pPr>
+            <w:r>
+              <w:t xml:space="preserve">Лицензия</w:t>
+            </w:r>
+          </w:p>
+        </w:tc>
+      </w:tr>
+      <w:tr>
+        <w:tc>
+          <w:tcPr/>
+          <w:p>
+            <w:pPr>
+              <w:pStyle w:val="Compact"/>
+            </w:pPr>
+            <w:r>
+              <w:rPr>
+                <w:rStyle w:val="VerbatimChar"/>
+              </w:rPr>
+              <w:t xml:space="preserve">piano-208-octave-long.ogg</w:t>
+            </w:r>
+          </w:p>
+        </w:tc>
+        <w:tc>
+          <w:tcPr/>
+          <w:p>
+            <w:pPr>
+              <w:pStyle w:val="Compact"/>
+            </w:pPr>
+            <w:r>
+              <w:t xml:space="preserve">freesound-пользователь josefpres,</w:t>
+            </w:r>
+            <w:r>
+              <w:t xml:space="preserve"> </w:t>
+            </w:r>
+            <w:hyperlink r:id="rId59">
+              <w:r>
+                <w:rPr>
+                  <w:rStyle w:val="Hyperlink"/>
+                </w:rPr>
+                <w:t xml:space="preserve">https://freesound.org/people/josefpres/sounds/853163/</w:t>
+              </w:r>
+            </w:hyperlink>
+            <w:r>
+              <w:t xml:space="preserve">; звук сконвертирован из WAV в OGG</w:t>
+            </w:r>
+          </w:p>
+        </w:tc>
+        <w:tc>
+          <w:tcPr/>
+          <w:p>
+            <w:pPr>
+              <w:pStyle w:val="Compact"/>
+            </w:pPr>
+            <w:r>
+              <w:t xml:space="preserve">CC0-1.0</w:t>
+            </w:r>
+          </w:p>
+        </w:tc>
+      </w:tr>
+      <w:tr>
+        <w:tc>
+          <w:tcPr/>
+          <w:p>
+            <w:pPr>
+              <w:pStyle w:val="Compact"/>
+            </w:pPr>
+            <w:r>
+              <w:rPr>
+                <w:rStyle w:val="VerbatimChar"/>
+              </w:rPr>
+              <w:t xml:space="preserve">piano-214-octave-down-long.ogg</w:t>
+            </w:r>
+          </w:p>
+        </w:tc>
+        <w:tc>
+          <w:tcPr/>
+          <w:p>
+            <w:pPr>
+              <w:pStyle w:val="Compact"/>
+            </w:pPr>
+            <w:r>
+              <w:t xml:space="preserve">freesound-пользователь josefpres,</w:t>
+            </w:r>
+            <w:r>
+              <w:t xml:space="preserve"> </w:t>
+            </w:r>
+            <w:hyperlink r:id="rId60">
+              <w:r>
+                <w:rPr>
+                  <w:rStyle w:val="Hyperlink"/>
+                </w:rPr>
+                <w:t xml:space="preserve">https://freesound.org/people/josefpres/sounds/870334/</w:t>
+              </w:r>
+            </w:hyperlink>
+            <w:r>
+              <w:t xml:space="preserve">; звук сконвертирован из WAV в OGG</w:t>
+            </w:r>
+          </w:p>
+        </w:tc>
+        <w:tc>
+          <w:tcPr/>
+          <w:p>
+            <w:pPr>
+              <w:pStyle w:val="Compact"/>
+            </w:pPr>
+            <w:r>
+              <w:t xml:space="preserve">CC0-1.0</w:t>
+            </w:r>
+          </w:p>
+        </w:tc>
+      </w:tr>
+      <w:tr>
+        <w:tc>
+          <w:tcPr/>
+          <w:p>
+            <w:pPr>
+              <w:pStyle w:val="Compact"/>
+            </w:pPr>
+            <w:r>
+              <w:rPr>
+                <w:rStyle w:val="VerbatimChar"/>
+              </w:rPr>
+              <w:t xml:space="preserve">piano-214-octave-long.ogg</w:t>
+            </w:r>
+          </w:p>
+        </w:tc>
+        <w:tc>
+          <w:tcPr/>
+          <w:p>
+            <w:pPr>
+              <w:pStyle w:val="Compact"/>
+            </w:pPr>
+            <w:r>
+              <w:t xml:space="preserve">freesound-пользователь josefpres,</w:t>
+            </w:r>
+            <w:r>
+              <w:t xml:space="preserve"> </w:t>
+            </w:r>
+            <w:hyperlink r:id="rId61">
+              <w:r>
+                <w:rPr>
+                  <w:rStyle w:val="Hyperlink"/>
+                </w:rPr>
+                <w:t xml:space="preserve">https://freesound.org/people/josefpres/sounds/866781/</w:t>
+              </w:r>
+            </w:hyperlink>
+            <w:r>
+              <w:t xml:space="preserve">; звук сконвертирован из WAV в OGG</w:t>
+            </w:r>
+          </w:p>
+        </w:tc>
+        <w:tc>
+          <w:tcPr/>
+          <w:p>
+            <w:pPr>
+              <w:pStyle w:val="Compact"/>
+            </w:pPr>
+            <w:r>
+              <w:t xml:space="preserve">CC0-1.0</w:t>
+            </w:r>
+          </w:p>
+        </w:tc>
+      </w:tr>
+    </w:tbl>
+    <w:p>
+      <w:pPr>
+        <w:pStyle w:val="BodyText"/>
+      </w:pPr>
+      <w:r>
+        <w:t xml:space="preserve">Звуки питомца (</w:t>
+      </w:r>
+      <w:r>
+        <w:rPr>
+          <w:rStyle w:val="VerbatimChar"/>
+        </w:rPr>
+        <w:t xml:space="preserve">assets/audio/sounds/animal/attributions.xml</w:t>
+      </w:r>
+      <w:r>
+        <w:t xml:space="preserve">):</w:t>
+      </w:r>
+    </w:p>
+    <w:tbl>
+      <w:tblPr>
+        <w:tblStyle w:val="Table"/>
+        <w:tblW w:type="auto" w:w="0"/>
+        <w:tblLook w:firstRow="1" w:lastRow="0" w:firstColumn="0" w:lastColumn="0" w:noHBand="0" w:noVBand="0" w:val="0020"/>
+      </w:tblPr>
+      <w:tblGrid>
+        <w:gridCol w:w="2640"/>
+        <w:gridCol w:w="2640"/>
+        <w:gridCol w:w="2640"/>
+      </w:tblGrid>
+      <w:tr>
+        <w:trPr>
+          <w:tblHeader w:val="on"/>
+        </w:trPr>
+        <w:tc>
+          <w:tcPr/>
+          <w:p>
+            <w:pPr>
+              <w:pStyle w:val="Compact"/>
+            </w:pPr>
+            <w:r>
+              <w:t xml:space="preserve">Файл</w:t>
+            </w:r>
+          </w:p>
+        </w:tc>
+        <w:tc>
+          <w:tcPr/>
+          <w:p>
+            <w:pPr>
+              <w:pStyle w:val="Compact"/>
+            </w:pPr>
+            <w:r>
+              <w:t xml:space="preserve">Источник</w:t>
+            </w:r>
+          </w:p>
+        </w:tc>
+        <w:tc>
+          <w:tcPr/>
+          <w:p>
+            <w:pPr>
+              <w:pStyle w:val="Compact"/>
+            </w:pPr>
+            <w:r>
+              <w:t xml:space="preserve">Лицензия</w:t>
+            </w:r>
+          </w:p>
+        </w:tc>
+      </w:tr>
+      <w:tr>
+        <w:tc>
+          <w:tcPr/>
+          <w:p>
+            <w:pPr>
+              <w:pStyle w:val="Compact"/>
+            </w:pPr>
+            <w:r>
+              <w:rPr>
+                <w:rStyle w:val="VerbatimChar"/>
+              </w:rPr>
+              <w:t xml:space="preserve">cat1.ogg</w:t>
+            </w:r>
+          </w:p>
+        </w:tc>
+        <w:tc>
+          <w:tcPr/>
+          <w:p>
+            <w:pPr>
+              <w:pStyle w:val="Compact"/>
+            </w:pPr>
+            <w:r>
+              <w:t xml:space="preserve">На основе «Meow 4.wav» пользователя TRNGLE,</w:t>
+            </w:r>
+            <w:r>
+              <w:t xml:space="preserve"> </w:t>
+            </w:r>
+            <w:hyperlink r:id="rId62">
+              <w:r>
+                <w:rPr>
+                  <w:rStyle w:val="Hyperlink"/>
+                </w:rPr>
+                <w:t xml:space="preserve">https://freesound.org/people/TRNGLE/sounds/368006/</w:t>
+              </w:r>
+            </w:hyperlink>
+            <w:r>
+              <w:t xml:space="preserve">; обрезан, разведён в моно, сконвертирован в OGG</w:t>
+            </w:r>
+          </w:p>
+        </w:tc>
+        <w:tc>
+          <w:tcPr/>
+          <w:p>
+            <w:pPr>
+              <w:pStyle w:val="Compact"/>
+            </w:pPr>
+            <w:r>
+              <w:t xml:space="preserve">CC-BY-3.0</w:t>
+            </w:r>
+          </w:p>
+        </w:tc>
+      </w:tr>
+      <w:tr>
+        <w:tc>
+          <w:tcPr/>
+          <w:p>
+            <w:pPr>
+              <w:pStyle w:val="Compact"/>
+            </w:pPr>
+            <w:r>
+              <w:rPr>
+                <w:rStyle w:val="VerbatimChar"/>
+              </w:rPr>
+              <w:t xml:space="preserve">cat2.ogg</w:t>
+            </w:r>
+          </w:p>
+        </w:tc>
+        <w:tc>
+          <w:tcPr/>
+          <w:p>
+            <w:pPr>
+              <w:pStyle w:val="Compact"/>
+            </w:pPr>
+            <w:r>
+              <w:t xml:space="preserve">Пользователь TRNGLE,</w:t>
+            </w:r>
+            <w:r>
+              <w:t xml:space="preserve"> </w:t>
+            </w:r>
+            <w:hyperlink r:id="rId63">
+              <w:r>
+                <w:rPr>
+                  <w:rStyle w:val="Hyperlink"/>
+                </w:rPr>
+                <w:t xml:space="preserve">https://freesound.org/people/TRNGLE/sounds/362652/</w:t>
+              </w:r>
+            </w:hyperlink>
+            <w:r>
+              <w:t xml:space="preserve">; разведён в моно, сконвертирован в OGG</w:t>
+            </w:r>
+          </w:p>
+        </w:tc>
+        <w:tc>
+          <w:tcPr/>
+          <w:p>
+            <w:pPr>
+              <w:pStyle w:val="Compact"/>
+            </w:pPr>
+            <w:r>
+              <w:t xml:space="preserve">CC-BY-3.0</w:t>
+            </w:r>
+          </w:p>
+        </w:tc>
+      </w:tr>
+      <w:tr>
+        <w:tc>
+          <w:tcPr/>
+          <w:p>
+            <w:pPr>
+              <w:pStyle w:val="Compact"/>
+            </w:pPr>
+            <w:r>
+              <w:rPr>
+                <w:rStyle w:val="VerbatimChar"/>
+              </w:rPr>
+              <w:t xml:space="preserve">pat1.ogg</w:t>
+            </w:r>
+          </w:p>
+        </w:tc>
+        <w:tc>
+          <w:tcPr/>
+          <w:p>
+            <w:pPr>
+              <w:pStyle w:val="Compact"/>
+            </w:pPr>
+            <w:r>
+              <w:t xml:space="preserve">«pop.ogg» автора mirrorcult (GitHub),</w:t>
+            </w:r>
+            <w:r>
+              <w:t xml:space="preserve"> </w:t>
+            </w:r>
+            <w:hyperlink r:id="rId64">
+              <w:r>
+                <w:rPr>
+                  <w:rStyle w:val="Hyperlink"/>
+                </w:rPr>
+                <w:t xml:space="preserve">https://github.com/space-wizards/space-station-14/blob/9168fc629c555b8c395d695d291faea1eeda1db6/Resources/Audio/Effects/pop.ogg</w:t>
+              </w:r>
+            </w:hyperlink>
+          </w:p>
+        </w:tc>
+        <w:tc>
+          <w:tcPr/>
+          <w:p>
+            <w:pPr>
+              <w:pStyle w:val="Compact"/>
+            </w:pPr>
+            <w:r>
+              <w:t xml:space="preserve">CC0-1.0</w:t>
+            </w:r>
+          </w:p>
+        </w:tc>
+      </w:tr>
+      <w:tr>
+        <w:tc>
+          <w:tcPr/>
+          <w:p>
+            <w:pPr>
+              <w:pStyle w:val="Compact"/>
+            </w:pPr>
+            <w:r>
+              <w:rPr>
+                <w:rStyle w:val="VerbatimChar"/>
+              </w:rPr>
+              <w:t xml:space="preserve">pat2.ogg</w:t>
+            </w:r>
+          </w:p>
+        </w:tc>
+        <w:tc>
+          <w:tcPr/>
+          <w:p>
+            <w:pPr>
+              <w:pStyle w:val="Compact"/>
+            </w:pPr>
+            <w:r>
+              <w:t xml:space="preserve">«Pop, High, A (H1).wav» автора InspectorJ (jshaw.co.uk),</w:t>
+            </w:r>
+            <w:r>
+              <w:t xml:space="preserve"> </w:t>
+            </w:r>
+            <w:hyperlink r:id="rId65">
+              <w:r>
+                <w:rPr>
+                  <w:rStyle w:val="Hyperlink"/>
+                </w:rPr>
+                <w:t xml:space="preserve">https://freesound.org/people/InspectorJ/sounds/411642/</w:t>
+              </w:r>
+            </w:hyperlink>
+            <w:r>
+              <w:t xml:space="preserve">; сведён из стерео в моно</w:t>
+            </w:r>
+          </w:p>
+        </w:tc>
+        <w:tc>
+          <w:tcPr/>
+          <w:p>
+            <w:pPr>
+              <w:pStyle w:val="Compact"/>
+            </w:pPr>
+            <w:r>
+              <w:t xml:space="preserve">CC-BY-4.0</w:t>
+            </w:r>
+          </w:p>
+        </w:tc>
+      </w:tr>
+    </w:tbl>
+    <w:p>
+      <w:pPr>
+        <w:pStyle w:val="BodyText"/>
+      </w:pPr>
+      <w:r>
+        <w:t xml:space="preserve">Треки CC-BY-3.0 и CC-BY-4.0 (</w:t>
+      </w:r>
+      <w:r>
+        <w:rPr>
+          <w:rStyle w:val="VerbatimChar"/>
+        </w:rPr>
+        <w:t xml:space="preserve">cat1.ogg</w:t>
+      </w:r>
+      <w:r>
+        <w:t xml:space="preserve">,</w:t>
+      </w:r>
+      <w:r>
+        <w:t xml:space="preserve"> </w:t>
+      </w:r>
+      <w:r>
+        <w:rPr>
+          <w:rStyle w:val="VerbatimChar"/>
+        </w:rPr>
+        <w:t xml:space="preserve">cat2.ogg</w:t>
+      </w:r>
+      <w:r>
+        <w:t xml:space="preserve">,</w:t>
+      </w:r>
+      <w:r>
+        <w:t xml:space="preserve"> </w:t>
+      </w:r>
+      <w:r>
+        <w:rPr>
+          <w:rStyle w:val="VerbatimChar"/>
+        </w:rPr>
+        <w:t xml:space="preserve">pat2.ogg</w:t>
+      </w:r>
+      <w:r>
+        <w:t xml:space="preserve">) требуют указания авторства при</w:t>
+      </w:r>
+      <w:r>
+        <w:t xml:space="preserve"> </w:t>
+      </w:r>
+      <w:r>
+        <w:t xml:space="preserve">распространении — оно приведено в таблице выше и в самих файлах</w:t>
+      </w:r>
+      <w:r>
+        <w:t xml:space="preserve"> </w:t>
+      </w:r>
+      <w:r>
+        <w:rPr>
+          <w:rStyle w:val="VerbatimChar"/>
+        </w:rPr>
+        <w:t xml:space="preserve">attributions.xml</w:t>
+      </w:r>
+      <w:r>
+        <w:t xml:space="preserve"> </w:t>
+      </w:r>
+      <w:r>
+        <w:t xml:space="preserve">в составе APK;</w:t>
+      </w:r>
+      <w:r>
+        <w:t xml:space="preserve"> </w:t>
+      </w:r>
+      <w:r>
+        <w:t xml:space="preserve">отдельного экрана «Об авторах» в игре нет.</w:t>
+      </w:r>
+    </w:p>
+    <w:p>
+      <w:pPr>
+        <w:pStyle w:val="BodyText"/>
+      </w:pPr>
+      <w:r>
+        <w:rPr>
+          <w:b/>
+          <w:bCs/>
+        </w:rPr>
+        <w:t xml:space="preserve">[TODO ревьюер: указать автора/источник и лицензию для спрайтов, иконок, фона и иконки</w:t>
+      </w:r>
+      <w:r>
+        <w:rPr>
+          <w:b/>
+          <w:bCs/>
+        </w:rPr>
+        <w:t xml:space="preserve"> </w:t>
+      </w:r>
+      <w:r>
+        <w:rPr>
+          <w:b/>
+          <w:bCs/>
+        </w:rPr>
+        <w:t xml:space="preserve">приложения (строки без источника выше) — до публикации нужно подтвердить, что все они созданы</w:t>
+      </w:r>
+      <w:r>
+        <w:rPr>
+          <w:b/>
+          <w:bCs/>
+        </w:rPr>
+        <w:t xml:space="preserve"> </w:t>
+      </w:r>
+      <w:r>
+        <w:rPr>
+          <w:b/>
+          <w:bCs/>
+        </w:rPr>
+        <w:t xml:space="preserve">командой или используются по совместимой лицензии.]</w:t>
+      </w:r>
+    </w:p>
+    <w:bookmarkEnd w:id="66"/>
+    <w:bookmarkEnd w:id="67"/>
     <w:sectPr>
       <w:footnotePr>
         <w:numRestart w:val="eachSect"/>

--- a/docs/FinGame-Документация.docx
+++ b/docs/FinGame-Документация.docx
@@ -1592,7 +1592,7 @@
               <w:pStyle w:val="Compact"/>
             </w:pPr>
             <w:r>
-              <w:t xml:space="preserve">Юнит-тесты JUnit 4 (36 классов, 385 тестов, из них 2 падают — раздел 10.1)</w:t>
+              <w:t xml:space="preserve">Юнит-тесты JUnit 4 (36 классов, 383 теста, из них 2 падают — раздел 10.1)</w:t>
             </w:r>
           </w:p>
         </w:tc>
@@ -26264,7 +26264,7 @@
         <w:t xml:space="preserve"> </w:t>
       </w:r>
       <w:r>
-        <w:t xml:space="preserve">после PR #19 и #27): 385 тестов,</w:t>
+        <w:t xml:space="preserve">после PR #19 и #27): 383 теста, из них</w:t>
       </w:r>
       <w:r>
         <w:t xml:space="preserve"> </w:t>
@@ -26277,7 +26277,16 @@
         <w:t xml:space="preserve">2 падения</w:t>
       </w:r>
       <w:r>
-        <w:t xml:space="preserve">, 0 пропусков — см. предупреждение ниже.</w:t>
+        <w:t xml:space="preserve"> </w:t>
+      </w:r>
+      <w:r>
+        <w:t xml:space="preserve">(381 успешный), 0 пропусков — см. предупреждение</w:t>
+      </w:r>
+      <w:r>
+        <w:t xml:space="preserve"> </w:t>
+      </w:r>
+      <w:r>
+        <w:t xml:space="preserve">ниже.</w:t>
       </w:r>
     </w:p>
     <w:tbl>
@@ -27153,7 +27162,7 @@
                 <w:b/>
                 <w:bCs/>
               </w:rPr>
-              <w:t xml:space="preserve">383 успешных + 2 падения = 385</w:t>
+              <w:t xml:space="preserve">383 (381 успешный + 2 падения)</w:t>
             </w:r>
           </w:p>
         </w:tc>

--- a/docs/FinGame-Документация.docx
+++ b/docs/FinGame-Документация.docx
@@ -3277,188 +3277,157 @@
           <w:b/>
           <w:bCs/>
         </w:rPr>
-        <w:t xml:space="preserve">[TODO ревьюер: в системе квестов (ветка</w:t>
-      </w:r>
-      <w:r>
-        <w:rPr>
-          <w:b/>
-          <w:bCs/>
-        </w:rPr>
-        <w:t xml:space="preserve"> </w:t>
-      </w:r>
-      <w:r>
-        <w:rPr>
-          <w:rStyle w:val="VerbatimChar"/>
-          <w:b/>
-          <w:bCs/>
-        </w:rPr>
-        <w:t xml:space="preserve">stef-quests</w:t>
-      </w:r>
-      <w:r>
-        <w:rPr>
-          <w:b/>
-          <w:bCs/>
-        </w:rPr>
-        <w:t xml:space="preserve">, ещё не слита в</w:t>
-      </w:r>
-      <w:r>
-        <w:rPr>
-          <w:b/>
-          <w:bCs/>
-        </w:rPr>
-        <w:t xml:space="preserve"> </w:t>
-      </w:r>
-      <w:r>
-        <w:rPr>
-          <w:rStyle w:val="VerbatimChar"/>
-          <w:b/>
-          <w:bCs/>
-        </w:rPr>
-        <w:t xml:space="preserve">main</w:t>
-      </w:r>
-      <w:r>
-        <w:rPr>
-          <w:b/>
-          <w:bCs/>
-        </w:rPr>
-        <w:t xml:space="preserve">) вводится правило —</w:t>
-      </w:r>
-      <w:r>
-        <w:rPr>
-          <w:b/>
-          <w:bCs/>
-        </w:rPr>
-        <w:t xml:space="preserve"> </w:t>
-      </w:r>
-      <w:r>
-        <w:rPr>
-          <w:b/>
-          <w:bCs/>
-        </w:rPr>
-        <w:t xml:space="preserve">в отладочных сборках (</w:t>
-      </w:r>
-      <w:r>
-        <w:rPr>
-          <w:rStyle w:val="VerbatimChar"/>
-          <w:b/>
-          <w:bCs/>
+        <w:t xml:space="preserve">Ожидание в квестах зависит от сборки.</w:t>
+      </w:r>
+      <w:r>
+        <w:t xml:space="preserve"> </w:t>
+      </w:r>
+      <w:r>
+        <w:t xml:space="preserve">В отладочных сборках (</w:t>
+      </w:r>
+      <w:r>
+        <w:rPr>
+          <w:rStyle w:val="VerbatimChar"/>
         </w:rPr>
         <w:t xml:space="preserve">BuildConfig.DEBUG == true</w:t>
       </w:r>
       <w:r>
-        <w:rPr>
-          <w:b/>
-          <w:bCs/>
-        </w:rPr>
-        <w:t xml:space="preserve">, т.е. debug и releaseDebuggable) кулдауны между</w:t>
-      </w:r>
-      <w:r>
-        <w:rPr>
-          <w:b/>
-          <w:bCs/>
-        </w:rPr>
-        <w:t xml:space="preserve"> </w:t>
-      </w:r>
-      <w:r>
-        <w:rPr>
-          <w:b/>
-          <w:bCs/>
-        </w:rPr>
-        <w:t xml:space="preserve">квестами и паузы между их этапами отключены, чтобы квесты можно было проверять без ожидания; в</w:t>
-      </w:r>
-      <w:r>
-        <w:rPr>
-          <w:b/>
-          <w:bCs/>
-        </w:rPr>
-        <w:t xml:space="preserve"> </w:t>
-      </w:r>
-      <w:r>
-        <w:rPr>
-          <w:b/>
-          <w:bCs/>
-        </w:rPr>
-        <w:t xml:space="preserve">release эти кулдауны и паузы действуют как задумано для игрока. В смёрженном на 28.09.2026</w:t>
-      </w:r>
-      <w:r>
-        <w:rPr>
-          <w:b/>
-          <w:bCs/>
-        </w:rPr>
-        <w:t xml:space="preserve"> </w:t>
-      </w:r>
-      <w:r>
-        <w:rPr>
-          <w:rStyle w:val="VerbatimChar"/>
-          <w:b/>
-          <w:bCs/>
-        </w:rPr>
-        <w:t xml:space="preserve">main</w:t>
-      </w:r>
-      <w:r>
-        <w:rPr>
-          <w:b/>
-          <w:bCs/>
-        </w:rPr>
-        <w:t xml:space="preserve"> </w:t>
-      </w:r>
-      <w:r>
-        <w:rPr>
-          <w:b/>
-          <w:bCs/>
-        </w:rPr>
-        <w:t xml:space="preserve">использований</w:t>
-      </w:r>
-      <w:r>
-        <w:rPr>
-          <w:b/>
-          <w:bCs/>
-        </w:rPr>
-        <w:t xml:space="preserve"> </w:t>
-      </w:r>
-      <w:r>
-        <w:rPr>
-          <w:rStyle w:val="VerbatimChar"/>
-          <w:b/>
-          <w:bCs/>
-        </w:rPr>
-        <w:t xml:space="preserve">BuildConfig.DEBUG</w:t>
-      </w:r>
-      <w:r>
-        <w:rPr>
-          <w:b/>
-          <w:bCs/>
-        </w:rPr>
-        <w:t xml:space="preserve"> </w:t>
-      </w:r>
-      <w:r>
-        <w:rPr>
-          <w:b/>
-          <w:bCs/>
-        </w:rPr>
-        <w:t xml:space="preserve">ещё нет — уточнить формулировку и место действия после слияния</w:t>
-      </w:r>
-      <w:r>
-        <w:rPr>
-          <w:b/>
-          <w:bCs/>
-        </w:rPr>
-        <w:t xml:space="preserve"> </w:t>
-      </w:r>
-      <w:r>
-        <w:rPr>
-          <w:rStyle w:val="VerbatimChar"/>
-          <w:b/>
-          <w:bCs/>
-        </w:rPr>
-        <w:t xml:space="preserve">stef-quests</w:t>
-      </w:r>
-      <w:r>
-        <w:rPr>
-          <w:b/>
-          <w:bCs/>
-        </w:rPr>
-        <w:t xml:space="preserve">.]</w:t>
+        <w:t xml:space="preserve">, то есть</w:t>
+      </w:r>
+      <w:r>
+        <w:t xml:space="preserve"> </w:t>
+      </w:r>
+      <w:r>
+        <w:rPr>
+          <w:rStyle w:val="VerbatimChar"/>
+        </w:rPr>
+        <w:t xml:space="preserve">debug</w:t>
+      </w:r>
+      <w:r>
+        <w:t xml:space="preserve"> </w:t>
+      </w:r>
+      <w:r>
+        <w:t xml:space="preserve">и</w:t>
+      </w:r>
+      <w:r>
+        <w:t xml:space="preserve"> </w:t>
+      </w:r>
+      <w:r>
+        <w:rPr>
+          <w:rStyle w:val="VerbatimChar"/>
+        </w:rPr>
+        <w:t xml:space="preserve">releaseDebuggable</w:t>
+      </w:r>
+      <w:r>
+        <w:t xml:space="preserve">) кулдаун между повторами квеста и пауза между его этапами отключены —</w:t>
+      </w:r>
+      <w:r>
+        <w:t xml:space="preserve"> </w:t>
+      </w:r>
+      <w:r>
+        <w:t xml:space="preserve">все шаги доступны сразу, чтобы квесты можно было проверять без ожидания. В</w:t>
+      </w:r>
+      <w:r>
+        <w:t xml:space="preserve"> </w:t>
+      </w:r>
+      <w:r>
+        <w:rPr>
+          <w:rStyle w:val="VerbatimChar"/>
+        </w:rPr>
+        <w:t xml:space="preserve">release</w:t>
+      </w:r>
+      <w:r>
+        <w:t xml:space="preserve"> </w:t>
+      </w:r>
+      <w:r>
+        <w:t xml:space="preserve">кулдауны и паузы</w:t>
+      </w:r>
+      <w:r>
+        <w:t xml:space="preserve"> </w:t>
+      </w:r>
+      <w:r>
+        <w:t xml:space="preserve">действуют как задумано для игрока (значения задаются в</w:t>
+      </w:r>
+      <w:r>
+        <w:t xml:space="preserve"> </w:t>
+      </w:r>
+      <w:r>
+        <w:rPr>
+          <w:rStyle w:val="VerbatimChar"/>
+        </w:rPr>
+        <w:t xml:space="preserve">assets/data/quests.xml</w:t>
+      </w:r>
+      <w:r>
+        <w:t xml:space="preserve">:</w:t>
+      </w:r>
+      <w:r>
+        <w:t xml:space="preserve"> </w:t>
+      </w:r>
+      <w:r>
+        <w:rPr>
+          <w:rStyle w:val="VerbatimChar"/>
+        </w:rPr>
+        <w:t xml:space="preserve">cooldown-minutes</w:t>
+      </w:r>
+      <w:r>
+        <w:t xml:space="preserve">,</w:t>
+      </w:r>
+      <w:r>
+        <w:t xml:space="preserve"> </w:t>
+      </w:r>
+      <w:r>
+        <w:rPr>
+          <w:rStyle w:val="VerbatimChar"/>
+        </w:rPr>
+        <w:t xml:space="preserve">stage-delay-minutes</w:t>
+      </w:r>
+      <w:r>
+        <w:t xml:space="preserve">). Флаг передаётся в игровое ядро из</w:t>
+      </w:r>
+      <w:r>
+        <w:t xml:space="preserve"> </w:t>
+      </w:r>
+      <w:r>
+        <w:rPr>
+          <w:rStyle w:val="VerbatimChar"/>
+        </w:rPr>
+        <w:t xml:space="preserve">MainActivity</w:t>
+      </w:r>
+      <w:r>
+        <w:t xml:space="preserve"> </w:t>
+      </w:r>
+      <w:r>
+        <w:t xml:space="preserve">(</w:t>
+      </w:r>
+      <w:r>
+        <w:rPr>
+          <w:rStyle w:val="VerbatimChar"/>
+        </w:rPr>
+        <w:t xml:space="preserve">ignoreQuestDelays = BuildConfig.DEBUG</w:t>
+      </w:r>
+      <w:r>
+        <w:t xml:space="preserve">), само ядро</w:t>
+      </w:r>
+      <w:r>
+        <w:t xml:space="preserve"> </w:t>
+      </w:r>
+      <w:r>
+        <w:rPr>
+          <w:rStyle w:val="VerbatimChar"/>
+        </w:rPr>
+        <w:t xml:space="preserve">BuildConfig</w:t>
+      </w:r>
+      <w:r>
+        <w:t xml:space="preserve"> </w:t>
+      </w:r>
+      <w:r>
+        <w:t xml:space="preserve">не читает. Проверка взрослым</w:t>
+      </w:r>
+      <w:r>
+        <w:t xml:space="preserve"> </w:t>
+      </w:r>
+      <w:r>
+        <w:t xml:space="preserve">(«Проверяю я») от сборки не зависит: без «Засчитать» награда не выдаётся и в отладочной сборке.</w:t>
       </w:r>
     </w:p>
     <w:bookmarkEnd w:id="14"/>

--- a/docs/FinGame-Документация.docx
+++ b/docs/FinGame-Документация.docx
@@ -42748,7 +42748,7 @@
               <w:pStyle w:val="Compact"/>
             </w:pPr>
             <w:r>
-              <w:t xml:space="preserve">Главные кнопки главного экрана 80 и 64 dp, остальные нажимаемые элементы главного экрана — не меньше 40 dp (</w:t>
+              <w:t xml:space="preserve">Главные кнопки главного экрана 80 и 64 dp, все остальные нажимаемые элементы, включая кнопки закрытия, «−/+», выбор варианта товара и звёздочку цели, — не меньше 48 dp (</w:t>
             </w:r>
             <w:r>
               <w:rPr>
@@ -42757,7 +42757,46 @@
               <w:t xml:space="preserve">MinTouchTarget</w:t>
             </w:r>
             <w:r>
-              <w:t xml:space="preserve">), кнопки-«пилюли» не меньше 44 dp, строки журнала 48 dp, кнопки закрытия и «−/+» — 40 dp; на планшете (≥ 600 dp) кнопки ×1,3</w:t>
+              <w:t xml:space="preserve">,</w:t>
+            </w:r>
+            <w:r>
+              <w:t xml:space="preserve"> </w:t>
+            </w:r>
+            <w:r>
+              <w:rPr>
+                <w:rStyle w:val="VerbatimChar"/>
+              </w:rPr>
+              <w:t xml:space="preserve">PillMinTouchSize</w:t>
+            </w:r>
+            <w:r>
+              <w:t xml:space="preserve">,</w:t>
+            </w:r>
+            <w:r>
+              <w:t xml:space="preserve"> </w:t>
+            </w:r>
+            <w:r>
+              <w:rPr>
+                <w:rStyle w:val="VerbatimChar"/>
+              </w:rPr>
+              <w:t xml:space="preserve">MinTouchTargetSize</w:t>
+            </w:r>
+            <w:r>
+              <w:t xml:space="preserve"> </w:t>
+            </w:r>
+            <w:r>
+              <w:t xml:space="preserve">в</w:t>
+            </w:r>
+            <w:r>
+              <w:t xml:space="preserve"> </w:t>
+            </w:r>
+            <w:r>
+              <w:rPr>
+                <w:rStyle w:val="VerbatimChar"/>
+              </w:rPr>
+              <w:t xml:space="preserve">SpriteButton</w:t>
+            </w:r>
+            <w:r>
+              <w:t xml:space="preserve">), строки журнала 48 dp; на планшете (≥ 600 dp) кнопки ×1,3</w:t>
             </w:r>
           </w:p>
         </w:tc>
@@ -42790,6 +42829,18 @@
             </w:r>
             <w:r>
               <w:t xml:space="preserve">(</w:t>
+            </w:r>
+            <w:r>
+              <w:rPr>
+                <w:rStyle w:val="VerbatimChar"/>
+              </w:rPr>
+              <w:t xml:space="preserve">SpriteButton</w:t>
+            </w:r>
+            <w:r>
+              <w:t xml:space="preserve">,</w:t>
+            </w:r>
+            <w:r>
+              <w:t xml:space="preserve"> </w:t>
             </w:r>
             <w:r>
               <w:rPr>
@@ -43330,33 +43381,19 @@
         <w:pStyle w:val="BodyText"/>
       </w:pPr>
       <w:r>
-        <w:t xml:space="preserve">Отличия от рекомендаций ТЗ: кнопки закрытия и «−/+» — 40 dp, выбор варианта товара — 36 dp,</w:t>
-      </w:r>
-      <w:r>
-        <w:t xml:space="preserve"> </w:t>
-      </w:r>
-      <w:r>
-        <w:t xml:space="preserve">звёздочка цели — 30 dp (рекомендовано 48 dp) — это нужно исправить в коде, см.</w:t>
-      </w:r>
-      <w:r>
-        <w:t xml:space="preserve"> </w:t>
-      </w:r>
-      <w:hyperlink w:anchor="doc-roadmap">
-        <w:r>
-          <w:rPr>
-            <w:rStyle w:val="Hyperlink"/>
-          </w:rPr>
-          <w:t xml:space="preserve">roadmap.md</w:t>
-        </w:r>
-      </w:hyperlink>
-      <w:r>
-        <w:t xml:space="preserve">.</w:t>
-      </w:r>
-      <w:r>
-        <w:t xml:space="preserve"> </w:t>
-      </w:r>
-      <w:r>
-        <w:t xml:space="preserve">Основной текст — 13 sp, подписи — 11 sp (рекомендовано 16 sp) — это сознательное решение под</w:t>
+        <w:t xml:space="preserve">Размер нажимаемых областей соответствует рекомендации ТЗ (не меньше 48×48 dp); картинка на кнопке</w:t>
+      </w:r>
+      <w:r>
+        <w:t xml:space="preserve"> </w:t>
+      </w:r>
+      <w:r>
+        <w:t xml:space="preserve">может быть меньше, но нажимаемая область вокруг неё не меньше 48 dp.</w:t>
+      </w:r>
+      <w:r>
+        <w:t xml:space="preserve"> </w:t>
+      </w:r>
+      <w:r>
+        <w:t xml:space="preserve">Отличие от рекомендаций ТЗ одно: основной текст — 13 sp, подписи — 11 sp (рекомендовано 16 sp) — это сознательное решение под</w:t>
       </w:r>
       <w:r>
         <w:t xml:space="preserve"> </w:t>
@@ -44101,7 +44138,7 @@
           <w:b/>
           <w:bCs/>
         </w:rPr>
-        <w:t xml:space="preserve">67 классов, 730 тестов, 0 падений,</w:t>
+        <w:t xml:space="preserve">67 классов, 731 тест, 0 падений,</w:t>
       </w:r>
       <w:r>
         <w:rPr>
@@ -45388,7 +45425,7 @@
               <w:t xml:space="preserve"> </w:t>
             </w:r>
             <w:r>
-              <w:t xml:space="preserve">(14),</w:t>
+              <w:t xml:space="preserve">(15),</w:t>
             </w:r>
             <w:r>
               <w:t xml:space="preserve"> </w:t>
@@ -45444,7 +45481,7 @@
               <w:pStyle w:val="Compact"/>
             </w:pPr>
             <w:r>
-              <w:t xml:space="preserve">65</w:t>
+              <w:t xml:space="preserve">66</w:t>
             </w:r>
           </w:p>
         </w:tc>
@@ -45594,7 +45631,7 @@
                 <w:b/>
                 <w:bCs/>
               </w:rPr>
-              <w:t xml:space="preserve">730</w:t>
+              <w:t xml:space="preserve">731</w:t>
             </w:r>
           </w:p>
         </w:tc>
@@ -48011,7 +48048,7 @@
               <w:pStyle w:val="Compact"/>
             </w:pPr>
             <w:r>
-              <w:t xml:space="preserve">33</w:t>
+              <w:t xml:space="preserve">34</w:t>
             </w:r>
           </w:p>
         </w:tc>
@@ -48035,7 +48072,7 @@
               <w:pStyle w:val="Compact"/>
             </w:pPr>
             <w:r>
-              <w:t xml:space="preserve">3</w:t>
+              <w:t xml:space="preserve">2</w:t>
             </w:r>
           </w:p>
         </w:tc>
@@ -48079,34 +48116,6 @@
       </w:pPr>
       <w:r>
         <w:t xml:space="preserve">Что осталось:</w:t>
-      </w:r>
-    </w:p>
-    <w:p>
-      <w:pPr>
-        <w:pStyle w:val="Compact"/>
-        <w:numPr>
-          <w:ilvl w:val="0"/>
-          <w:numId w:val="1031"/>
-        </w:numPr>
-      </w:pPr>
-      <w:r>
-        <w:rPr>
-          <w:b/>
-          <w:bCs/>
-        </w:rPr>
-        <w:t xml:space="preserve">2.2.4 — крупные элементы.</w:t>
-      </w:r>
-      <w:r>
-        <w:t xml:space="preserve"> </w:t>
-      </w:r>
-      <w:r>
-        <w:t xml:space="preserve">Часть кнопок меньше рекомендованных 48×48 dp: кнопки закрытия</w:t>
-      </w:r>
-      <w:r>
-        <w:t xml:space="preserve"> </w:t>
-      </w:r>
-      <w:r>
-        <w:t xml:space="preserve">экранов, «−/+», выбор варианта товара и звёздочка цели.</w:t>
       </w:r>
     </w:p>
     <w:p>
@@ -48636,7 +48645,7 @@
               <w:pStyle w:val="Compact"/>
             </w:pPr>
             <w:r>
-              <w:t xml:space="preserve">В процессе</w:t>
+              <w:t xml:space="preserve">Реализовано</w:t>
             </w:r>
           </w:p>
         </w:tc>
@@ -48770,13 +48779,58 @@
                 <w:b/>
                 <w:bCs/>
               </w:rPr>
-              <w:t xml:space="preserve">Чего не хватает — крупных элементов.</w:t>
-            </w:r>
-            <w:r>
-              <w:t xml:space="preserve"> </w:t>
-            </w:r>
-            <w:r>
-              <w:t xml:space="preserve">Рекомендованный минимум 48×48 dp выдержан не везде: кнопки закрытия экранов — 40 dp, «−/+» в бюджете и корзине — 40 dp, выбор варианта товара — 36 dp, звёздочка цели — 30 dp, нижний ряд кнопок главного экрана на узком экране сжимается до 40 dp (</w:t>
+              <w:t xml:space="preserve">Крупные элементы.</w:t>
+            </w:r>
+            <w:r>
+              <w:t xml:space="preserve"> </w:t>
+            </w:r>
+            <w:r>
+              <w:t xml:space="preserve">Все нажимаемые области не меньше рекомендованных 48×48 dp. Кнопки на картинках (закрытие экранов, «−/+» в бюджете, выбор варианта товара, звёздочка цели, степперы режима взрослого) сделаны через</w:t>
+            </w:r>
+            <w:r>
+              <w:t xml:space="preserve"> </w:t>
+            </w:r>
+            <w:r>
+              <w:rPr>
+                <w:rStyle w:val="VerbatimChar"/>
+              </w:rPr>
+              <w:t xml:space="preserve">SpriteButton</w:t>
+            </w:r>
+            <w:r>
+              <w:t xml:space="preserve">: кликабельная область не меньше</w:t>
+            </w:r>
+            <w:r>
+              <w:t xml:space="preserve"> </w:t>
+            </w:r>
+            <w:r>
+              <w:rPr>
+                <w:rStyle w:val="VerbatimChar"/>
+              </w:rPr>
+              <w:t xml:space="preserve">MinTouchTargetSize</w:t>
+            </w:r>
+            <w:r>
+              <w:t xml:space="preserve"> </w:t>
+            </w:r>
+            <w:r>
+              <w:t xml:space="preserve">(48 dp), а сама картинка остаётся прежнего размера (</w:t>
+            </w:r>
+            <w:r>
+              <w:rPr>
+                <w:rStyle w:val="VerbatimChar"/>
+              </w:rPr>
+              <w:t xml:space="preserve">ui/screens/GameComponents.kt</w:t>
+            </w:r>
+            <w:r>
+              <w:t xml:space="preserve">). Кнопки-«пилюли» (</w:t>
+            </w:r>
+            <w:r>
+              <w:rPr>
+                <w:rStyle w:val="VerbatimChar"/>
+              </w:rPr>
+              <w:t xml:space="preserve">PillMinTouchSize</w:t>
+            </w:r>
+            <w:r>
+              <w:t xml:space="preserve">), нижний ряд кнопок главного экрана (</w:t>
             </w:r>
             <w:r>
               <w:rPr>
@@ -48785,21 +48839,49 @@
               <w:t xml:space="preserve">MinTouchTarget</w:t>
             </w:r>
             <w:r>
-              <w:t xml:space="preserve">), кнопки-«пилюли» — от 44 dp. Это правка кода, см.</w:t>
-            </w:r>
-            <w:r>
-              <w:t xml:space="preserve"> </w:t>
-            </w:r>
-            <w:hyperlink w:anchor="doc-roadmap">
-              <w:r>
-                <w:rPr>
-                  <w:rStyle w:val="Hyperlink"/>
-                </w:rPr>
-                <w:t xml:space="preserve">roadmap.md</w:t>
-              </w:r>
-            </w:hyperlink>
-            <w:r>
-              <w:t xml:space="preserve">.</w:t>
+              <w:t xml:space="preserve">), кнопки закрытия окон (</w:t>
+            </w:r>
+            <w:r>
+              <w:rPr>
+                <w:rStyle w:val="VerbatimChar"/>
+              </w:rPr>
+              <w:t xml:space="preserve">DialogCloseButtonSize</w:t>
+            </w:r>
+            <w:r>
+              <w:t xml:space="preserve">,</w:t>
+            </w:r>
+            <w:r>
+              <w:t xml:space="preserve"> </w:t>
+            </w:r>
+            <w:r>
+              <w:rPr>
+                <w:rStyle w:val="VerbatimChar"/>
+              </w:rPr>
+              <w:t xml:space="preserve">PopupCloseButtonSize</w:t>
+            </w:r>
+            <w:r>
+              <w:t xml:space="preserve">), кнопки «−/+» в магазине (</w:t>
+            </w:r>
+            <w:r>
+              <w:rPr>
+                <w:rStyle w:val="VerbatimChar"/>
+              </w:rPr>
+              <w:t xml:space="preserve">CounterButtonSize</w:t>
+            </w:r>
+            <w:r>
+              <w:t xml:space="preserve">) и переключатели темы в настройках тоже не меньше 48 dp. Проверяет тест «touch areas of the purchase controls are at least 48 dp» в</w:t>
+            </w:r>
+            <w:r>
+              <w:t xml:space="preserve"> </w:t>
+            </w:r>
+            <w:r>
+              <w:rPr>
+                <w:rStyle w:val="VerbatimChar"/>
+              </w:rPr>
+              <w:t xml:space="preserve">ShopCardSizingTest</w:t>
+            </w:r>
+            <w:r>
+              <w:t xml:space="preserve">; вид при ширине 360 dp с увеличением шрифта 1,3 и в альбомной ориентации проверен на эмуляторе.</w:t>
             </w:r>
           </w:p>
         </w:tc>
@@ -52902,18 +52984,18 @@
               <w:pStyle w:val="Compact"/>
             </w:pPr>
             <w:r>
-              <w:t xml:space="preserve">Часть кнопок меньше рекомендаций ТЗ</w:t>
-            </w:r>
-          </w:p>
-        </w:tc>
-        <w:tc>
-          <w:tcPr/>
-          <w:p>
-            <w:pPr>
-              <w:pStyle w:val="Compact"/>
-            </w:pPr>
-            <w:r>
-              <w:t xml:space="preserve">Кнопки закрытия и «−/+» — 40 dp, выбор варианта — 36 dp, звёздочка цели — 30 dp вместо 48. Основной текст — 13 sp пиксельного шрифта вместо рекомендованных 16 sp; почему —</w:t>
+              <w:t xml:space="preserve">Основной текст меньше рекомендации ТЗ</w:t>
+            </w:r>
+          </w:p>
+        </w:tc>
+        <w:tc>
+          <w:tcPr/>
+          <w:p>
+            <w:pPr>
+              <w:pStyle w:val="Compact"/>
+            </w:pPr>
+            <w:r>
+              <w:t xml:space="preserve">Основной текст — 13 sp пиксельного шрифта вместо рекомендованных 16 sp; почему —</w:t>
             </w:r>
             <w:r>
               <w:t xml:space="preserve"> </w:t>
@@ -53100,7 +53182,7 @@
         </w:numPr>
       </w:pPr>
       <w:r>
-        <w:t xml:space="preserve">Нарисовать анимации кота; увеличить мелкие кнопки до 48 dp.</w:t>
+        <w:t xml:space="preserve">Нарисовать анимации кота.</w:t>
       </w:r>
     </w:p>
     <w:p>

--- a/docs/FinGame-Документация.docx
+++ b/docs/FinGame-Документация.docx
@@ -11566,7 +11566,7 @@
         <w:t xml:space="preserve"> </w:t>
       </w:r>
       <w:r>
-        <w:t xml:space="preserve">шкал, длина этапа) не фиксируются: они заданы константами в коде и в</w:t>
+        <w:t xml:space="preserve">шкал, длина дня и этапа, число дней полного роста) не фиксируются: они заданы константами в коде и в</w:t>
       </w:r>
       <w:r>
         <w:t xml:space="preserve"> </w:t>
@@ -12768,7 +12768,7 @@
         <w:rPr>
           <w:rStyle w:val="VerbatimChar"/>
         </w:rPr>
-        <w:t xml:space="preserve">Growth.STAGE_MILLIS</w:t>
+        <w:t xml:space="preserve">Growth.DAY_MILLIS</w:t>
       </w:r>
       <w:r>
         <w:t xml:space="preserve">. Это не календарный день: бонус дня и вклад считаются по календарю</w:t>
@@ -13247,7 +13247,7 @@
         <w:rPr>
           <w:rStyle w:val="VerbatimChar"/>
         </w:rPr>
-        <w:t xml:space="preserve">за каждый закрытый день:  growthMillis += STAGE_MILLIS × множитель роста          (PetCare.closed)</w:t>
+        <w:t xml:space="preserve">за каждый закрытый день:  growthMillis += DAY_MILLIS × множитель роста            (PetCare.closed)</w:t>
       </w:r>
       <w:r>
         <w:br/>
@@ -13257,6 +13257,24 @@
           <w:rStyle w:val="VerbatimChar"/>
         </w:rPr>
         <w:t xml:space="preserve">этап = floor(growthMillis / STAGE_MILLIS)                                        (Growth.ageOf)</w:t>
+      </w:r>
+      <w:r>
+        <w:br/>
+      </w:r>
+      <w:r>
+        <w:rPr>
+          <w:rStyle w:val="VerbatimChar"/>
+        </w:rPr>
+        <w:t xml:space="preserve">STAGE_MILLIS = FULL_GROWTH_MILLIS / (ADULT_AGE − Animal.FIRST_AGE)               (Growth)</w:t>
+      </w:r>
+      <w:r>
+        <w:br/>
+      </w:r>
+      <w:r>
+        <w:rPr>
+          <w:rStyle w:val="VerbatimChar"/>
+        </w:rPr>
+        <w:t xml:space="preserve">FULL_GROWTH_MILLIS = FULL_GROWTH_DAYS × DAY_MILLIS                               (Growth)</w:t>
       </w:r>
       <w:r>
         <w:br/>
@@ -13405,7 +13423,44 @@
         <w:pStyle w:val="BodyText"/>
       </w:pPr>
       <w:r>
-        <w:t xml:space="preserve">Итого при хорошем уходе (множитель 1) питомец растёт на один этап за</w:t>
+        <w:rPr>
+          <w:b/>
+          <w:bCs/>
+        </w:rPr>
+        <w:t xml:space="preserve">День и этап — разные величины.</w:t>
+      </w:r>
+      <w:r>
+        <w:t xml:space="preserve"> </w:t>
+      </w:r>
+      <w:r>
+        <w:t xml:space="preserve">Рост начисляется целыми днями питомца: за каждый закрытый день</w:t>
+      </w:r>
+      <w:r>
+        <w:t xml:space="preserve"> </w:t>
+      </w:r>
+      <w:r>
+        <w:t xml:space="preserve">хорошо ухоженный питомец получает ровно</w:t>
+      </w:r>
+      <w:r>
+        <w:t xml:space="preserve"> </w:t>
+      </w:r>
+      <w:r>
+        <w:rPr>
+          <w:rStyle w:val="VerbatimChar"/>
+        </w:rPr>
+        <w:t xml:space="preserve">DAY_MILLIS</w:t>
+      </w:r>
+      <w:r>
+        <w:t xml:space="preserve"> </w:t>
+      </w:r>
+      <w:r>
+        <w:t xml:space="preserve">роста, и быстрее он расти не может. Этап же —</w:t>
+      </w:r>
+      <w:r>
+        <w:t xml:space="preserve"> </w:t>
+      </w:r>
+      <w:r>
+        <w:t xml:space="preserve">это</w:t>
       </w:r>
       <w:r>
         <w:t xml:space="preserve"> </w:t>
@@ -13417,7 +13472,61 @@
         <w:t xml:space="preserve">STAGE_MILLIS</w:t>
       </w:r>
       <w:r>
-        <w:t xml:space="preserve">. При уходе</w:t>
+        <w:t xml:space="preserve"> </w:t>
+      </w:r>
+      <w:r>
+        <w:t xml:space="preserve">накопленного роста, то есть несколько дней:</w:t>
+      </w:r>
+      <w:r>
+        <w:t xml:space="preserve"> </w:t>
+      </w:r>
+      <w:r>
+        <w:rPr>
+          <w:rStyle w:val="VerbatimChar"/>
+        </w:rPr>
+        <w:t xml:space="preserve">FULL_GROWTH_DAYS</w:t>
+      </w:r>
+      <w:r>
+        <w:t xml:space="preserve"> </w:t>
+      </w:r>
+      <w:r>
+        <w:t xml:space="preserve">дней полного</w:t>
+      </w:r>
+      <w:r>
+        <w:t xml:space="preserve"> </w:t>
+      </w:r>
+      <w:r>
+        <w:t xml:space="preserve">роста делятся поровну между этапами до взрослого (</w:t>
+      </w:r>
+      <w:r>
+        <w:rPr>
+          <w:rStyle w:val="VerbatimChar"/>
+        </w:rPr>
+        <w:t xml:space="preserve">Growth.ADULT_AGE</w:t>
+      </w:r>
+      <w:r>
+        <w:t xml:space="preserve">). Поэтому полностью питомец</w:t>
+      </w:r>
+      <w:r>
+        <w:t xml:space="preserve"> </w:t>
+      </w:r>
+      <w:r>
+        <w:t xml:space="preserve">вырастает не быстрее чем за</w:t>
+      </w:r>
+      <w:r>
+        <w:t xml:space="preserve"> </w:t>
+      </w:r>
+      <w:r>
+        <w:rPr>
+          <w:rStyle w:val="VerbatimChar"/>
+        </w:rPr>
+        <w:t xml:space="preserve">FULL_GROWTH_DAYS</w:t>
+      </w:r>
+      <w:r>
+        <w:t xml:space="preserve"> </w:t>
+      </w:r>
+      <w:r>
+        <w:t xml:space="preserve">дней при хорошем уходе каждый день; при уходе</w:t>
       </w:r>
       <w:r>
         <w:t xml:space="preserve"> </w:t>
@@ -13450,7 +13559,22 @@
         <w:t xml:space="preserve">slowGrowthBelow</w:t>
       </w:r>
       <w:r>
-        <w:t xml:space="preserve">) этап занимает в</w:t>
+        <w:t xml:space="preserve">) рост за день в</w:t>
+      </w:r>
+      <w:r>
+        <w:t xml:space="preserve"> </w:t>
+      </w:r>
+      <w:r>
+        <w:rPr>
+          <w:rStyle w:val="VerbatimChar"/>
+        </w:rPr>
+        <w:t xml:space="preserve">slowGrowthMultiplier</w:t>
+      </w:r>
+      <w:r>
+        <w:t xml:space="preserve"> </w:t>
+      </w:r>
+      <w:r>
+        <w:t xml:space="preserve">раз меньше, и это время растягивается в</w:t>
       </w:r>
       <w:r>
         <w:t xml:space="preserve"> </w:t>
@@ -13465,7 +13589,7 @@
         <w:t xml:space="preserve"> </w:t>
       </w:r>
       <w:r>
-        <w:t xml:space="preserve">раз больше времени, при индексе дня ниже</w:t>
+        <w:t xml:space="preserve">раз, при индексе дня ниже</w:t>
       </w:r>
       <w:r>
         <w:t xml:space="preserve"> </w:t>
@@ -14044,7 +14168,7 @@
         <w:rPr>
           <w:rStyle w:val="VerbatimChar"/>
         </w:rPr>
-        <w:t xml:space="preserve">начало дня k = petBornAt + k × STAGE_MILLIS</w:t>
+        <w:t xml:space="preserve">начало дня k = petBornAt + k × DAY_MILLIS</w:t>
       </w:r>
       <w:r>
         <w:br/>
@@ -14306,13 +14430,46 @@
         <w:pStyle w:val="FirstParagraph"/>
       </w:pPr>
       <w:r>
-        <w:t xml:space="preserve">Ничего не пишется в питомца «вручную», поэтому перемотка ведёт себя как настоящее ожидание: несколько</w:t>
-      </w:r>
-      <w:r>
-        <w:t xml:space="preserve"> </w:t>
-      </w:r>
-      <w:r>
-        <w:t xml:space="preserve">нажатий — это сутки (новый этап при хорошем уходе и новый бонус дня). Перемотка также сдвигает</w:t>
+        <w:t xml:space="preserve">Ничего не пишется в питомца «вручную», поэтому перемотка ведёт себя как настоящее ожидание: два</w:t>
+      </w:r>
+      <w:r>
+        <w:t xml:space="preserve"> </w:t>
+      </w:r>
+      <w:r>
+        <w:t xml:space="preserve">нажатия — это сутки (новый день питомца и новый бонус дня). Вырасти питомец так не успеет: на</w:t>
+      </w:r>
+      <w:r>
+        <w:t xml:space="preserve"> </w:t>
+      </w:r>
+      <w:r>
+        <w:t xml:space="preserve">это нужно не меньше</w:t>
+      </w:r>
+      <w:r>
+        <w:t xml:space="preserve"> </w:t>
+      </w:r>
+      <w:r>
+        <w:rPr>
+          <w:rStyle w:val="VerbatimChar"/>
+        </w:rPr>
+        <w:t xml:space="preserve">Growth.FULL_GROWTH_DAYS</w:t>
+      </w:r>
+      <w:r>
+        <w:t xml:space="preserve"> </w:t>
+      </w:r>
+      <w:r>
+        <w:t xml:space="preserve">дней при хорошем уходе, то есть по два нажатия на</w:t>
+      </w:r>
+      <w:r>
+        <w:t xml:space="preserve"> </w:t>
+      </w:r>
+      <w:r>
+        <w:t xml:space="preserve">день, с кормлением между ними (иначе шкалы опустеют и рост встанет). Кнопка только пропускает</w:t>
+      </w:r>
+      <w:r>
+        <w:t xml:space="preserve"> </w:t>
+      </w:r>
+      <w:r>
+        <w:t xml:space="preserve">время и правил ухода не обходит. Перемотка также сдвигает</w:t>
       </w:r>
       <w:r>
         <w:t xml:space="preserve"> </w:t>
@@ -15256,7 +15413,22 @@
         <w:t xml:space="preserve">PetCare.migrated</w:t>
       </w:r>
       <w:r>
-        <w:t xml:space="preserve">: прожитые сутки засчитываются как полный рост, серия начинается с нуля.</w:t>
+        <w:t xml:space="preserve">: каждые прожитые сутки засчитываются как</w:t>
+      </w:r>
+      <w:r>
+        <w:t xml:space="preserve"> </w:t>
+      </w:r>
+      <w:r>
+        <w:rPr>
+          <w:rStyle w:val="VerbatimChar"/>
+        </w:rPr>
+        <w:t xml:space="preserve">DAY_MILLIS</w:t>
+      </w:r>
+      <w:r>
+        <w:t xml:space="preserve"> </w:t>
+      </w:r>
+      <w:r>
+        <w:t xml:space="preserve">роста, серия начинается с нуля.</w:t>
       </w:r>
     </w:p>
     <w:p>
@@ -24763,7 +24935,22 @@
         <w:t xml:space="preserve"> </w:t>
       </w:r>
       <w:r>
-        <w:t xml:space="preserve">следующего этапа (демо-сборка, «+12 ч» дважды) — картинка сменилась на</w:t>
+        <w:t xml:space="preserve">следующего этапа (демо-сборка, «+12 ч» много раз с кормлением питомца: этап занимает</w:t>
+      </w:r>
+      <w:r>
+        <w:t xml:space="preserve"> </w:t>
+      </w:r>
+      <w:r>
+        <w:rPr>
+          <w:rStyle w:val="VerbatimChar"/>
+        </w:rPr>
+        <w:t xml:space="preserve">Growth.STAGE_MILLIS</w:t>
+      </w:r>
+      <w:r>
+        <w:t xml:space="preserve"> </w:t>
+      </w:r>
+      <w:r>
+        <w:t xml:space="preserve">роста, то есть несколько дней) — картинка сменилась на</w:t>
       </w:r>
       <w:r>
         <w:t xml:space="preserve"> </w:t>
@@ -35645,21 +35832,21 @@
               <w:pStyle w:val="Compact"/>
             </w:pPr>
             <w:r>
-              <w:t xml:space="preserve">диапазон дней, границы — константы</w:t>
-            </w:r>
-          </w:p>
-        </w:tc>
-        <w:tc>
-          <w:tcPr/>
-          <w:p>
-            <w:pPr>
-              <w:pStyle w:val="Compact"/>
-            </w:pPr>
-            <w:r>
-              <w:rPr>
-                <w:rStyle w:val="VerbatimChar"/>
-              </w:rPr>
-              <w:t xml:space="preserve">Deposit.MIN_TERM_DAYS</w:t>
+              <w:t xml:space="preserve">короткий список сроков в днях, а не диапазон; любой другой срок приводится к ближайшему не короче него, самый длинный — предел</w:t>
+            </w:r>
+          </w:p>
+        </w:tc>
+        <w:tc>
+          <w:tcPr/>
+          <w:p>
+            <w:pPr>
+              <w:pStyle w:val="Compact"/>
+            </w:pPr>
+            <w:r>
+              <w:rPr>
+                <w:rStyle w:val="VerbatimChar"/>
+              </w:rPr>
+              <w:t xml:space="preserve">Deposit.TERM_DAYS</w:t>
             </w:r>
             <w:r>
               <w:t xml:space="preserve">,</w:t>
@@ -35671,7 +35858,31 @@
               <w:rPr>
                 <w:rStyle w:val="VerbatimChar"/>
               </w:rPr>
+              <w:t xml:space="preserve">MIN_TERM_DAYS</w:t>
+            </w:r>
+            <w:r>
+              <w:t xml:space="preserve">,</w:t>
+            </w:r>
+            <w:r>
+              <w:t xml:space="preserve"> </w:t>
+            </w:r>
+            <w:r>
+              <w:rPr>
+                <w:rStyle w:val="VerbatimChar"/>
+              </w:rPr>
               <w:t xml:space="preserve">MAX_TERM_DAYS</w:t>
+            </w:r>
+            <w:r>
+              <w:t xml:space="preserve">,</w:t>
+            </w:r>
+            <w:r>
+              <w:t xml:space="preserve"> </w:t>
+            </w:r>
+            <w:r>
+              <w:rPr>
+                <w:rStyle w:val="VerbatimChar"/>
+              </w:rPr>
+              <w:t xml:space="preserve">Deposit.termOf</w:t>
             </w:r>
           </w:p>
         </w:tc>
@@ -36232,7 +36443,7 @@
         <w:rPr>
           <w:rStyle w:val="VerbatimChar"/>
         </w:rPr>
-        <w:t xml:space="preserve">срок    = clamp(срок, MIN_TERM_DAYS, MAX_TERM_DAYS)</w:t>
+        <w:t xml:space="preserve">срок    = Deposit.termOf(срок)           — один из Deposit.TERM_DAYS</w:t>
       </w:r>
       <w:r>
         <w:br/>
@@ -36603,7 +36814,7 @@
         <w:pStyle w:val="BodyText"/>
       </w:pPr>
       <w:r>
-        <w:t xml:space="preserve">Ставка в процентах за весь срок зависит от срока: чем длиннее срок, тем выше ставка. Таблица</w:t>
+        <w:t xml:space="preserve">Ставка в процентах за весь срок зависит от срока: чем длиннее срок, тем выше ставка, причём ставка за день тоже растёт со сроком, так что один длинный вклад выгоднее нескольких коротких подряд. Таблица</w:t>
       </w:r>
       <w:r>
         <w:t xml:space="preserve"> </w:t>
@@ -45046,18 +45257,33 @@
               <w:pStyle w:val="Compact"/>
             </w:pPr>
             <w:r>
-              <w:t xml:space="preserve">Держать шкалы полными, «+12 ч» дважды</w:t>
-            </w:r>
-          </w:p>
-        </w:tc>
-        <w:tc>
-          <w:tcPr/>
-          <w:p>
-            <w:pPr>
-              <w:pStyle w:val="Compact"/>
-            </w:pPr>
-            <w:r>
-              <w:t xml:space="preserve">Питомец на следующем этапе, одежда на нём — тоже</w:t>
+              <w:t xml:space="preserve">Держать шкалы полными (кормить и играть между нажатиями), «+12 ч» до смены этапа — по два нажатия на день, всего</w:t>
+            </w:r>
+            <w:r>
+              <w:t xml:space="preserve"> </w:t>
+            </w:r>
+            <w:r>
+              <w:rPr>
+                <w:rStyle w:val="VerbatimChar"/>
+              </w:rPr>
+              <w:t xml:space="preserve">Growth.STAGE_MILLIS</w:t>
+            </w:r>
+            <w:r>
+              <w:t xml:space="preserve"> </w:t>
+            </w:r>
+            <w:r>
+              <w:t xml:space="preserve">роста</w:t>
+            </w:r>
+          </w:p>
+        </w:tc>
+        <w:tc>
+          <w:tcPr/>
+          <w:p>
+            <w:pPr>
+              <w:pStyle w:val="Compact"/>
+            </w:pPr>
+            <w:r>
+              <w:t xml:space="preserve">Питомец на следующем этапе, одежда на нём — тоже; за одни-двое суток этап не меняется</w:t>
             </w:r>
           </w:p>
         </w:tc>

--- a/docs/FinGame-Документация.docx
+++ b/docs/FinGame-Документация.docx
@@ -30016,7 +30016,7 @@
               <w:pStyle w:val="Compact"/>
             </w:pPr>
             <w:r>
-              <w:t xml:space="preserve">«Вернуть» +20 (настроение +15) / «Оставить себе» +30 (настроение −20)</w:t>
+              <w:t xml:space="preserve">«Вернуть» +20 (настроение +15) / «Оставить себе» без монет, кошелёк приходится вернуть (настроение −20)</w:t>
             </w:r>
           </w:p>
         </w:tc>
@@ -37868,7 +37868,7 @@
               <w:pStyle w:val="Compact"/>
             </w:pPr>
             <w:r>
-              <w:t xml:space="preserve">Вклад на срок из допустимого диапазона, ставка растёт со сроком, досрочно — без процентов («Проценты сгорят»)</w:t>
+              <w:t xml:space="preserve">Вклад на один из нескольких сроков, ставка растёт со сроком, досрочно — без процентов («Проценты сгорят»)</w:t>
             </w:r>
           </w:p>
         </w:tc>
@@ -38438,7 +38438,7 @@
               <w:pStyle w:val="Compact"/>
             </w:pPr>
             <w:r>
-              <w:t xml:space="preserve">Вернуть (+20, радость) или оставить (+30, грусть)</w:t>
+              <w:t xml:space="preserve">Вернуть (+20, радость) или оставить — кошелёк всё равно придётся вернуть, монет нет, грусть</w:t>
             </w:r>
           </w:p>
         </w:tc>

--- a/docs/FinGame-Документация.docx
+++ b/docs/FinGame-Документация.docx
@@ -37800,41 +37800,32 @@
               <w:pStyle w:val="Compact"/>
             </w:pPr>
             <w:r>
-              <w:t xml:space="preserve">Откладывать часть денег</w:t>
-            </w:r>
-          </w:p>
-        </w:tc>
-        <w:tc>
-          <w:tcPr/>
-          <w:p>
-            <w:pPr>
-              <w:pStyle w:val="Compact"/>
-            </w:pPr>
-            <w:r>
-              <w:t xml:space="preserve">Нераспределённое — «Останется», факт сверяется в итоге</w:t>
-            </w:r>
-          </w:p>
-        </w:tc>
-        <w:tc>
-          <w:tcPr/>
-          <w:p>
-            <w:pPr>
-              <w:pStyle w:val="Compact"/>
-            </w:pPr>
-            <w:r>
-              <w:t xml:space="preserve">Отложенное остаётся на счёте и копится</w:t>
-            </w:r>
-          </w:p>
-        </w:tc>
-        <w:tc>
-          <w:tcPr/>
-          <w:p>
-            <w:pPr>
-              <w:pStyle w:val="Compact"/>
-            </w:pPr>
-            <w:r>
-              <w:t xml:space="preserve">«Монеты, которые ты не потратил и не положил на вклад. Они остаются с тобой на будущее.»</w:t>
-            </w:r>
+              <w:t xml:space="preserve">Монеты, которые ты не потратил. Они ждут тебя на будущее.</w:t>
+            </w:r>
+          </w:p>
+        </w:tc>
+        <w:tc>
+          <w:tcPr/>
+          <w:p>
+            <w:pPr>
+              <w:pStyle w:val="Compact"/>
+            </w:pPr>
+          </w:p>
+        </w:tc>
+        <w:tc>
+          <w:tcPr/>
+          <w:p>
+            <w:pPr>
+              <w:pStyle w:val="Compact"/>
+            </w:pPr>
+          </w:p>
+        </w:tc>
+        <w:tc>
+          <w:tcPr/>
+          <w:p>
+            <w:pPr>
+              <w:pStyle w:val="Compact"/>
+            </w:pPr>
           </w:p>
         </w:tc>
       </w:tr>
@@ -38702,7 +38693,7 @@
         <w:t xml:space="preserve"> </w:t>
       </w:r>
       <w:r>
-        <w:t xml:space="preserve">и от одного до трёх</w:t>
+        <w:t xml:space="preserve">и один-два коротких</w:t>
       </w:r>
       <w:r>
         <w:t xml:space="preserve"> </w:t>
@@ -39453,7 +39444,7 @@
               <w:pStyle w:val="Compact"/>
             </w:pPr>
             <w:r>
-              <w:t xml:space="preserve">План на период: сколько потратишь на нужное, сколько на приятное и сколько отложишь.</w:t>
+              <w:t xml:space="preserve">План: сколько потратишь на нужное, на приятное и сколько отложишь.</w:t>
             </w:r>
           </w:p>
         </w:tc>
@@ -39477,7 +39468,7 @@
               <w:pStyle w:val="Compact"/>
             </w:pPr>
             <w:r>
-              <w:t xml:space="preserve">Монеты, которые ты получаешь каждый день просто за то, что зашёл в игру, — это твой доход.</w:t>
+              <w:t xml:space="preserve">Монеты, которые дают каждый день за вход в игру.</w:t>
             </w:r>
           </w:p>
         </w:tc>
@@ -39501,7 +39492,7 @@
               <w:pStyle w:val="Compact"/>
             </w:pPr>
             <w:r>
-              <w:t xml:space="preserve">Еда и игрушки — то, без чего питомцу не обойтись. Их покупают в первую очередь.</w:t>
+              <w:t xml:space="preserve">Еда и игрушки: без них питомцу никак.</w:t>
             </w:r>
           </w:p>
         </w:tc>
@@ -39549,7 +39540,7 @@
               <w:pStyle w:val="Compact"/>
             </w:pPr>
             <w:r>
-              <w:t xml:space="preserve">Монеты, которые ты не потратил и не положил на вклад. Они остаются с тобой на будущее.</w:t>
+              <w:t xml:space="preserve">Монеты, которые ты не потратил. Они ждут тебя на будущее.</w:t>
             </w:r>
           </w:p>
         </w:tc>
@@ -39573,7 +39564,7 @@
               <w:pStyle w:val="Compact"/>
             </w:pPr>
             <w:r>
-              <w:t xml:space="preserve">Монеты, которые ты кладёшь в банк на время. Банк платит за это процент — вернёшь больше, чем положил.</w:t>
+              <w:t xml:space="preserve">Монеты в банке на время. Банк добавит сверху — вернёшь больше.</w:t>
             </w:r>
           </w:p>
         </w:tc>
@@ -39597,7 +39588,7 @@
               <w:pStyle w:val="Compact"/>
             </w:pPr>
             <w:r>
-              <w:t xml:space="preserve">Вещь, на которую ты копишь. Отметь её звёздочкой в магазине — и увидишь, сколько уже накопил.</w:t>
+              <w:t xml:space="preserve">Вещь, на которую ты копишь. Отметь её звёздочкой в магазине.</w:t>
             </w:r>
           </w:p>
         </w:tc>
@@ -39621,7 +39612,7 @@
               <w:pStyle w:val="Compact"/>
             </w:pPr>
             <w:r>
-              <w:t xml:space="preserve">Список всех твоих трат и доходов: что купил, что получил и когда.</w:t>
+              <w:t xml:space="preserve">Список твоих трат и доходов.</w:t>
             </w:r>
           </w:p>
         </w:tc>
@@ -39669,7 +39660,7 @@
               <w:pStyle w:val="Compact"/>
             </w:pPr>
             <w:r>
-              <w:t xml:space="preserve">Все вещи, которые ты купил для питомца. Отсюда их можно надеть или использовать.</w:t>
+              <w:t xml:space="preserve">Всё, что ты купил. Отсюда вещи можно дать питомцу или надеть.</w:t>
             </w:r>
           </w:p>
         </w:tc>
@@ -40449,7 +40440,7 @@
               <w:pStyle w:val="Compact"/>
             </w:pPr>
             <w:r>
-              <w:t xml:space="preserve">Ребёнок узнаёт о разделе, когда впервые в него попадает; одна подсказка за раз, 1–3 коротких абзаца; перечитать можно в «Помощи»</w:t>
+              <w:t xml:space="preserve">Ребёнок узнаёт о разделе, когда впервые в него попадает; одна подсказка за раз, 1–2 коротких абзаца; перечитать можно в «Помощи»</w:t>
             </w:r>
           </w:p>
         </w:tc>
@@ -42578,10 +42569,10 @@
         <w:rPr>
           <w:rStyle w:val="VerbatimChar"/>
         </w:rPr>
-        <w:t xml:space="preserve">73f5127</w:t>
-      </w:r>
-      <w:r>
-        <w:t xml:space="preserve">, после слияния PR #34, #35 и #36):</w:t>
+        <w:t xml:space="preserve">04d05ec</w:t>
+      </w:r>
+      <w:r>
+        <w:t xml:space="preserve">, после слияния PR #37 и #38):</w:t>
       </w:r>
       <w:r>
         <w:t xml:space="preserve"> </w:t>
@@ -42591,10 +42582,58 @@
           <w:b/>
           <w:bCs/>
         </w:rPr>
-        <w:t xml:space="preserve">67 классов, 731 тест, 0 падений, 0 пропусков</w:t>
-      </w:r>
-      <w:r>
-        <w:t xml:space="preserve">.</w:t>
+        <w:t xml:space="preserve">67 классов, 742 теста, 741 прошёл, 1 упал, 0 пропусков</w:t>
+      </w:r>
+      <w:r>
+        <w:t xml:space="preserve">. Упал</w:t>
+      </w:r>
+      <w:r>
+        <w:t xml:space="preserve"> </w:t>
+      </w:r>
+      <w:r>
+        <w:rPr>
+          <w:rStyle w:val="VerbatimChar"/>
+        </w:rPr>
+        <w:t xml:space="preserve">ShippedQuestsTest</w:t>
+      </w:r>
+      <w:r>
+        <w:t xml:space="preserve"> </w:t>
+      </w:r>
+      <w:r>
+        <w:t xml:space="preserve">(«returning the wallet pays less but feels better than keeping it»): тест ждёт у варианта «Оставить себе»</w:t>
+      </w:r>
+      <w:r>
+        <w:t xml:space="preserve"> </w:t>
+      </w:r>
+      <w:r>
+        <w:t xml:space="preserve">квеста «Потерянный кошелёк» награду 30 монет, а в</w:t>
+      </w:r>
+      <w:r>
+        <w:t xml:space="preserve"> </w:t>
+      </w:r>
+      <w:r>
+        <w:rPr>
+          <w:rStyle w:val="VerbatimChar"/>
+        </w:rPr>
+        <w:t xml:space="preserve">quests.xml</w:t>
+      </w:r>
+      <w:r>
+        <w:t xml:space="preserve"> </w:t>
+      </w:r>
+      <w:r>
+        <w:t xml:space="preserve">её нет; ошибка есть в самом</w:t>
+      </w:r>
+      <w:r>
+        <w:t xml:space="preserve"> </w:t>
+      </w:r>
+      <w:r>
+        <w:rPr>
+          <w:rStyle w:val="VerbatimChar"/>
+        </w:rPr>
+        <w:t xml:space="preserve">main</w:t>
+      </w:r>
+      <w:r>
+        <w:t xml:space="preserve">, не в документации.</w:t>
       </w:r>
     </w:p>
     <w:tbl>
@@ -42689,7 +42728,7 @@
               <w:t xml:space="preserve"> </w:t>
             </w:r>
             <w:r>
-              <w:t xml:space="preserve">(26),</w:t>
+              <w:t xml:space="preserve">(27),</w:t>
             </w:r>
             <w:r>
               <w:t xml:space="preserve"> </w:t>
@@ -42743,6 +42782,21 @@
               <w:rPr>
                 <w:rStyle w:val="VerbatimChar"/>
               </w:rPr>
+              <w:t xml:space="preserve">DepositTest</w:t>
+            </w:r>
+            <w:r>
+              <w:t xml:space="preserve"> </w:t>
+            </w:r>
+            <w:r>
+              <w:t xml:space="preserve">(11),</w:t>
+            </w:r>
+            <w:r>
+              <w:t xml:space="preserve"> </w:t>
+            </w:r>
+            <w:r>
+              <w:rPr>
+                <w:rStyle w:val="VerbatimChar"/>
+              </w:rPr>
               <w:t xml:space="preserve">MoneyLogTest</w:t>
             </w:r>
             <w:r>
@@ -42773,21 +42827,6 @@
               <w:rPr>
                 <w:rStyle w:val="VerbatimChar"/>
               </w:rPr>
-              <w:t xml:space="preserve">DepositTest</w:t>
-            </w:r>
-            <w:r>
-              <w:t xml:space="preserve"> </w:t>
-            </w:r>
-            <w:r>
-              <w:t xml:space="preserve">(6),</w:t>
-            </w:r>
-            <w:r>
-              <w:t xml:space="preserve"> </w:t>
-            </w:r>
-            <w:r>
-              <w:rPr>
-                <w:rStyle w:val="VerbatimChar"/>
-              </w:rPr>
               <w:t xml:space="preserve">BudgetHistoryCodecTest</w:t>
             </w:r>
             <w:r>
@@ -42805,7 +42844,7 @@
               <w:pStyle w:val="Compact"/>
             </w:pPr>
             <w:r>
-              <w:t xml:space="preserve">130</w:t>
+              <w:t xml:space="preserve">136</w:t>
             </w:r>
           </w:p>
         </w:tc>
@@ -42942,7 +42981,7 @@
               <w:t xml:space="preserve"> </w:t>
             </w:r>
             <w:r>
-              <w:t xml:space="preserve">(16),</w:t>
+              <w:t xml:space="preserve">(18),</w:t>
             </w:r>
             <w:r>
               <w:t xml:space="preserve"> </w:t>
@@ -42981,6 +43020,21 @@
               <w:rPr>
                 <w:rStyle w:val="VerbatimChar"/>
               </w:rPr>
+              <w:t xml:space="preserve">PetCareProgressTest</w:t>
+            </w:r>
+            <w:r>
+              <w:t xml:space="preserve"> </w:t>
+            </w:r>
+            <w:r>
+              <w:t xml:space="preserve">(9),</w:t>
+            </w:r>
+            <w:r>
+              <w:t xml:space="preserve"> </w:t>
+            </w:r>
+            <w:r>
+              <w:rPr>
+                <w:rStyle w:val="VerbatimChar"/>
+              </w:rPr>
               <w:t xml:space="preserve">ItemEffectsTest</w:t>
             </w:r>
             <w:r>
@@ -42996,21 +43050,6 @@
               <w:rPr>
                 <w:rStyle w:val="VerbatimChar"/>
               </w:rPr>
-              <w:t xml:space="preserve">PetCareProgressTest</w:t>
-            </w:r>
-            <w:r>
-              <w:t xml:space="preserve"> </w:t>
-            </w:r>
-            <w:r>
-              <w:t xml:space="preserve">(8),</w:t>
-            </w:r>
-            <w:r>
-              <w:t xml:space="preserve"> </w:t>
-            </w:r>
-            <w:r>
-              <w:rPr>
-                <w:rStyle w:val="VerbatimChar"/>
-              </w:rPr>
               <w:t xml:space="preserve">PetCareTuningReaderTest</w:t>
             </w:r>
             <w:r>
@@ -43028,7 +43067,7 @@
               <w:pStyle w:val="Compact"/>
             </w:pPr>
             <w:r>
-              <w:t xml:space="preserve">77</w:t>
+              <w:t xml:space="preserve">80</w:t>
             </w:r>
           </w:p>
         </w:tc>
@@ -43135,6 +43174,21 @@
               <w:t xml:space="preserve"> </w:t>
             </w:r>
             <w:r>
+              <w:t xml:space="preserve">(8),</w:t>
+            </w:r>
+            <w:r>
+              <w:t xml:space="preserve"> </w:t>
+            </w:r>
+            <w:r>
+              <w:rPr>
+                <w:rStyle w:val="VerbatimChar"/>
+              </w:rPr>
+              <w:t xml:space="preserve">ItemSpritesTest</w:t>
+            </w:r>
+            <w:r>
+              <w:t xml:space="preserve"> </w:t>
+            </w:r>
+            <w:r>
               <w:t xml:space="preserve">(7),</w:t>
             </w:r>
             <w:r>
@@ -43144,21 +43198,6 @@
               <w:rPr>
                 <w:rStyle w:val="VerbatimChar"/>
               </w:rPr>
-              <w:t xml:space="preserve">ItemSpritesTest</w:t>
-            </w:r>
-            <w:r>
-              <w:t xml:space="preserve"> </w:t>
-            </w:r>
-            <w:r>
-              <w:t xml:space="preserve">(7),</w:t>
-            </w:r>
-            <w:r>
-              <w:t xml:space="preserve"> </w:t>
-            </w:r>
-            <w:r>
-              <w:rPr>
-                <w:rStyle w:val="VerbatimChar"/>
-              </w:rPr>
               <w:t xml:space="preserve">ItemCategoryTest</w:t>
             </w:r>
             <w:r>
@@ -43176,7 +43215,7 @@
               <w:pStyle w:val="Compact"/>
             </w:pPr>
             <w:r>
-              <w:t xml:space="preserve">18</w:t>
+              <w:t xml:space="preserve">19</w:t>
             </w:r>
           </w:p>
         </w:tc>
@@ -43269,7 +43308,7 @@
               <w:t xml:space="preserve"> </w:t>
             </w:r>
             <w:r>
-              <w:t xml:space="preserve">(15),</w:t>
+              <w:t xml:space="preserve">(16),</w:t>
             </w:r>
             <w:r>
               <w:t xml:space="preserve"> </w:t>
@@ -43325,7 +43364,7 @@
               <w:pStyle w:val="Compact"/>
             </w:pPr>
             <w:r>
-              <w:t xml:space="preserve">149</w:t>
+              <w:t xml:space="preserve">150</w:t>
             </w:r>
           </w:p>
         </w:tc>
@@ -43843,6 +43882,21 @@
               <w:rPr>
                 <w:rStyle w:val="VerbatimChar"/>
               </w:rPr>
+              <w:t xml:space="preserve">ShopCardSizingTest</w:t>
+            </w:r>
+            <w:r>
+              <w:t xml:space="preserve"> </w:t>
+            </w:r>
+            <w:r>
+              <w:t xml:space="preserve">(15),</w:t>
+            </w:r>
+            <w:r>
+              <w:t xml:space="preserve"> </w:t>
+            </w:r>
+            <w:r>
+              <w:rPr>
+                <w:rStyle w:val="VerbatimChar"/>
+              </w:rPr>
               <w:t xml:space="preserve">MoneyFormatTest</w:t>
             </w:r>
             <w:r>
@@ -43850,21 +43904,6 @@
             </w:r>
             <w:r>
               <w:t xml:space="preserve">(14),</w:t>
-            </w:r>
-            <w:r>
-              <w:t xml:space="preserve"> </w:t>
-            </w:r>
-            <w:r>
-              <w:rPr>
-                <w:rStyle w:val="VerbatimChar"/>
-              </w:rPr>
-              <w:t xml:space="preserve">ShopCardSizingTest</w:t>
-            </w:r>
-            <w:r>
-              <w:t xml:space="preserve"> </w:t>
-            </w:r>
-            <w:r>
-              <w:t xml:space="preserve">(15),</w:t>
             </w:r>
             <w:r>
               <w:t xml:space="preserve"> </w:t>
@@ -44070,7 +44109,7 @@
                 <w:b/>
                 <w:bCs/>
               </w:rPr>
-              <w:t xml:space="preserve">731</w:t>
+              <w:t xml:space="preserve">742</w:t>
             </w:r>
           </w:p>
         </w:tc>
@@ -47147,7 +47186,7 @@
               <w:t xml:space="preserve"> </w:t>
             </w:r>
             <w:r>
-              <w:t xml:space="preserve">Подсказка к экрану — от одного до трёх коротких абзацев (</w:t>
+              <w:t xml:space="preserve">Подсказка к экрану — один-два коротких абзаца (</w:t>
             </w:r>
             <w:r>
               <w:rPr>
@@ -49699,7 +49738,16 @@
               <w:t xml:space="preserve">DemoMode.kt</w:t>
             </w:r>
             <w:r>
-              <w:t xml:space="preserve">): кнопка «+12 ч» проводит питомца, бюджет, вклад и квесты через несколько игровых дней за минуты, без ожидания календарных сроков, а «Ещё раз» повторяет пройденный квест. Профиль в игре один и не привязан к человеку, поэтому в демо-сборке он и есть тестовый; Настройки → «Сбросить прогресс» после подтверждения возвращает его к исходному состоянию: выбор питомца, 200 монет, подсказки заново. Тесты:</w:t>
+              <w:t xml:space="preserve">): кнопка «+12 ч» проводит питомца, бюджет, вклад и квесты через несколько игровых дней за минуты, без ожидания календарных сроков, а «Ещё раз» повторяет пройденный квест. Профиль в игре один и не привязан к человеку, поэтому в демо-сборке он и есть тестовый; Настройки → «Сбросить прогресс» после подтверждения возвращает его к исходному состоянию: выбор питомца, стартовый баланс (</w:t>
+            </w:r>
+            <w:r>
+              <w:rPr>
+                <w:rStyle w:val="VerbatimChar"/>
+              </w:rPr>
+              <w:t xml:space="preserve">Economy.STARTING_BALANCE</w:t>
+            </w:r>
+            <w:r>
+              <w:t xml:space="preserve">), подсказки заново. Тесты:</w:t>
             </w:r>
             <w:r>
               <w:t xml:space="preserve"> </w:t>

--- a/docs/FinGame-Документация.docx
+++ b/docs/FinGame-Документация.docx
@@ -42560,19 +42560,19 @@
         <w:t xml:space="preserve"> </w:t>
       </w:r>
       <w:r>
-        <w:t xml:space="preserve">(коммит</w:t>
-      </w:r>
-      <w:r>
-        <w:t xml:space="preserve"> </w:t>
-      </w:r>
-      <w:r>
-        <w:rPr>
-          <w:rStyle w:val="VerbatimChar"/>
-        </w:rPr>
-        <w:t xml:space="preserve">04d05ec</w:t>
-      </w:r>
-      <w:r>
-        <w:t xml:space="preserve">, после слияния PR #37 и #38):</w:t>
+        <w:t xml:space="preserve">(после слияния PR #37 и #38 и исправления</w:t>
+      </w:r>
+      <w:r>
+        <w:t xml:space="preserve"> </w:t>
+      </w:r>
+      <w:r>
+        <w:rPr>
+          <w:rStyle w:val="VerbatimChar"/>
+        </w:rPr>
+        <w:t xml:space="preserve">ShippedQuestsTest</w:t>
+      </w:r>
+      <w:r>
+        <w:t xml:space="preserve">):</w:t>
       </w:r>
       <w:r>
         <w:t xml:space="preserve"> </w:t>
@@ -42582,58 +42582,10 @@
           <w:b/>
           <w:bCs/>
         </w:rPr>
-        <w:t xml:space="preserve">67 классов, 742 теста, 741 прошёл, 1 упал, 0 пропусков</w:t>
-      </w:r>
-      <w:r>
-        <w:t xml:space="preserve">. Упал</w:t>
-      </w:r>
-      <w:r>
-        <w:t xml:space="preserve"> </w:t>
-      </w:r>
-      <w:r>
-        <w:rPr>
-          <w:rStyle w:val="VerbatimChar"/>
-        </w:rPr>
-        <w:t xml:space="preserve">ShippedQuestsTest</w:t>
-      </w:r>
-      <w:r>
-        <w:t xml:space="preserve"> </w:t>
-      </w:r>
-      <w:r>
-        <w:t xml:space="preserve">(«returning the wallet pays less but feels better than keeping it»): тест ждёт у варианта «Оставить себе»</w:t>
-      </w:r>
-      <w:r>
-        <w:t xml:space="preserve"> </w:t>
-      </w:r>
-      <w:r>
-        <w:t xml:space="preserve">квеста «Потерянный кошелёк» награду 30 монет, а в</w:t>
-      </w:r>
-      <w:r>
-        <w:t xml:space="preserve"> </w:t>
-      </w:r>
-      <w:r>
-        <w:rPr>
-          <w:rStyle w:val="VerbatimChar"/>
-        </w:rPr>
-        <w:t xml:space="preserve">quests.xml</w:t>
-      </w:r>
-      <w:r>
-        <w:t xml:space="preserve"> </w:t>
-      </w:r>
-      <w:r>
-        <w:t xml:space="preserve">её нет; ошибка есть в самом</w:t>
-      </w:r>
-      <w:r>
-        <w:t xml:space="preserve"> </w:t>
-      </w:r>
-      <w:r>
-        <w:rPr>
-          <w:rStyle w:val="VerbatimChar"/>
-        </w:rPr>
-        <w:t xml:space="preserve">main</w:t>
-      </w:r>
-      <w:r>
-        <w:t xml:space="preserve">, не в документации.</w:t>
+        <w:t xml:space="preserve">67 классов, 742 теста, 0 падений, 0 пропусков</w:t>
+      </w:r>
+      <w:r>
+        <w:t xml:space="preserve">.</w:t>
       </w:r>
     </w:p>
     <w:tbl>

--- a/docs/FinGame-Документация.docx
+++ b/docs/FinGame-Документация.docx
@@ -7,7 +7,7 @@
         <w:pStyle w:val="Title"/>
       </w:pPr>
       <w:r>
-        <w:t xml:space="preserve">Fin Game — сопроводительная документация</w:t>
+        <w:t xml:space="preserve">Финансовый Питомец — сопроводительная документация</w:t>
       </w:r>
     </w:p>
     <w:p>
@@ -1119,7 +1119,7 @@
         <w:pStyle w:val="FirstParagraph"/>
       </w:pPr>
       <w:r>
-        <w:t xml:space="preserve">Сопроводительная документация игры «Fin Game» — детского финансового тамагочи для Android: ребёнок</w:t>
+        <w:t xml:space="preserve">Сопроводительная документация игры «Финансовый Питомец» — детского финансового тамагочи для Android: ребёнок</w:t>
       </w:r>
       <w:r>
         <w:t xml:space="preserve"> </w:t>
@@ -1807,6 +1807,65 @@
                 <w:rStyle w:val="VerbatimChar"/>
               </w:rPr>
               <w:t xml:space="preserve">app/build.gradle.kts</w:t>
+            </w:r>
+          </w:p>
+        </w:tc>
+      </w:tr>
+      <w:tr>
+        <w:tc>
+          <w:tcPr/>
+          <w:p>
+            <w:pPr>
+              <w:pStyle w:val="Compact"/>
+            </w:pPr>
+            <w:r>
+              <w:t xml:space="preserve">Название приложения</w:t>
+            </w:r>
+          </w:p>
+        </w:tc>
+        <w:tc>
+          <w:tcPr/>
+          <w:p>
+            <w:pPr>
+              <w:pStyle w:val="Compact"/>
+            </w:pPr>
+            <w:r>
+              <w:t xml:space="preserve">«Финансовый Питомец» (под значком и в списке приложений)</w:t>
+            </w:r>
+          </w:p>
+        </w:tc>
+        <w:tc>
+          <w:tcPr/>
+          <w:p>
+            <w:pPr>
+              <w:pStyle w:val="Compact"/>
+            </w:pPr>
+            <w:r>
+              <w:t xml:space="preserve">строка</w:t>
+            </w:r>
+            <w:r>
+              <w:t xml:space="preserve"> </w:t>
+            </w:r>
+            <w:r>
+              <w:rPr>
+                <w:rStyle w:val="VerbatimChar"/>
+              </w:rPr>
+              <w:t xml:space="preserve">app_name</w:t>
+            </w:r>
+            <w:r>
+              <w:t xml:space="preserve"> </w:t>
+            </w:r>
+            <w:r>
+              <w:t xml:space="preserve">в</w:t>
+            </w:r>
+            <w:r>
+              <w:t xml:space="preserve"> </w:t>
+            </w:r>
+            <w:r>
+              <w:rPr>
+                <w:rStyle w:val="VerbatimChar"/>
+              </w:rPr>
+              <w:t xml:space="preserve">app/src/main/res/values/strings.xml</w:t>
             </w:r>
           </w:p>
         </w:tc>
@@ -42425,7 +42484,7 @@
         <w:t xml:space="preserve"> </w:t>
       </w:r>
       <w:r>
-        <w:t xml:space="preserve">«Настройки Android» → «Приложения» → Fin Game → «Хранилище» →</w:t>
+        <w:t xml:space="preserve">«Настройки Android» → «Приложения» → Финансовый Питомец → «Хранилище» →</w:t>
       </w:r>
       <w:r>
         <w:t xml:space="preserve"> </w:t>
@@ -53312,6 +53371,54 @@
                 <w:rStyle w:val="VerbatimChar"/>
               </w:rPr>
               <w:t xml:space="preserve">res/drawable/ic_launcher_*</w:t>
+            </w:r>
+          </w:p>
+        </w:tc>
+      </w:tr>
+      <w:tr>
+        <w:tc>
+          <w:tcPr/>
+          <w:p>
+            <w:pPr>
+              <w:pStyle w:val="Compact"/>
+            </w:pPr>
+            <w:r>
+              <w:t xml:space="preserve">Название приложения (под значком, в списке приложений)</w:t>
+            </w:r>
+          </w:p>
+        </w:tc>
+        <w:tc>
+          <w:tcPr/>
+          <w:p>
+            <w:pPr>
+              <w:pStyle w:val="Compact"/>
+            </w:pPr>
+            <w:r>
+              <w:t xml:space="preserve">строка</w:t>
+            </w:r>
+            <w:r>
+              <w:t xml:space="preserve"> </w:t>
+            </w:r>
+            <w:r>
+              <w:rPr>
+                <w:rStyle w:val="VerbatimChar"/>
+              </w:rPr>
+              <w:t xml:space="preserve">app_name</w:t>
+            </w:r>
+            <w:r>
+              <w:t xml:space="preserve"> </w:t>
+            </w:r>
+            <w:r>
+              <w:t xml:space="preserve">в</w:t>
+            </w:r>
+            <w:r>
+              <w:t xml:space="preserve"> </w:t>
+            </w:r>
+            <w:r>
+              <w:rPr>
+                <w:rStyle w:val="VerbatimChar"/>
+              </w:rPr>
+              <w:t xml:space="preserve">app/src/main/res/values/strings.xml</w:t>
             </w:r>
           </w:p>
         </w:tc>

--- a/docs/FinGame-Документация.docx
+++ b/docs/FinGame-Документация.docx
@@ -12407,7 +12407,7 @@
               <w:t xml:space="preserve">StatKind.decayPerTick</w:t>
             </w:r>
             <w:r>
-              <w:t xml:space="preserve">, самая медленная</w:t>
+              <w:t xml:space="preserve">, одинаково для всех шкал</w:t>
             </w:r>
           </w:p>
         </w:tc>
@@ -12462,7 +12462,7 @@
               <w:t xml:space="preserve">StatKind.decayPerTick</w:t>
             </w:r>
             <w:r>
-              <w:t xml:space="preserve">, самая быстрая</w:t>
+              <w:t xml:space="preserve">, одинаково для всех шкал</w:t>
             </w:r>
           </w:p>
         </w:tc>
@@ -12517,7 +12517,7 @@
               <w:t xml:space="preserve">StatKind.decayPerTick</w:t>
             </w:r>
             <w:r>
-              <w:t xml:space="preserve">, между ними</w:t>
+              <w:t xml:space="preserve">, одинаково для всех шкал</w:t>
             </w:r>
           </w:p>
         </w:tc>
@@ -12573,7 +12573,46 @@
         <w:t xml:space="preserve">PetStats.TICK_MILLIS</w:t>
       </w:r>
       <w:r>
-        <w:t xml:space="preserve">). В формулах</w:t>
+        <w:t xml:space="preserve">): период</w:t>
+      </w:r>
+      <w:r>
+        <w:t xml:space="preserve"> </w:t>
+      </w:r>
+      <w:r>
+        <w:rPr>
+          <w:rStyle w:val="VerbatimChar"/>
+        </w:rPr>
+        <w:t xml:space="preserve">DECAY_PERIOD_MILLIS</w:t>
+      </w:r>
+      <w:r>
+        <w:t xml:space="preserve">, поделённый на</w:t>
+      </w:r>
+      <w:r>
+        <w:t xml:space="preserve"> </w:t>
+      </w:r>
+      <w:r>
+        <w:rPr>
+          <w:rStyle w:val="VerbatimChar"/>
+        </w:rPr>
+        <w:t xml:space="preserve">DECAY_POINTS_PER_PERIOD</w:t>
+      </w:r>
+      <w:r>
+        <w:t xml:space="preserve">, так что за этот период брошенный питомец теряет ровно</w:t>
+      </w:r>
+      <w:r>
+        <w:t xml:space="preserve"> </w:t>
+      </w:r>
+      <w:r>
+        <w:rPr>
+          <w:rStyle w:val="VerbatimChar"/>
+        </w:rPr>
+        <w:t xml:space="preserve">DECAY_POINTS_PER_PERIOD</w:t>
+      </w:r>
+      <w:r>
+        <w:t xml:space="preserve"> </w:t>
+      </w:r>
+      <w:r>
+        <w:t xml:space="preserve">пунктов каждой шкалы. В формулах</w:t>
       </w:r>
       <w:r>
         <w:t xml:space="preserve"> </w:t>
@@ -42619,19 +42658,7 @@
         <w:t xml:space="preserve"> </w:t>
       </w:r>
       <w:r>
-        <w:t xml:space="preserve">(после слияния PR #37 и #38 и исправления</w:t>
-      </w:r>
-      <w:r>
-        <w:t xml:space="preserve"> </w:t>
-      </w:r>
-      <w:r>
-        <w:rPr>
-          <w:rStyle w:val="VerbatimChar"/>
-        </w:rPr>
-        <w:t xml:space="preserve">ShippedQuestsTest</w:t>
-      </w:r>
-      <w:r>
-        <w:t xml:space="preserve">):</w:t>
+        <w:t xml:space="preserve">(после слияния PR #37–#40):</w:t>
       </w:r>
       <w:r>
         <w:t xml:space="preserve"> </w:t>
@@ -42641,7 +42668,7 @@
           <w:b/>
           <w:bCs/>
         </w:rPr>
-        <w:t xml:space="preserve">67 классов, 742 теста, 0 падений, 0 пропусков</w:t>
+        <w:t xml:space="preserve">67 классов, 744 теста, 0 падений, 0 пропусков</w:t>
       </w:r>
       <w:r>
         <w:t xml:space="preserve">.</w:t>
@@ -43007,7 +43034,7 @@
               <w:t xml:space="preserve"> </w:t>
             </w:r>
             <w:r>
-              <w:t xml:space="preserve">(12),</w:t>
+              <w:t xml:space="preserve">(14),</w:t>
             </w:r>
             <w:r>
               <w:t xml:space="preserve"> </w:t>
@@ -43078,7 +43105,7 @@
               <w:pStyle w:val="Compact"/>
             </w:pPr>
             <w:r>
-              <w:t xml:space="preserve">80</w:t>
+              <w:t xml:space="preserve">82</w:t>
             </w:r>
           </w:p>
         </w:tc>
@@ -44120,7 +44147,7 @@
                 <w:b/>
                 <w:bCs/>
               </w:rPr>
-              <w:t xml:space="preserve">742</w:t>
+              <w:t xml:space="preserve">744</w:t>
             </w:r>
           </w:p>
         </w:tc>
